--- a/docs/graduation/论文/胡嘉晨-毕业设计.docx
+++ b/docs/graduation/论文/胡嘉晨-毕业设计.docx
@@ -1159,31 +1159,61 @@
         <w:rPr>
           <w:rFonts w:hint="eastAsia"/>
         </w:rPr>
-        <w:t>语言的安全机制，在操作系统层面提供更高的容错并缩小漏洞影响范围。目前的</w:t>
-      </w:r>
-      <w:r>
-        <w:rPr>
-          <w:rFonts w:hint="eastAsia"/>
-        </w:rPr>
-        <w:t>Alien</w:t>
-      </w:r>
-      <w:r>
-        <w:rPr>
-          <w:rFonts w:hint="eastAsia"/>
-        </w:rPr>
-        <w:t>实现面向</w:t>
-      </w:r>
-      <w:r>
-        <w:rPr>
-          <w:rFonts w:hint="eastAsia"/>
-        </w:rPr>
-        <w:t>RISC-V</w:t>
-      </w:r>
-      <w:r>
-        <w:rPr>
-          <w:rFonts w:hint="eastAsia"/>
-        </w:rPr>
-        <w:t>架构，</w:t>
+        <w:t>语言的安全机制，在操作系统层面提供更高的容错并缩小漏洞影响范围。</w:t>
+      </w:r>
+      <w:r>
+        <w:rPr>
+          <w:rFonts w:hint="eastAsia"/>
+        </w:rPr>
+        <w:t>x86_64</w:t>
+      </w:r>
+      <w:r>
+        <w:rPr>
+          <w:rFonts w:hint="eastAsia"/>
+        </w:rPr>
+        <w:t>架构在服务器和桌面领域使用广泛、生态成熟，且用户态中断机制</w:t>
+      </w:r>
+      <w:r>
+        <w:rPr>
+          <w:rFonts w:hint="eastAsia"/>
+        </w:rPr>
+        <w:t>已</w:t>
+      </w:r>
+      <w:r>
+        <w:rPr>
+          <w:rFonts w:hint="eastAsia"/>
+        </w:rPr>
+        <w:t>在</w:t>
+      </w:r>
+      <w:r>
+        <w:rPr>
+          <w:rFonts w:hint="eastAsia"/>
+        </w:rPr>
+        <w:t>真实硬件</w:t>
+      </w:r>
+      <w:r>
+        <w:rPr>
+          <w:rFonts w:hint="eastAsia"/>
+        </w:rPr>
+        <w:t>上落地</w:t>
+      </w:r>
+      <w:r>
+        <w:rPr>
+          <w:rFonts w:hint="eastAsia"/>
+        </w:rPr>
+        <w:t>。</w:t>
+      </w:r>
+      <w:r>
+        <w:rPr>
+          <w:rFonts w:hint="eastAsia"/>
+        </w:rPr>
+        <w:t>移植能更好地验证隔离设计的可用性，同时引入新的软件和硬件特性</w:t>
+      </w:r>
+      <w:r>
+        <w:rPr>
+          <w:rFonts w:hint="eastAsia"/>
+        </w:rPr>
+        <w:t>。</w:t>
       </w:r>
       <w:r>
         <w:rPr>
@@ -1325,7 +1355,43 @@
         <w:rPr>
           <w:rFonts w:hint="eastAsia"/>
         </w:rPr>
-        <w:t>机制：在保证系统调用路径仍然保留的前提下，通过将一块只读的代码与数据区域映射至用户地址空间，使时间获取操作可以绕过系统调用。</w:t>
+        <w:t>机制：在保证系统调用路径仍然保留的前提下，通过将一块只读的代码与数据区域映射至用户地址空间，使</w:t>
+      </w:r>
+      <w:r>
+        <w:rPr>
+          <w:rFonts w:hint="eastAsia"/>
+        </w:rPr>
+        <w:t>用户</w:t>
+      </w:r>
+      <w:r>
+        <w:rPr>
+          <w:rFonts w:hint="eastAsia"/>
+        </w:rPr>
+        <w:t>程序</w:t>
+      </w:r>
+      <w:r>
+        <w:rPr>
+          <w:rFonts w:hint="eastAsia"/>
+        </w:rPr>
+        <w:t>获取</w:t>
+      </w:r>
+      <w:r>
+        <w:rPr>
+          <w:rFonts w:hint="eastAsia"/>
+        </w:rPr>
+        <w:t>当前</w:t>
+      </w:r>
+      <w:r>
+        <w:rPr>
+          <w:rFonts w:hint="eastAsia"/>
+        </w:rPr>
+        <w:t>时间</w:t>
+      </w:r>
+      <w:r>
+        <w:rPr>
+          <w:rFonts w:hint="eastAsia"/>
+        </w:rPr>
+        <w:t>可以绕过系统调用。</w:t>
       </w:r>
     </w:p>
     <w:p>
@@ -4024,7 +4090,7 @@
             <w:sz w:val="24"/>
             <w:szCs w:val="24"/>
           </w:rPr>
-          <w:t>7</w:t>
+          <w:t>8</w:t>
         </w:r>
         <w:r>
           <w:rPr>
@@ -4138,7 +4204,7 @@
             <w:sz w:val="24"/>
             <w:szCs w:val="24"/>
           </w:rPr>
-          <w:t>7</w:t>
+          <w:t>8</w:t>
         </w:r>
         <w:r>
           <w:rPr>
@@ -4252,7 +4318,7 @@
             <w:sz w:val="24"/>
             <w:szCs w:val="24"/>
           </w:rPr>
-          <w:t>8</w:t>
+          <w:t>9</w:t>
         </w:r>
         <w:r>
           <w:rPr>
@@ -4369,7 +4435,7 @@
             <w:sz w:val="24"/>
             <w:szCs w:val="24"/>
           </w:rPr>
-          <w:t>10</w:t>
+          <w:t>11</w:t>
         </w:r>
         <w:r>
           <w:rPr>
@@ -4483,7 +4549,7 @@
             <w:sz w:val="24"/>
             <w:szCs w:val="24"/>
           </w:rPr>
-          <w:t>10</w:t>
+          <w:t>11</w:t>
         </w:r>
         <w:r>
           <w:rPr>
@@ -4597,7 +4663,7 @@
             <w:sz w:val="24"/>
             <w:szCs w:val="24"/>
           </w:rPr>
-          <w:t>11</w:t>
+          <w:t>12</w:t>
         </w:r>
         <w:r>
           <w:rPr>
@@ -4711,7 +4777,7 @@
             <w:sz w:val="24"/>
             <w:szCs w:val="24"/>
           </w:rPr>
-          <w:t>12</w:t>
+          <w:t>13</w:t>
         </w:r>
         <w:r>
           <w:rPr>
@@ -4825,7 +4891,7 @@
             <w:sz w:val="24"/>
             <w:szCs w:val="24"/>
           </w:rPr>
-          <w:t>14</w:t>
+          <w:t>15</w:t>
         </w:r>
         <w:r>
           <w:rPr>
@@ -4939,7 +5005,7 @@
             <w:sz w:val="24"/>
             <w:szCs w:val="24"/>
           </w:rPr>
-          <w:t>15</w:t>
+          <w:t>16</w:t>
         </w:r>
         <w:r>
           <w:rPr>
@@ -5056,7 +5122,7 @@
             <w:sz w:val="24"/>
             <w:szCs w:val="24"/>
           </w:rPr>
-          <w:t>17</w:t>
+          <w:t>18</w:t>
         </w:r>
         <w:r>
           <w:rPr>
@@ -5170,7 +5236,7 @@
             <w:sz w:val="24"/>
             <w:szCs w:val="24"/>
           </w:rPr>
-          <w:t>17</w:t>
+          <w:t>18</w:t>
         </w:r>
         <w:r>
           <w:rPr>
@@ -5284,7 +5350,7 @@
             <w:sz w:val="24"/>
             <w:szCs w:val="24"/>
           </w:rPr>
-          <w:t>18</w:t>
+          <w:t>19</w:t>
         </w:r>
         <w:r>
           <w:rPr>
@@ -5398,7 +5464,7 @@
             <w:sz w:val="24"/>
             <w:szCs w:val="24"/>
           </w:rPr>
-          <w:t>19</w:t>
+          <w:t>20</w:t>
         </w:r>
         <w:r>
           <w:rPr>
@@ -5512,7 +5578,7 @@
             <w:sz w:val="24"/>
             <w:szCs w:val="24"/>
           </w:rPr>
-          <w:t>20</w:t>
+          <w:t>21</w:t>
         </w:r>
         <w:r>
           <w:rPr>
@@ -5629,7 +5695,7 @@
             <w:sz w:val="24"/>
             <w:szCs w:val="24"/>
           </w:rPr>
-          <w:t>22</w:t>
+          <w:t>23</w:t>
         </w:r>
         <w:r>
           <w:rPr>
@@ -5743,7 +5809,7 @@
             <w:sz w:val="24"/>
             <w:szCs w:val="24"/>
           </w:rPr>
-          <w:t>22</w:t>
+          <w:t>23</w:t>
         </w:r>
         <w:r>
           <w:rPr>
@@ -5857,7 +5923,7 @@
             <w:sz w:val="24"/>
             <w:szCs w:val="24"/>
           </w:rPr>
-          <w:t>23</w:t>
+          <w:t>24</w:t>
         </w:r>
         <w:r>
           <w:rPr>
@@ -5971,7 +6037,7 @@
             <w:sz w:val="24"/>
             <w:szCs w:val="24"/>
           </w:rPr>
-          <w:t>24</w:t>
+          <w:t>25</w:t>
         </w:r>
         <w:r>
           <w:rPr>
@@ -6088,7 +6154,7 @@
             <w:sz w:val="24"/>
             <w:szCs w:val="24"/>
           </w:rPr>
-          <w:t>25</w:t>
+          <w:t>26</w:t>
         </w:r>
         <w:r>
           <w:rPr>
@@ -6202,7 +6268,7 @@
             <w:sz w:val="24"/>
             <w:szCs w:val="24"/>
           </w:rPr>
-          <w:t>25</w:t>
+          <w:t>26</w:t>
         </w:r>
         <w:r>
           <w:rPr>
@@ -6316,7 +6382,7 @@
             <w:sz w:val="24"/>
             <w:szCs w:val="24"/>
           </w:rPr>
-          <w:t>25</w:t>
+          <w:t>26</w:t>
         </w:r>
         <w:r>
           <w:rPr>
@@ -6450,7 +6516,7 @@
             <w:sz w:val="24"/>
             <w:szCs w:val="24"/>
           </w:rPr>
-          <w:t>25</w:t>
+          <w:t>26</w:t>
         </w:r>
         <w:r>
           <w:rPr>
@@ -6567,7 +6633,7 @@
             <w:sz w:val="24"/>
             <w:szCs w:val="24"/>
           </w:rPr>
-          <w:t>27</w:t>
+          <w:t>28</w:t>
         </w:r>
         <w:r>
           <w:rPr>
@@ -6684,7 +6750,7 @@
             <w:sz w:val="24"/>
             <w:szCs w:val="24"/>
           </w:rPr>
-          <w:t>28</w:t>
+          <w:t>29</w:t>
         </w:r>
         <w:r>
           <w:rPr>
@@ -6801,7 +6867,7 @@
             <w:sz w:val="24"/>
             <w:szCs w:val="24"/>
           </w:rPr>
-          <w:t>30</w:t>
+          <w:t>31</w:t>
         </w:r>
         <w:r>
           <w:rPr>
@@ -9643,7 +9709,39 @@
         <w:rPr>
           <w:rFonts w:hint="eastAsia"/>
         </w:rPr>
-        <w:t>为五部分：引导与早期初始化、内存管理、中断控制、设备探测、域绑定与加载。</w:t>
+        <w:t>为</w:t>
+      </w:r>
+      <w:r>
+        <w:rPr>
+          <w:rFonts w:hint="eastAsia"/>
+        </w:rPr>
+        <w:t>四</w:t>
+      </w:r>
+      <w:r>
+        <w:rPr>
+          <w:rFonts w:hint="eastAsia"/>
+        </w:rPr>
+        <w:t>部分：引导与早期初始化、内存管理、中断控制、设备</w:t>
+      </w:r>
+      <w:proofErr w:type="gramStart"/>
+      <w:r>
+        <w:rPr>
+          <w:rFonts w:hint="eastAsia"/>
+        </w:rPr>
+        <w:t>探测</w:t>
+      </w:r>
+      <w:r>
+        <w:rPr>
+          <w:rFonts w:hint="eastAsia"/>
+        </w:rPr>
+        <w:t>与域绑定</w:t>
+      </w:r>
+      <w:proofErr w:type="gramEnd"/>
+      <w:r>
+        <w:rPr>
+          <w:rFonts w:hint="eastAsia"/>
+        </w:rPr>
+        <w:t>。</w:t>
       </w:r>
       <w:r>
         <w:rPr>
@@ -9671,11 +9769,20 @@
         <w:t>引导</w:t>
       </w:r>
       <w:bookmarkEnd w:id="27"/>
+      <w:r>
+        <w:rPr>
+          <w:rFonts w:hint="eastAsia"/>
+        </w:rPr>
+        <w:t>与早期初始化</w:t>
+      </w:r>
     </w:p>
     <w:p>
       <w:pPr>
         <w:pStyle w:val="01-"/>
         <w:ind w:firstLine="480"/>
+        <w:rPr>
+          <w:rFonts w:hint="eastAsia"/>
+        </w:rPr>
       </w:pPr>
       <w:r>
         <w:rPr>
@@ -9755,7 +9862,27 @@
         <w:rPr>
           <w:rFonts w:hint="eastAsia"/>
         </w:rPr>
-        <w:t>，传递物理内存布局、内核镜像基址、</w:t>
+        <w:t>，传递物理内存布局、</w:t>
+      </w:r>
+      <w:proofErr w:type="spellStart"/>
+      <w:r>
+        <w:rPr>
+          <w:rFonts w:hint="eastAsia"/>
+        </w:rPr>
+        <w:t>initrd</w:t>
+      </w:r>
+      <w:proofErr w:type="spellEnd"/>
+      <w:r>
+        <w:rPr>
+          <w:rFonts w:hint="eastAsia"/>
+        </w:rPr>
+        <w:t>基址</w:t>
+      </w:r>
+      <w:r>
+        <w:rPr>
+          <w:rFonts w:hint="eastAsia"/>
+        </w:rPr>
+        <w:t>、</w:t>
       </w:r>
       <w:r>
         <w:rPr>
@@ -9767,13 +9894,37 @@
         <w:rPr>
           <w:rFonts w:hint="eastAsia"/>
         </w:rPr>
-        <w:t>信息以及设备发现的最小必要数据</w:t>
-      </w:r>
-      <w:r>
-        <w:rPr>
-          <w:rFonts w:hint="eastAsia"/>
-        </w:rPr>
-        <w:t>，在不同平台上可能有不同的实际含义</w:t>
+        <w:t>信息</w:t>
+      </w:r>
+      <w:r>
+        <w:rPr>
+          <w:rFonts w:hint="eastAsia"/>
+        </w:rPr>
+        <w:t>等</w:t>
+      </w:r>
+      <w:r>
+        <w:rPr>
+          <w:rFonts w:hint="eastAsia"/>
+        </w:rPr>
+        <w:t>数据</w:t>
+      </w:r>
+      <w:r>
+        <w:rPr>
+          <w:rFonts w:hint="eastAsia"/>
+        </w:rPr>
+        <w:t>，</w:t>
+      </w:r>
+      <w:r>
+        <w:rPr>
+          <w:rFonts w:hint="eastAsia"/>
+        </w:rPr>
+        <w:t>留给后续部分使用。这个信息以指针的形式存在，</w:t>
+      </w:r>
+      <w:r>
+        <w:rPr>
+          <w:rFonts w:hint="eastAsia"/>
+        </w:rPr>
+        <w:t>在不同平台上可能有不同的实际含义</w:t>
       </w:r>
       <w:r>
         <w:rPr>
@@ -9797,27 +9948,79 @@
         <w:rPr>
           <w:rFonts w:hint="eastAsia"/>
         </w:rPr>
-        <w:t>上把</w:t>
-      </w:r>
-      <w:proofErr w:type="gramStart"/>
-      <w:r>
-        <w:rPr>
-          <w:rFonts w:hint="eastAsia"/>
-        </w:rPr>
-        <w:t>长模式</w:t>
-      </w:r>
-      <w:proofErr w:type="gramEnd"/>
-      <w:r>
-        <w:rPr>
-          <w:rFonts w:hint="eastAsia"/>
-        </w:rPr>
-        <w:t>切换、</w:t>
-      </w:r>
-      <w:r>
-        <w:rPr>
-          <w:rFonts w:hint="eastAsia"/>
-        </w:rPr>
-        <w:t>GDT/IDT</w:t>
+        <w:t>上</w:t>
+      </w:r>
+      <w:r>
+        <w:rPr>
+          <w:rFonts w:hint="eastAsia"/>
+        </w:rPr>
+        <w:t>，</w:t>
+      </w:r>
+      <w:r>
+        <w:rPr>
+          <w:rFonts w:hint="eastAsia"/>
+        </w:rPr>
+        <w:t>M</w:t>
+      </w:r>
+      <w:r>
+        <w:rPr>
+          <w:rFonts w:hint="eastAsia"/>
+        </w:rPr>
+        <w:t>ultiboot</w:t>
+      </w:r>
+      <w:r>
+        <w:rPr>
+          <w:rFonts w:hint="eastAsia"/>
+        </w:rPr>
+        <w:t>引导</w:t>
+      </w:r>
+      <w:r>
+        <w:rPr>
+          <w:rFonts w:hint="eastAsia"/>
+        </w:rPr>
+        <w:t>完成后</w:t>
+      </w:r>
+      <w:r>
+        <w:rPr>
+          <w:rFonts w:hint="eastAsia"/>
+        </w:rPr>
+        <w:t>处于</w:t>
+      </w:r>
+      <w:r>
+        <w:rPr>
+          <w:rFonts w:hint="eastAsia"/>
+        </w:rPr>
+        <w:t>32</w:t>
+      </w:r>
+      <w:r>
+        <w:rPr>
+          <w:rFonts w:hint="eastAsia"/>
+        </w:rPr>
+        <w:t>位保护模式，</w:t>
+      </w:r>
+      <w:r>
+        <w:rPr>
+          <w:rFonts w:hint="eastAsia"/>
+        </w:rPr>
+        <w:t>需要</w:t>
+      </w:r>
+      <w:r>
+        <w:rPr>
+          <w:rFonts w:hint="eastAsia"/>
+        </w:rPr>
+        <w:t>设置</w:t>
+      </w:r>
+      <w:r>
+        <w:rPr>
+          <w:rFonts w:hint="eastAsia"/>
+        </w:rPr>
+        <w:t>页表，设置</w:t>
+      </w:r>
+      <w:r>
+        <w:rPr>
+          <w:rFonts w:hint="eastAsia"/>
+        </w:rPr>
+        <w:t>CR0</w:t>
       </w:r>
       <w:r>
         <w:rPr>
@@ -9829,105 +10032,265 @@
         <w:rPr>
           <w:rFonts w:hint="eastAsia"/>
         </w:rPr>
+        <w:t>CR4</w:t>
+      </w:r>
+      <w:r>
+        <w:rPr>
+          <w:rFonts w:hint="eastAsia"/>
+        </w:rPr>
+        <w:t>、</w:t>
+      </w:r>
+      <w:r>
+        <w:rPr>
+          <w:rFonts w:hint="eastAsia"/>
+        </w:rPr>
+        <w:t>EFER</w:t>
+      </w:r>
+      <w:r>
+        <w:rPr>
+          <w:rFonts w:hint="eastAsia"/>
+        </w:rPr>
+        <w:t>控制寄存器</w:t>
+      </w:r>
+      <w:r>
+        <w:rPr>
+          <w:rFonts w:hint="eastAsia"/>
+        </w:rPr>
+        <w:t>进入长模式</w:t>
+      </w:r>
+      <w:r>
+        <w:rPr>
+          <w:rFonts w:hint="eastAsia"/>
+        </w:rPr>
+        <w:t>，然后再进入</w:t>
+      </w:r>
+      <w:r>
+        <w:rPr>
+          <w:rFonts w:hint="eastAsia"/>
+        </w:rPr>
+        <w:t>main</w:t>
+      </w:r>
+      <w:r>
+        <w:rPr>
+          <w:rFonts w:hint="eastAsia"/>
+        </w:rPr>
+        <w:t>；</w:t>
+      </w:r>
+      <w:r>
+        <w:rPr>
+          <w:rFonts w:hint="eastAsia"/>
+        </w:rPr>
+        <w:t>而</w:t>
+      </w:r>
+      <w:r>
+        <w:rPr>
+          <w:rFonts w:hint="eastAsia"/>
+        </w:rPr>
+        <w:t>RISC-V</w:t>
+      </w:r>
+      <w:r>
+        <w:rPr>
+          <w:rFonts w:hint="eastAsia"/>
+        </w:rPr>
+        <w:t>侧只需要在</w:t>
+      </w:r>
+      <w:r>
+        <w:rPr>
+          <w:rFonts w:hint="eastAsia"/>
+        </w:rPr>
+        <w:t>SBI</w:t>
+      </w:r>
+      <w:r>
+        <w:rPr>
+          <w:rFonts w:hint="eastAsia"/>
+        </w:rPr>
+        <w:t>初始化完成后压入</w:t>
+      </w:r>
+      <w:r>
+        <w:rPr>
+          <w:rFonts w:hint="eastAsia"/>
+        </w:rPr>
+        <w:t>boot</w:t>
+      </w:r>
+      <w:r>
+        <w:rPr>
+          <w:rFonts w:hint="eastAsia"/>
+        </w:rPr>
+        <w:t>信息指针后进入</w:t>
+      </w:r>
+      <w:r>
+        <w:rPr>
+          <w:rFonts w:hint="eastAsia"/>
+        </w:rPr>
+        <w:t>main</w:t>
+      </w:r>
+      <w:r>
+        <w:rPr>
+          <w:rFonts w:hint="eastAsia"/>
+        </w:rPr>
+        <w:t>即可。</w:t>
+      </w:r>
+      <w:r>
+        <w:rPr>
+          <w:rFonts w:hint="eastAsia"/>
+        </w:rPr>
+        <w:t>随后双架构初始化</w:t>
+      </w:r>
+      <w:proofErr w:type="spellStart"/>
+      <w:r>
+        <w:rPr>
+          <w:rFonts w:hint="eastAsia"/>
+        </w:rPr>
+        <w:t>percpu</w:t>
+      </w:r>
+      <w:proofErr w:type="spellEnd"/>
+      <w:r>
+        <w:rPr>
+          <w:rFonts w:hint="eastAsia"/>
+        </w:rPr>
+        <w:t>数据寄存器（</w:t>
+      </w:r>
+      <w:r>
+        <w:rPr>
+          <w:rFonts w:hint="eastAsia"/>
+        </w:rPr>
+        <w:t>x86_64</w:t>
+      </w:r>
+      <w:r>
+        <w:rPr>
+          <w:rFonts w:hint="eastAsia"/>
+        </w:rPr>
+        <w:t>上是</w:t>
+      </w:r>
+      <w:proofErr w:type="spellStart"/>
+      <w:r>
+        <w:rPr>
+          <w:rFonts w:hint="eastAsia"/>
+        </w:rPr>
+        <w:t>gs</w:t>
+      </w:r>
+      <w:proofErr w:type="spellEnd"/>
+      <w:r>
+        <w:rPr>
+          <w:rFonts w:hint="eastAsia"/>
+        </w:rPr>
+        <w:t>，</w:t>
+      </w:r>
+      <w:r>
+        <w:rPr>
+          <w:rFonts w:hint="eastAsia"/>
+        </w:rPr>
+        <w:t>RISC-V</w:t>
+      </w:r>
+      <w:r>
+        <w:rPr>
+          <w:rFonts w:hint="eastAsia"/>
+        </w:rPr>
+        <w:t>上是</w:t>
+      </w:r>
+      <w:proofErr w:type="spellStart"/>
+      <w:r>
+        <w:rPr>
+          <w:rFonts w:hint="eastAsia"/>
+        </w:rPr>
+        <w:t>gp</w:t>
+      </w:r>
+      <w:proofErr w:type="spellEnd"/>
+      <w:r>
+        <w:rPr>
+          <w:rFonts w:hint="eastAsia"/>
+        </w:rPr>
+        <w:t>）</w:t>
+      </w:r>
+      <w:r>
+        <w:rPr>
+          <w:rFonts w:hint="eastAsia"/>
+        </w:rPr>
+        <w:t>并进入早期初始化。</w:t>
+      </w:r>
+      <w:r>
+        <w:rPr>
+          <w:rFonts w:hint="eastAsia"/>
+        </w:rPr>
+        <w:t>x86_64</w:t>
+      </w:r>
+      <w:r>
+        <w:rPr>
+          <w:rFonts w:hint="eastAsia"/>
+        </w:rPr>
+        <w:t>侧在早期初始化中设置</w:t>
+      </w:r>
+      <w:r>
+        <w:rPr>
+          <w:rFonts w:hint="eastAsia"/>
+        </w:rPr>
         <w:t>APIC</w:t>
       </w:r>
       <w:r>
         <w:rPr>
           <w:rFonts w:hint="eastAsia"/>
         </w:rPr>
-        <w:t>初始化与</w:t>
-      </w:r>
-      <w:r>
-        <w:rPr>
-          <w:rFonts w:hint="eastAsia"/>
-        </w:rPr>
-        <w:t>SMP</w:t>
-      </w:r>
-      <w:r>
-        <w:rPr>
-          <w:rFonts w:hint="eastAsia"/>
-        </w:rPr>
-        <w:t>的</w:t>
-      </w:r>
-      <w:r>
-        <w:rPr>
-          <w:rFonts w:hint="eastAsia"/>
-        </w:rPr>
-        <w:t>BSP/AP</w:t>
-      </w:r>
-      <w:r>
-        <w:rPr>
-          <w:rFonts w:hint="eastAsia"/>
-        </w:rPr>
-        <w:t>协同放在汇编和平台代码中完成，而不在上层内核逻辑中混入架构判断；为保证陷阱路径的低延迟访问，在链接期为</w:t>
-      </w:r>
-      <w:proofErr w:type="spellStart"/>
-      <w:r>
-        <w:rPr>
-          <w:rFonts w:hint="eastAsia"/>
-        </w:rPr>
-        <w:t>percpu</w:t>
-      </w:r>
-      <w:proofErr w:type="spellEnd"/>
-      <w:r>
-        <w:rPr>
-          <w:rFonts w:hint="eastAsia"/>
-        </w:rPr>
-        <w:t>数据和</w:t>
-      </w:r>
-      <w:r>
-        <w:rPr>
-          <w:rFonts w:hint="eastAsia"/>
-        </w:rPr>
-        <w:t>trampoline</w:t>
-      </w:r>
-      <w:r>
-        <w:rPr>
-          <w:rFonts w:hint="eastAsia"/>
-        </w:rPr>
-        <w:t>保留固定的虚拟区域，并在早期就地初始化</w:t>
-      </w:r>
-      <w:proofErr w:type="spellStart"/>
-      <w:r>
-        <w:rPr>
-          <w:rFonts w:hint="eastAsia"/>
-        </w:rPr>
-        <w:t>percpu</w:t>
-      </w:r>
-      <w:proofErr w:type="spellEnd"/>
-      <w:r>
-        <w:rPr>
-          <w:rFonts w:hint="eastAsia"/>
-        </w:rPr>
-        <w:t>结构。这样，内核上层只需依赖</w:t>
-      </w:r>
-      <w:proofErr w:type="spellStart"/>
-      <w:r>
-        <w:rPr>
-          <w:rFonts w:hint="eastAsia"/>
-        </w:rPr>
-        <w:t>boot_info</w:t>
-      </w:r>
-      <w:proofErr w:type="spellEnd"/>
-      <w:r>
-        <w:rPr>
-          <w:rFonts w:hint="eastAsia"/>
-        </w:rPr>
-        <w:t>和</w:t>
-      </w:r>
-      <w:proofErr w:type="spellStart"/>
-      <w:r>
-        <w:rPr>
-          <w:rFonts w:hint="eastAsia"/>
-        </w:rPr>
-        <w:t>percpu</w:t>
-      </w:r>
-      <w:proofErr w:type="spellEnd"/>
-      <w:r>
-        <w:rPr>
-          <w:rFonts w:hint="eastAsia"/>
-        </w:rPr>
-        <w:t>镜像的抽象契约而不必关心实现细节。</w:t>
+        <w:t>打开本地中断</w:t>
+      </w:r>
+      <w:r>
+        <w:rPr>
+          <w:rFonts w:hint="eastAsia"/>
+        </w:rPr>
+        <w:t>、</w:t>
+      </w:r>
+      <w:r>
+        <w:rPr>
+          <w:rFonts w:hint="eastAsia"/>
+        </w:rPr>
+        <w:t>启用浮点</w:t>
+      </w:r>
+      <w:r>
+        <w:rPr>
+          <w:rFonts w:hint="eastAsia"/>
+        </w:rPr>
+        <w:t>/SSE</w:t>
+      </w:r>
+      <w:r>
+        <w:rPr>
+          <w:rFonts w:hint="eastAsia"/>
+        </w:rPr>
+        <w:t>功能</w:t>
+      </w:r>
+      <w:r>
+        <w:rPr>
+          <w:rFonts w:hint="eastAsia"/>
+        </w:rPr>
+        <w:t>，建立</w:t>
+      </w:r>
+      <w:r>
+        <w:rPr>
+          <w:rFonts w:hint="eastAsia"/>
+        </w:rPr>
+        <w:t>早期</w:t>
+      </w:r>
+      <w:r>
+        <w:rPr>
+          <w:rFonts w:hint="eastAsia"/>
+        </w:rPr>
+        <w:t>时间模块。而</w:t>
+      </w:r>
+      <w:r>
+        <w:rPr>
+          <w:rFonts w:hint="eastAsia"/>
+        </w:rPr>
+        <w:t>RISC-V</w:t>
+      </w:r>
+      <w:r>
+        <w:rPr>
+          <w:rFonts w:hint="eastAsia"/>
+        </w:rPr>
+        <w:t>得益于其简洁的设计，不需要进行相关工作。</w:t>
+      </w:r>
+      <w:r>
+        <w:rPr>
+          <w:rFonts w:hint="eastAsia"/>
+        </w:rPr>
+        <w:t>早期初始化的设计将更多平台差异隐藏到具体实现中。</w:t>
       </w:r>
     </w:p>
     <w:p>
@@ -9940,9 +10303,304 @@
         <w:rPr>
           <w:rFonts w:hint="eastAsia"/>
         </w:rPr>
-        <w:t>3.1.2 虚拟内存与页表管理</w:t>
+        <w:t xml:space="preserve">3.1.2 </w:t>
       </w:r>
       <w:bookmarkEnd w:id="28"/>
+      <w:r>
+        <w:rPr>
+          <w:rFonts w:hint="eastAsia"/>
+        </w:rPr>
+        <w:t>内存管理</w:t>
+      </w:r>
+    </w:p>
+    <w:p>
+      <w:pPr>
+        <w:pStyle w:val="01-"/>
+        <w:ind w:firstLine="480"/>
+        <w:rPr>
+          <w:rFonts w:hint="eastAsia"/>
+        </w:rPr>
+      </w:pPr>
+      <w:r>
+        <w:rPr>
+          <w:rFonts w:hint="eastAsia"/>
+        </w:rPr>
+        <w:t>在物理内存管理上，</w:t>
+      </w:r>
+      <w:r>
+        <w:rPr>
+          <w:rFonts w:hint="eastAsia"/>
+        </w:rPr>
+        <w:t>x86_64</w:t>
+      </w:r>
+      <w:r>
+        <w:rPr>
+          <w:rFonts w:hint="eastAsia"/>
+        </w:rPr>
+        <w:t>使用</w:t>
+      </w:r>
+      <w:r>
+        <w:rPr>
+          <w:rFonts w:hint="eastAsia"/>
+        </w:rPr>
+        <w:t>Multiboot</w:t>
+      </w:r>
+      <w:r>
+        <w:rPr>
+          <w:rFonts w:hint="eastAsia"/>
+        </w:rPr>
+        <w:t>信息获取可用</w:t>
+      </w:r>
+      <w:r>
+        <w:rPr>
+          <w:rFonts w:hint="eastAsia"/>
+        </w:rPr>
+        <w:t>物理内存</w:t>
+      </w:r>
+      <w:r>
+        <w:rPr>
+          <w:rFonts w:hint="eastAsia"/>
+        </w:rPr>
+        <w:t>区域，</w:t>
+      </w:r>
+      <w:r>
+        <w:rPr>
+          <w:rFonts w:hint="eastAsia"/>
+        </w:rPr>
+        <w:t>RISC-V</w:t>
+      </w:r>
+      <w:r>
+        <w:rPr>
+          <w:rFonts w:hint="eastAsia"/>
+        </w:rPr>
+        <w:t>解析</w:t>
+      </w:r>
+      <w:r>
+        <w:rPr>
+          <w:rFonts w:hint="eastAsia"/>
+        </w:rPr>
+        <w:t>FDT</w:t>
+      </w:r>
+      <w:r>
+        <w:rPr>
+          <w:rFonts w:hint="eastAsia"/>
+        </w:rPr>
+        <w:t>的</w:t>
+      </w:r>
+      <w:r>
+        <w:rPr>
+          <w:rFonts w:hint="eastAsia"/>
+        </w:rPr>
+        <w:t>/memory</w:t>
+      </w:r>
+      <w:r>
+        <w:rPr>
+          <w:rFonts w:hint="eastAsia"/>
+        </w:rPr>
+        <w:t>节点获取可用</w:t>
+      </w:r>
+      <w:r>
+        <w:rPr>
+          <w:rFonts w:hint="eastAsia"/>
+        </w:rPr>
+        <w:t>物理内存</w:t>
+      </w:r>
+      <w:r>
+        <w:rPr>
+          <w:rFonts w:hint="eastAsia"/>
+        </w:rPr>
+        <w:t>信息</w:t>
+      </w:r>
+      <w:r>
+        <w:rPr>
+          <w:rFonts w:hint="eastAsia"/>
+        </w:rPr>
+        <w:t>，</w:t>
+      </w:r>
+      <w:r>
+        <w:rPr>
+          <w:rFonts w:hint="eastAsia"/>
+        </w:rPr>
+        <w:t>在</w:t>
+      </w:r>
+      <w:proofErr w:type="gramStart"/>
+      <w:r>
+        <w:rPr>
+          <w:rFonts w:hint="eastAsia"/>
+        </w:rPr>
+        <w:t>去除低</w:t>
+      </w:r>
+      <w:proofErr w:type="gramEnd"/>
+      <w:r>
+        <w:rPr>
+          <w:rFonts w:hint="eastAsia"/>
+        </w:rPr>
+        <w:t>地址区域和内核</w:t>
+      </w:r>
+      <w:r>
+        <w:rPr>
+          <w:rFonts w:hint="eastAsia"/>
+        </w:rPr>
+        <w:t>ELF</w:t>
+      </w:r>
+      <w:r>
+        <w:rPr>
+          <w:rFonts w:hint="eastAsia"/>
+        </w:rPr>
+        <w:t>占据的物理页</w:t>
+      </w:r>
+      <w:r>
+        <w:rPr>
+          <w:rFonts w:hint="eastAsia"/>
+        </w:rPr>
+        <w:t>后</w:t>
+      </w:r>
+      <w:r>
+        <w:rPr>
+          <w:rFonts w:hint="eastAsia"/>
+        </w:rPr>
+        <w:t>，</w:t>
+      </w:r>
+      <w:r>
+        <w:rPr>
+          <w:rFonts w:hint="eastAsia"/>
+        </w:rPr>
+        <w:t>物理页帧管理器将</w:t>
+      </w:r>
+      <w:r>
+        <w:rPr>
+          <w:rFonts w:hint="eastAsia"/>
+        </w:rPr>
+        <w:t>剩余</w:t>
+      </w:r>
+      <w:r>
+        <w:rPr>
+          <w:rFonts w:hint="eastAsia"/>
+        </w:rPr>
+        <w:t>可用物理内存</w:t>
+      </w:r>
+      <w:r>
+        <w:rPr>
+          <w:rFonts w:hint="eastAsia"/>
+        </w:rPr>
+        <w:t>按页划分</w:t>
+      </w:r>
+      <w:r>
+        <w:rPr>
+          <w:rFonts w:hint="eastAsia"/>
+        </w:rPr>
+        <w:t>，构建空闲页帧池，并提供统一的分配与回收接口</w:t>
+      </w:r>
+      <w:r>
+        <w:rPr>
+          <w:rFonts w:hint="eastAsia"/>
+        </w:rPr>
+        <w:t>。</w:t>
+      </w:r>
+      <w:r>
+        <w:rPr>
+          <w:rFonts w:hint="eastAsia"/>
+        </w:rPr>
+        <w:t>物理页帧</w:t>
+      </w:r>
+      <w:r>
+        <w:rPr>
+          <w:rFonts w:hint="eastAsia"/>
+        </w:rPr>
+        <w:t>回收工作可以借助</w:t>
+      </w:r>
+      <w:r>
+        <w:rPr>
+          <w:rFonts w:hint="eastAsia"/>
+        </w:rPr>
+        <w:t>Rust</w:t>
+      </w:r>
+      <w:r>
+        <w:rPr>
+          <w:rFonts w:hint="eastAsia"/>
+        </w:rPr>
+        <w:t>语言提供的</w:t>
+      </w:r>
+      <w:r>
+        <w:rPr>
+          <w:rFonts w:hint="eastAsia"/>
+        </w:rPr>
+        <w:t>RAII</w:t>
+      </w:r>
+      <w:r>
+        <w:rPr>
+          <w:rFonts w:hint="eastAsia"/>
+        </w:rPr>
+        <w:t>特性进行自动回收。</w:t>
+      </w:r>
+      <w:r>
+        <w:rPr>
+          <w:rFonts w:hint="eastAsia"/>
+        </w:rPr>
+        <w:t>内核链接脚本中预留了内核堆空间，这部分物理</w:t>
+      </w:r>
+      <w:r>
+        <w:rPr>
+          <w:rFonts w:hint="eastAsia"/>
+        </w:rPr>
+        <w:t>内存</w:t>
+      </w:r>
+      <w:r>
+        <w:rPr>
+          <w:rFonts w:hint="eastAsia"/>
+        </w:rPr>
+        <w:t>交给内核堆分配器进行</w:t>
+      </w:r>
+      <w:r>
+        <w:rPr>
+          <w:rFonts w:hint="eastAsia"/>
+        </w:rPr>
+        <w:t>分配</w:t>
+      </w:r>
+      <w:r>
+        <w:rPr>
+          <w:rFonts w:hint="eastAsia"/>
+        </w:rPr>
+        <w:t>。</w:t>
+      </w:r>
+      <w:r>
+        <w:rPr>
+          <w:rFonts w:hint="eastAsia"/>
+        </w:rPr>
+        <w:t>由于内核</w:t>
+      </w:r>
+      <w:proofErr w:type="gramStart"/>
+      <w:r>
+        <w:rPr>
+          <w:rFonts w:hint="eastAsia"/>
+        </w:rPr>
+        <w:t>堆空间</w:t>
+      </w:r>
+      <w:proofErr w:type="gramEnd"/>
+      <w:r>
+        <w:rPr>
+          <w:rFonts w:hint="eastAsia"/>
+        </w:rPr>
+        <w:t>在内核</w:t>
+      </w:r>
+      <w:r>
+        <w:rPr>
+          <w:rFonts w:hint="eastAsia"/>
+        </w:rPr>
+        <w:t>ELF</w:t>
+      </w:r>
+      <w:r>
+        <w:rPr>
+          <w:rFonts w:hint="eastAsia"/>
+        </w:rPr>
+        <w:t>区域内，故不会与物理页帧分配器冲突</w:t>
+      </w:r>
+      <w:r>
+        <w:rPr>
+          <w:rFonts w:hint="eastAsia"/>
+        </w:rPr>
+        <w:t>。</w:t>
+      </w:r>
     </w:p>
     <w:p>
       <w:pPr>
@@ -9953,7 +10611,7 @@
         <w:rPr>
           <w:rFonts w:hint="eastAsia"/>
         </w:rPr>
-        <w:t>在虚拟内存与页表管理上，核心是定义一个跨架构的</w:t>
+        <w:t>在虚拟内存管理上，核心是定义一个跨架构的</w:t>
       </w:r>
       <w:proofErr w:type="spellStart"/>
       <w:r>
@@ -9967,7 +10625,19 @@
         <w:rPr>
           <w:rFonts w:hint="eastAsia"/>
         </w:rPr>
-        <w:t>抽象，至少应包含：获取页表根地址、创建</w:t>
+        <w:t>抽象，包含</w:t>
+      </w:r>
+      <w:r>
+        <w:rPr>
+          <w:rFonts w:hint="eastAsia"/>
+        </w:rPr>
+        <w:t>如下操作</w:t>
+      </w:r>
+      <w:r>
+        <w:rPr>
+          <w:rFonts w:hint="eastAsia"/>
+        </w:rPr>
+        <w:t>：获取页表根地址、创建</w:t>
       </w:r>
       <w:r>
         <w:rPr>
@@ -9979,19 +10649,61 @@
         <w:rPr>
           <w:rFonts w:hint="eastAsia"/>
         </w:rPr>
-        <w:t>销毁地址空间、映射与取消映射物理页、查询虚拟到物理的映射、</w:t>
-      </w:r>
-      <w:r>
-        <w:rPr>
-          <w:rFonts w:hint="eastAsia"/>
-        </w:rPr>
-        <w:t>TLB</w:t>
-      </w:r>
-      <w:r>
-        <w:rPr>
-          <w:rFonts w:hint="eastAsia"/>
-        </w:rPr>
-        <w:t>刷新的语义以及对大页的支持。每种架构提供对应的适配器实现：在</w:t>
+        <w:t>销毁地址空间、映射与取消</w:t>
+      </w:r>
+      <w:r>
+        <w:rPr>
+          <w:rFonts w:hint="eastAsia"/>
+        </w:rPr>
+        <w:t>物理页</w:t>
+      </w:r>
+      <w:r>
+        <w:rPr>
+          <w:rFonts w:hint="eastAsia"/>
+        </w:rPr>
+        <w:t>映射、查询虚拟</w:t>
+      </w:r>
+      <w:r>
+        <w:rPr>
+          <w:rFonts w:hint="eastAsia"/>
+        </w:rPr>
+        <w:t>地址</w:t>
+      </w:r>
+      <w:r>
+        <w:rPr>
+          <w:rFonts w:hint="eastAsia"/>
+        </w:rPr>
+        <w:t>到物理</w:t>
+      </w:r>
+      <w:r>
+        <w:rPr>
+          <w:rFonts w:hint="eastAsia"/>
+        </w:rPr>
+        <w:t>地址</w:t>
+      </w:r>
+      <w:r>
+        <w:rPr>
+          <w:rFonts w:hint="eastAsia"/>
+        </w:rPr>
+        <w:t>的映射。每种架构提供对应的</w:t>
+      </w:r>
+      <w:r>
+        <w:rPr>
+          <w:rFonts w:hint="eastAsia"/>
+        </w:rPr>
+        <w:t>页表项</w:t>
+      </w:r>
+      <w:r>
+        <w:rPr>
+          <w:rFonts w:hint="eastAsia"/>
+        </w:rPr>
+        <w:t>和页表寄存器</w:t>
+      </w:r>
+      <w:r>
+        <w:rPr>
+          <w:rFonts w:hint="eastAsia"/>
+        </w:rPr>
+        <w:t>实现：在</w:t>
       </w:r>
       <w:proofErr w:type="spellStart"/>
       <w:r>
@@ -10055,82 +10767,457 @@
         <w:rPr>
           <w:rFonts w:hint="eastAsia"/>
         </w:rPr>
-        <w:t>切换页表根。上层使用的是抽象操作而非直接操作寄存器或页表条目，从而屏蔽页表层级和</w:t>
+        <w:t>切换页表根。上层使用</w:t>
+      </w:r>
+      <w:r>
+        <w:rPr>
+          <w:rFonts w:hint="eastAsia"/>
+        </w:rPr>
+        <w:t>了</w:t>
+      </w:r>
+      <w:proofErr w:type="spellStart"/>
+      <w:r>
+        <w:rPr>
+          <w:rFonts w:hint="eastAsia"/>
+        </w:rPr>
+        <w:t>VSpace</w:t>
+      </w:r>
+      <w:proofErr w:type="spellEnd"/>
+      <w:r>
+        <w:rPr>
+          <w:rFonts w:hint="eastAsia"/>
+        </w:rPr>
+        <w:t>抽象操作而</w:t>
+      </w:r>
+      <w:r>
+        <w:rPr>
+          <w:rFonts w:hint="eastAsia"/>
+        </w:rPr>
+        <w:t>不是</w:t>
+      </w:r>
+      <w:r>
+        <w:rPr>
+          <w:rFonts w:hint="eastAsia"/>
+        </w:rPr>
+        <w:t>直接操作寄存器或页表条目，从而屏蔽页表层级</w:t>
+      </w:r>
+      <w:r>
+        <w:rPr>
+          <w:rFonts w:hint="eastAsia"/>
+        </w:rPr>
+        <w:t>和寄存器</w:t>
+      </w:r>
+      <w:r>
+        <w:rPr>
+          <w:rFonts w:hint="eastAsia"/>
+        </w:rPr>
+        <w:t>的差异。域加载、</w:t>
+      </w:r>
+      <w:proofErr w:type="spellStart"/>
+      <w:r>
+        <w:rPr>
+          <w:rFonts w:hint="eastAsia"/>
+        </w:rPr>
+        <w:t>vDSO</w:t>
+      </w:r>
+      <w:proofErr w:type="spellEnd"/>
+      <w:r>
+        <w:rPr>
+          <w:rFonts w:hint="eastAsia"/>
+        </w:rPr>
+        <w:t>映射以及用户地址空间的初始化都通过该抽象完成</w:t>
+      </w:r>
+      <w:r>
+        <w:rPr>
+          <w:rFonts w:hint="eastAsia"/>
+        </w:rPr>
+        <w:t>。</w:t>
+      </w:r>
+    </w:p>
+    <w:p>
+      <w:pPr>
+        <w:pStyle w:val="04-"/>
+        <w:spacing w:before="156"/>
+        <w:rPr>
+          <w:rFonts w:hint="eastAsia"/>
+        </w:rPr>
+      </w:pPr>
+      <w:bookmarkStart w:id="29" w:name="_Toc230001926"/>
+      <w:r>
+        <w:rPr>
+          <w:rFonts w:hint="eastAsia"/>
+        </w:rPr>
+        <w:t xml:space="preserve">3.1.3 </w:t>
+      </w:r>
+      <w:bookmarkEnd w:id="29"/>
+      <w:r>
+        <w:rPr>
+          <w:rFonts w:hint="eastAsia"/>
+        </w:rPr>
+        <w:t>中断控制</w:t>
+      </w:r>
+    </w:p>
+    <w:p>
+      <w:pPr>
+        <w:pStyle w:val="01-"/>
+        <w:ind w:firstLine="480"/>
+        <w:rPr>
+          <w:rFonts w:hint="eastAsia"/>
+        </w:rPr>
+      </w:pPr>
+      <w:r>
+        <w:rPr>
+          <w:rFonts w:hint="eastAsia"/>
+        </w:rPr>
+        <w:t>中断</w:t>
+      </w:r>
+      <w:r>
+        <w:rPr>
+          <w:rFonts w:hint="eastAsia"/>
+        </w:rPr>
+        <w:t>控制</w:t>
+      </w:r>
+      <w:r>
+        <w:rPr>
+          <w:rFonts w:hint="eastAsia"/>
+        </w:rPr>
+        <w:t>采用两层设计：汇编入口负责保存</w:t>
+      </w:r>
+      <w:r>
+        <w:rPr>
+          <w:rFonts w:hint="eastAsia"/>
+        </w:rPr>
+        <w:t>和恢复</w:t>
+      </w:r>
+      <w:r>
+        <w:rPr>
+          <w:rFonts w:hint="eastAsia"/>
+        </w:rPr>
+        <w:t>中断上下文</w:t>
+      </w:r>
+      <w:r>
+        <w:rPr>
+          <w:rFonts w:hint="eastAsia"/>
+        </w:rPr>
+        <w:t>、</w:t>
+      </w:r>
+      <w:r>
+        <w:rPr>
+          <w:rFonts w:hint="eastAsia"/>
+        </w:rPr>
+        <w:t>切换</w:t>
       </w:r>
       <w:proofErr w:type="gramStart"/>
       <w:r>
         <w:rPr>
           <w:rFonts w:hint="eastAsia"/>
         </w:rPr>
-        <w:t>页大小</w:t>
+        <w:t>栈</w:t>
       </w:r>
       <w:proofErr w:type="gramEnd"/>
       <w:r>
         <w:rPr>
           <w:rFonts w:hint="eastAsia"/>
         </w:rPr>
-        <w:t>的差异。域加载、</w:t>
+        <w:t>和地址空间</w:t>
+      </w:r>
+      <w:r>
+        <w:rPr>
+          <w:rFonts w:hint="eastAsia"/>
+        </w:rPr>
+        <w:t>，</w:t>
+      </w:r>
+      <w:r>
+        <w:rPr>
+          <w:rFonts w:hint="eastAsia"/>
+        </w:rPr>
+        <w:t>然后</w:t>
+      </w:r>
+      <w:r>
+        <w:rPr>
+          <w:rFonts w:hint="eastAsia"/>
+        </w:rPr>
+        <w:t>把控制权交给用</w:t>
+      </w:r>
+      <w:r>
+        <w:rPr>
+          <w:rFonts w:hint="eastAsia"/>
+        </w:rPr>
+        <w:t>Rust</w:t>
+      </w:r>
+      <w:r>
+        <w:rPr>
+          <w:rFonts w:hint="eastAsia"/>
+        </w:rPr>
+        <w:t>实现的</w:t>
+      </w:r>
+      <w:r>
+        <w:rPr>
+          <w:rFonts w:hint="eastAsia"/>
+        </w:rPr>
+        <w:t>中断</w:t>
+      </w:r>
+      <w:r>
+        <w:rPr>
+          <w:rFonts w:hint="eastAsia"/>
+        </w:rPr>
+        <w:t>分发</w:t>
+      </w:r>
+      <w:r>
+        <w:rPr>
+          <w:rFonts w:hint="eastAsia"/>
+        </w:rPr>
+        <w:t>函数</w:t>
+      </w:r>
+      <w:r>
+        <w:rPr>
+          <w:rFonts w:hint="eastAsia"/>
+        </w:rPr>
+        <w:t>。</w:t>
+      </w:r>
+      <w:r>
+        <w:rPr>
+          <w:rFonts w:hint="eastAsia"/>
+        </w:rPr>
+        <w:t>对于</w:t>
+      </w:r>
+      <w:r>
+        <w:rPr>
+          <w:rFonts w:hint="eastAsia"/>
+        </w:rPr>
+        <w:t>RISC-V</w:t>
+      </w:r>
+      <w:r>
+        <w:rPr>
+          <w:rFonts w:hint="eastAsia"/>
+        </w:rPr>
+        <w:t>，</w:t>
+      </w:r>
+      <w:r>
+        <w:rPr>
+          <w:rFonts w:hint="eastAsia"/>
+        </w:rPr>
+        <w:t>故障</w:t>
+      </w:r>
+      <w:r>
+        <w:rPr>
+          <w:rFonts w:hint="eastAsia"/>
+        </w:rPr>
+        <w:t>与系统调用共享中断路径，仅需要区分内核中断与用户中断路径。</w:t>
+      </w:r>
+      <w:r>
+        <w:rPr>
+          <w:rFonts w:hint="eastAsia"/>
+        </w:rPr>
+        <w:t>x86_64</w:t>
+      </w:r>
+      <w:r>
+        <w:rPr>
+          <w:rFonts w:hint="eastAsia"/>
+        </w:rPr>
+        <w:t>引入了</w:t>
       </w:r>
       <w:proofErr w:type="spellStart"/>
       <w:r>
         <w:rPr>
           <w:rFonts w:hint="eastAsia"/>
         </w:rPr>
-        <w:t>vDSO</w:t>
+        <w:t>syscall</w:t>
       </w:r>
       <w:proofErr w:type="spellEnd"/>
       <w:r>
         <w:rPr>
           <w:rFonts w:hint="eastAsia"/>
         </w:rPr>
-        <w:t>映射以及用户地址空间的初始化都通过该抽象完成；与之配合的还有针对链接与重定位的约定，例如选择相对重定位</w:t>
-      </w:r>
-      <w:r>
-        <w:rPr>
-          <w:rFonts w:hint="eastAsia"/>
-        </w:rPr>
-        <w:lastRenderedPageBreak/>
-        <w:t>以降低对固定加载地址的依赖，或在需要时通过内核在地址空间创建阶段注入</w:t>
+        <w:t>指令和</w:t>
       </w:r>
       <w:proofErr w:type="spellStart"/>
       <w:r>
         <w:rPr>
           <w:rFonts w:hint="eastAsia"/>
         </w:rPr>
-        <w:t>auxv</w:t>
+        <w:t>syscall</w:t>
       </w:r>
       <w:proofErr w:type="spellEnd"/>
       <w:r>
         <w:rPr>
           <w:rFonts w:hint="eastAsia"/>
         </w:rPr>
-        <w:t>项（例如</w:t>
-      </w:r>
-      <w:r>
-        <w:rPr>
-          <w:rFonts w:hint="eastAsia"/>
-        </w:rPr>
-        <w:t>AT_SYSINFO_EHDR</w:t>
-      </w:r>
-      <w:r>
-        <w:rPr>
-          <w:rFonts w:hint="eastAsia"/>
-        </w:rPr>
-        <w:t>）以指明</w:t>
+        <w:t xml:space="preserve"> MSR</w:t>
+      </w:r>
+      <w:r>
+        <w:rPr>
+          <w:rFonts w:hint="eastAsia"/>
+        </w:rPr>
+        <w:t>，需要额外区分</w:t>
+      </w:r>
+      <w:r>
+        <w:rPr>
+          <w:rFonts w:hint="eastAsia"/>
+        </w:rPr>
+        <w:t>故障</w:t>
+      </w:r>
+      <w:r>
+        <w:rPr>
+          <w:rFonts w:hint="eastAsia"/>
+        </w:rPr>
+        <w:t>和系统调用路径。</w:t>
+      </w:r>
+      <w:r>
+        <w:rPr>
+          <w:rFonts w:hint="eastAsia"/>
+        </w:rPr>
+        <w:t>故障</w:t>
+      </w:r>
+      <w:r>
+        <w:t>处理时，部分寄存器的保存和恢复由</w:t>
+      </w:r>
+      <w:r>
+        <w:t>CPU</w:t>
+      </w:r>
+      <w:r>
+        <w:t>自动完成，</w:t>
+      </w:r>
+      <w:r>
+        <w:rPr>
+          <w:rFonts w:hint="eastAsia"/>
+        </w:rPr>
+        <w:t>剩余</w:t>
+      </w:r>
+      <w:r>
+        <w:t>逻辑与</w:t>
+      </w:r>
+      <w:r>
+        <w:t>RISC-V</w:t>
+      </w:r>
+      <w:r>
+        <w:t>类似</w:t>
+      </w:r>
+      <w:r>
+        <w:rPr>
+          <w:rFonts w:hint="eastAsia"/>
+        </w:rPr>
+        <w:t>。</w:t>
+      </w:r>
+      <w:r>
+        <w:rPr>
+          <w:rFonts w:hint="eastAsia"/>
+        </w:rPr>
+        <w:t>系统调用则完全由软件保存</w:t>
+      </w:r>
+      <w:r>
+        <w:rPr>
+          <w:rFonts w:hint="eastAsia"/>
+        </w:rPr>
+        <w:t>和恢复</w:t>
+      </w:r>
+      <w:r>
+        <w:rPr>
+          <w:rFonts w:hint="eastAsia"/>
+        </w:rPr>
+        <w:t>所有寄存器，本文的做法是将</w:t>
       </w:r>
       <w:proofErr w:type="spellStart"/>
       <w:r>
         <w:rPr>
           <w:rFonts w:hint="eastAsia"/>
         </w:rPr>
-        <w:t>vDSO</w:t>
+        <w:t>percpu</w:t>
       </w:r>
       <w:proofErr w:type="spellEnd"/>
       <w:r>
         <w:rPr>
           <w:rFonts w:hint="eastAsia"/>
         </w:rPr>
-        <w:t>基址。</w:t>
+        <w:t>区域映射到</w:t>
+      </w:r>
+      <w:proofErr w:type="gramStart"/>
+      <w:r>
+        <w:rPr>
+          <w:rFonts w:hint="eastAsia"/>
+        </w:rPr>
+        <w:t>用户态高地址</w:t>
+      </w:r>
+      <w:proofErr w:type="gramEnd"/>
+      <w:r>
+        <w:rPr>
+          <w:rFonts w:hint="eastAsia"/>
+        </w:rPr>
+        <w:t>，先暂存用户栈指针到内存中再恢复，以此完成换</w:t>
+      </w:r>
+      <w:proofErr w:type="gramStart"/>
+      <w:r>
+        <w:rPr>
+          <w:rFonts w:hint="eastAsia"/>
+        </w:rPr>
+        <w:t>栈</w:t>
+      </w:r>
+      <w:proofErr w:type="gramEnd"/>
+      <w:r>
+        <w:rPr>
+          <w:rFonts w:hint="eastAsia"/>
+        </w:rPr>
+        <w:t>操作</w:t>
+      </w:r>
+      <w:r>
+        <w:rPr>
+          <w:rFonts w:hint="eastAsia"/>
+        </w:rPr>
+        <w:t>。</w:t>
+      </w:r>
+      <w:r>
+        <w:rPr>
+          <w:rFonts w:hint="eastAsia"/>
+        </w:rPr>
+        <w:t>中断分发函数</w:t>
+      </w:r>
+      <w:r>
+        <w:rPr>
+          <w:rFonts w:hint="eastAsia"/>
+        </w:rPr>
+        <w:t>负责解码异常原因、调用相应的处理逻辑并</w:t>
+      </w:r>
+      <w:r>
+        <w:rPr>
+          <w:rFonts w:hint="eastAsia"/>
+        </w:rPr>
+        <w:t>将结果写入</w:t>
+      </w:r>
+      <w:r>
+        <w:rPr>
+          <w:rFonts w:hint="eastAsia"/>
+        </w:rPr>
+        <w:t>用于恢复的</w:t>
+      </w:r>
+      <w:r>
+        <w:rPr>
+          <w:rFonts w:hint="eastAsia"/>
+        </w:rPr>
+        <w:t>中断上下文</w:t>
+      </w:r>
+      <w:r>
+        <w:rPr>
+          <w:rFonts w:hint="eastAsia"/>
+        </w:rPr>
+        <w:t>。</w:t>
+      </w:r>
+      <w:r>
+        <w:rPr>
+          <w:rFonts w:hint="eastAsia"/>
+        </w:rPr>
+        <w:t>这部分受架构影响较大，分别实现</w:t>
+      </w:r>
+      <w:r>
+        <w:rPr>
+          <w:rFonts w:hint="eastAsia"/>
+        </w:rPr>
+        <w:t>更好</w:t>
+      </w:r>
+      <w:r>
+        <w:rPr>
+          <w:rFonts w:hint="eastAsia"/>
+        </w:rPr>
+        <w:t>。</w:t>
       </w:r>
     </w:p>
     <w:p>
@@ -10138,14 +11225,474 @@
         <w:pStyle w:val="04-"/>
         <w:spacing w:before="156"/>
       </w:pPr>
-      <w:bookmarkStart w:id="29" w:name="_Toc230001926"/>
-      <w:r>
-        <w:rPr>
-          <w:rFonts w:hint="eastAsia"/>
-        </w:rPr>
-        <w:t>3.1.3 Trap与异常管理</w:t>
-      </w:r>
-      <w:bookmarkEnd w:id="29"/>
+      <w:r>
+        <w:rPr>
+          <w:rFonts w:hint="eastAsia"/>
+        </w:rPr>
+        <w:t>3.1.4 设备</w:t>
+      </w:r>
+      <w:proofErr w:type="gramStart"/>
+      <w:r>
+        <w:rPr>
+          <w:rFonts w:hint="eastAsia"/>
+        </w:rPr>
+        <w:t>探测</w:t>
+      </w:r>
+      <w:r>
+        <w:rPr>
+          <w:rFonts w:hint="eastAsia"/>
+        </w:rPr>
+        <w:t>与</w:t>
+      </w:r>
+      <w:r>
+        <w:rPr>
+          <w:rFonts w:hint="eastAsia"/>
+        </w:rPr>
+        <w:t>域</w:t>
+      </w:r>
+      <w:r>
+        <w:rPr>
+          <w:rFonts w:hint="eastAsia"/>
+        </w:rPr>
+        <w:t>加载</w:t>
+      </w:r>
+      <w:proofErr w:type="gramEnd"/>
+    </w:p>
+    <w:p>
+      <w:pPr>
+        <w:pStyle w:val="01-"/>
+        <w:ind w:firstLine="480"/>
+        <w:rPr>
+          <w:rFonts w:hint="eastAsia"/>
+        </w:rPr>
+      </w:pPr>
+      <w:r>
+        <w:rPr>
+          <w:rFonts w:hint="eastAsia"/>
+        </w:rPr>
+        <w:t>设备探测职责在于把平台发现设备的细节</w:t>
+      </w:r>
+      <w:r>
+        <w:rPr>
+          <w:rFonts w:hint="eastAsia"/>
+        </w:rPr>
+        <w:t>隐藏到</w:t>
+      </w:r>
+      <w:r>
+        <w:rPr>
+          <w:rFonts w:hint="eastAsia"/>
+        </w:rPr>
+        <w:t>平台实现</w:t>
+      </w:r>
+      <w:r>
+        <w:rPr>
+          <w:rFonts w:hint="eastAsia"/>
+        </w:rPr>
+        <w:t>中</w:t>
+      </w:r>
+      <w:r>
+        <w:rPr>
+          <w:rFonts w:hint="eastAsia"/>
+        </w:rPr>
+        <w:t>，对外只暴露出探测得到的</w:t>
+      </w:r>
+      <w:r>
+        <w:rPr>
+          <w:rFonts w:hint="eastAsia"/>
+        </w:rPr>
+        <w:t>设备信息</w:t>
+      </w:r>
+      <w:r>
+        <w:rPr>
+          <w:rFonts w:hint="eastAsia"/>
+        </w:rPr>
+        <w:t>。实现上，</w:t>
+      </w:r>
+      <w:r>
+        <w:rPr>
+          <w:rFonts w:hint="eastAsia"/>
+        </w:rPr>
+        <w:t>RISC-V</w:t>
+      </w:r>
+      <w:r>
+        <w:rPr>
+          <w:rFonts w:hint="eastAsia"/>
+        </w:rPr>
+        <w:t>使用</w:t>
+      </w:r>
+      <w:r>
+        <w:rPr>
+          <w:rFonts w:hint="eastAsia"/>
+        </w:rPr>
+        <w:t>FDT</w:t>
+      </w:r>
+      <w:r>
+        <w:rPr>
+          <w:rFonts w:hint="eastAsia"/>
+        </w:rPr>
+        <w:t>进行设备解析</w:t>
+      </w:r>
+      <w:r>
+        <w:rPr>
+          <w:rFonts w:hint="eastAsia"/>
+        </w:rPr>
+        <w:t>，</w:t>
+      </w:r>
+      <w:r>
+        <w:rPr>
+          <w:rFonts w:hint="eastAsia"/>
+        </w:rPr>
+        <w:t>x86_64</w:t>
+      </w:r>
+      <w:r>
+        <w:rPr>
+          <w:rFonts w:hint="eastAsia"/>
+        </w:rPr>
+        <w:t>则使用</w:t>
+      </w:r>
+      <w:r>
+        <w:rPr>
+          <w:rFonts w:hint="eastAsia"/>
+        </w:rPr>
+        <w:t>ACPI/PCI</w:t>
+      </w:r>
+      <w:r>
+        <w:rPr>
+          <w:rFonts w:hint="eastAsia"/>
+        </w:rPr>
+        <w:t>机制</w:t>
+      </w:r>
+      <w:r>
+        <w:rPr>
+          <w:rFonts w:hint="eastAsia"/>
+        </w:rPr>
+        <w:t>。</w:t>
+      </w:r>
+      <w:r>
+        <w:rPr>
+          <w:rFonts w:hint="eastAsia"/>
+        </w:rPr>
+        <w:t>不同平台存在不同平台的专有设备，例如</w:t>
+      </w:r>
+      <w:r>
+        <w:rPr>
+          <w:rFonts w:hint="eastAsia"/>
+        </w:rPr>
+        <w:t>PLIC</w:t>
+      </w:r>
+      <w:r>
+        <w:rPr>
+          <w:rFonts w:hint="eastAsia"/>
+        </w:rPr>
+        <w:t>、</w:t>
+      </w:r>
+      <w:r>
+        <w:rPr>
+          <w:rFonts w:hint="eastAsia"/>
+        </w:rPr>
+        <w:t>Goldfish</w:t>
+      </w:r>
+      <w:r>
+        <w:rPr>
+          <w:rFonts w:hint="eastAsia"/>
+        </w:rPr>
+        <w:t>等</w:t>
+      </w:r>
+      <w:r>
+        <w:rPr>
+          <w:rFonts w:hint="eastAsia"/>
+        </w:rPr>
+        <w:t>，</w:t>
+      </w:r>
+      <w:r>
+        <w:rPr>
+          <w:rFonts w:hint="eastAsia"/>
+        </w:rPr>
+        <w:t>即使是相同设备也</w:t>
+      </w:r>
+      <w:r>
+        <w:rPr>
+          <w:rFonts w:hint="eastAsia"/>
+        </w:rPr>
+        <w:t>存在不同的</w:t>
+      </w:r>
+      <w:r>
+        <w:rPr>
+          <w:rFonts w:hint="eastAsia"/>
+        </w:rPr>
+        <w:t>I/O</w:t>
+      </w:r>
+      <w:r>
+        <w:rPr>
+          <w:rFonts w:hint="eastAsia"/>
+        </w:rPr>
+        <w:t>方式，例如</w:t>
+      </w:r>
+      <w:r>
+        <w:rPr>
+          <w:rFonts w:hint="eastAsia"/>
+        </w:rPr>
+        <w:t>MMIO</w:t>
+      </w:r>
+      <w:r>
+        <w:rPr>
+          <w:rFonts w:hint="eastAsia"/>
+        </w:rPr>
+        <w:t>和</w:t>
+      </w:r>
+      <w:r>
+        <w:rPr>
+          <w:rFonts w:hint="eastAsia"/>
+        </w:rPr>
+        <w:t>PIO</w:t>
+      </w:r>
+      <w:r>
+        <w:rPr>
+          <w:rFonts w:hint="eastAsia"/>
+        </w:rPr>
+        <w:t>。</w:t>
+      </w:r>
+      <w:r>
+        <w:rPr>
+          <w:rFonts w:hint="eastAsia"/>
+        </w:rPr>
+        <w:t>在本文的设计中，对于平台专有设备</w:t>
+      </w:r>
+      <w:r>
+        <w:rPr>
+          <w:rFonts w:hint="eastAsia"/>
+        </w:rPr>
+        <w:t>的驱动域</w:t>
+      </w:r>
+      <w:r>
+        <w:rPr>
+          <w:rFonts w:hint="eastAsia"/>
+        </w:rPr>
+        <w:t>，假定在指定架构下实现，其它架构</w:t>
+      </w:r>
+      <w:r>
+        <w:rPr>
+          <w:rFonts w:hint="eastAsia"/>
+        </w:rPr>
+        <w:t>尝试编译</w:t>
+      </w:r>
+      <w:r>
+        <w:rPr>
+          <w:rFonts w:hint="eastAsia"/>
+        </w:rPr>
+        <w:t>会报错；对于平台共用设备</w:t>
+      </w:r>
+      <w:r>
+        <w:rPr>
+          <w:rFonts w:hint="eastAsia"/>
+        </w:rPr>
+        <w:t>的驱动域</w:t>
+      </w:r>
+      <w:r>
+        <w:rPr>
+          <w:rFonts w:hint="eastAsia"/>
+        </w:rPr>
+        <w:t>，</w:t>
+      </w:r>
+      <w:r>
+        <w:rPr>
+          <w:rFonts w:hint="eastAsia"/>
+        </w:rPr>
+        <w:t>其实现中</w:t>
+      </w:r>
+      <w:r>
+        <w:rPr>
+          <w:rFonts w:hint="eastAsia"/>
+        </w:rPr>
+        <w:t>支持</w:t>
+      </w:r>
+      <w:r>
+        <w:rPr>
+          <w:rFonts w:hint="eastAsia"/>
+        </w:rPr>
+        <w:t>多种</w:t>
+      </w:r>
+      <w:r>
+        <w:rPr>
+          <w:rFonts w:hint="eastAsia"/>
+        </w:rPr>
+        <w:t>I/O</w:t>
+      </w:r>
+      <w:r>
+        <w:rPr>
+          <w:rFonts w:hint="eastAsia"/>
+        </w:rPr>
+        <w:t>方式，</w:t>
+      </w:r>
+      <w:r>
+        <w:rPr>
+          <w:rFonts w:hint="eastAsia"/>
+        </w:rPr>
+        <w:t>域加载时</w:t>
+      </w:r>
+      <w:r>
+        <w:rPr>
+          <w:rFonts w:hint="eastAsia"/>
+        </w:rPr>
+        <w:t>需要</w:t>
+      </w:r>
+      <w:r>
+        <w:rPr>
+          <w:rFonts w:hint="eastAsia"/>
+        </w:rPr>
+        <w:t>按架构</w:t>
+      </w:r>
+      <w:r>
+        <w:rPr>
+          <w:rFonts w:hint="eastAsia"/>
+        </w:rPr>
+        <w:t>初始化</w:t>
+      </w:r>
+      <w:r>
+        <w:rPr>
+          <w:rFonts w:hint="eastAsia"/>
+        </w:rPr>
+        <w:t>I/O</w:t>
+      </w:r>
+      <w:r>
+        <w:rPr>
+          <w:rFonts w:hint="eastAsia"/>
+        </w:rPr>
+        <w:t>方式</w:t>
+      </w:r>
+      <w:r>
+        <w:rPr>
+          <w:rFonts w:hint="eastAsia"/>
+        </w:rPr>
+        <w:t>，</w:t>
+      </w:r>
+      <w:r>
+        <w:rPr>
+          <w:rFonts w:hint="eastAsia"/>
+        </w:rPr>
+        <w:t>这样就能隐藏架构差异，复用同一段</w:t>
+      </w:r>
+      <w:r>
+        <w:rPr>
+          <w:rFonts w:hint="eastAsia"/>
+        </w:rPr>
+        <w:t>业务逻辑</w:t>
+      </w:r>
+      <w:r>
+        <w:rPr>
+          <w:rFonts w:hint="eastAsia"/>
+        </w:rPr>
+        <w:t>代码</w:t>
+      </w:r>
+      <w:r>
+        <w:rPr>
+          <w:rFonts w:hint="eastAsia"/>
+        </w:rPr>
+        <w:t>。</w:t>
+      </w:r>
+      <w:r>
+        <w:t>上述</w:t>
+      </w:r>
+      <w:r>
+        <w:rPr>
+          <w:rFonts w:hint="eastAsia"/>
+        </w:rPr>
+        <w:t>两类</w:t>
+      </w:r>
+      <w:r>
+        <w:t>域</w:t>
+      </w:r>
+      <w:r>
+        <w:rPr>
+          <w:rFonts w:hint="eastAsia"/>
+        </w:rPr>
+        <w:t>需要判断当前架构后加载</w:t>
+      </w:r>
+      <w:r>
+        <w:t>。</w:t>
+      </w:r>
+      <w:r>
+        <w:rPr>
+          <w:rFonts w:hint="eastAsia"/>
+        </w:rPr>
+        <w:t>对于</w:t>
+      </w:r>
+      <w:r>
+        <w:rPr>
+          <w:rFonts w:hint="eastAsia"/>
+        </w:rPr>
+        <w:t>内核组件域中架构相关的部分，在实现中统一域接口操作，内部按架构实现。</w:t>
+      </w:r>
+      <w:r>
+        <w:rPr>
+          <w:rFonts w:hint="eastAsia"/>
+        </w:rPr>
+        <w:t>除此之外，还存在大量架构无关的内核组件域</w:t>
+      </w:r>
+      <w:r>
+        <w:rPr>
+          <w:rFonts w:hint="eastAsia"/>
+        </w:rPr>
+        <w:t>和</w:t>
+      </w:r>
+      <w:r>
+        <w:rPr>
+          <w:rFonts w:hint="eastAsia"/>
+        </w:rPr>
+        <w:t>虚拟设备域</w:t>
+      </w:r>
+      <w:r>
+        <w:rPr>
+          <w:rFonts w:hint="eastAsia"/>
+        </w:rPr>
+        <w:t>，这些</w:t>
+      </w:r>
+      <w:proofErr w:type="gramStart"/>
+      <w:r>
+        <w:rPr>
+          <w:rFonts w:hint="eastAsia"/>
+        </w:rPr>
+        <w:t>域可以</w:t>
+      </w:r>
+      <w:proofErr w:type="gramEnd"/>
+      <w:r>
+        <w:rPr>
+          <w:rFonts w:hint="eastAsia"/>
+        </w:rPr>
+        <w:t>直接</w:t>
+      </w:r>
+      <w:r>
+        <w:rPr>
+          <w:rFonts w:hint="eastAsia"/>
+        </w:rPr>
+        <w:t>加载</w:t>
+      </w:r>
+      <w:r>
+        <w:rPr>
+          <w:rFonts w:hint="eastAsia"/>
+        </w:rPr>
+        <w:t>。</w:t>
+      </w:r>
+      <w:r>
+        <w:rPr>
+          <w:rFonts w:hint="eastAsia"/>
+        </w:rPr>
+        <w:t>由此便完成了设备</w:t>
+      </w:r>
+      <w:proofErr w:type="gramStart"/>
+      <w:r>
+        <w:rPr>
+          <w:rFonts w:hint="eastAsia"/>
+        </w:rPr>
+        <w:t>探测与域加载</w:t>
+      </w:r>
+      <w:proofErr w:type="gramEnd"/>
+      <w:r>
+        <w:rPr>
+          <w:rFonts w:hint="eastAsia"/>
+        </w:rPr>
+        <w:t>的平台无关上层抽象。</w:t>
+      </w:r>
     </w:p>
     <w:p>
       <w:pPr>
@@ -10156,716 +11703,131 @@
         <w:rPr>
           <w:rFonts w:hint="eastAsia"/>
         </w:rPr>
-        <w:t>Trap</w:t>
-      </w:r>
-      <w:r>
-        <w:rPr>
-          <w:rFonts w:hint="eastAsia"/>
-        </w:rPr>
-        <w:t>与异常管理采用两层设计：短小的汇编入口负责保存最小寄存器集、根据</w:t>
+        <w:t>总体上，引入</w:t>
+      </w:r>
+      <w:r>
+        <w:rPr>
+          <w:rFonts w:hint="eastAsia"/>
+        </w:rPr>
+        <w:t>x86_64</w:t>
+      </w:r>
+      <w:r>
+        <w:rPr>
+          <w:rFonts w:hint="eastAsia"/>
+        </w:rPr>
+        <w:t>的关键在于把架构专有步骤封装在少数几个边界：</w:t>
+      </w:r>
+      <w:r>
+        <w:rPr>
+          <w:rFonts w:hint="eastAsia"/>
+        </w:rPr>
+        <w:t>引导和早期初始化</w:t>
+      </w:r>
+      <w:r>
+        <w:rPr>
+          <w:rFonts w:hint="eastAsia"/>
+        </w:rPr>
+        <w:t>、</w:t>
+      </w:r>
+      <w:proofErr w:type="spellStart"/>
+      <w:r>
+        <w:rPr>
+          <w:rFonts w:hint="eastAsia"/>
+        </w:rPr>
+        <w:t>VSpace</w:t>
+      </w:r>
+      <w:proofErr w:type="spellEnd"/>
+      <w:r>
+        <w:rPr>
+          <w:rFonts w:hint="eastAsia"/>
+        </w:rPr>
+        <w:t>内部实现</w:t>
+      </w:r>
+      <w:r>
+        <w:rPr>
+          <w:rFonts w:hint="eastAsia"/>
+        </w:rPr>
+        <w:t>、汇编中断入口</w:t>
+      </w:r>
+      <w:r>
+        <w:rPr>
+          <w:rFonts w:hint="eastAsia"/>
+        </w:rPr>
+        <w:t>和</w:t>
+      </w:r>
+      <w:r>
+        <w:rPr>
+          <w:rFonts w:hint="eastAsia"/>
+        </w:rPr>
+        <w:t>中断分发函数</w:t>
+      </w:r>
+      <w:r>
+        <w:rPr>
+          <w:rFonts w:hint="eastAsia"/>
+        </w:rPr>
+        <w:t>、设备</w:t>
+      </w:r>
+      <w:r>
+        <w:rPr>
+          <w:rFonts w:hint="eastAsia"/>
+        </w:rPr>
+        <w:t>探测</w:t>
       </w:r>
       <w:proofErr w:type="gramStart"/>
       <w:r>
         <w:rPr>
           <w:rFonts w:hint="eastAsia"/>
         </w:rPr>
-        <w:t>特权级</w:t>
+        <w:t>实现</w:t>
+      </w:r>
+      <w:r>
+        <w:rPr>
+          <w:rFonts w:hint="eastAsia"/>
+        </w:rPr>
+        <w:t>与</w:t>
+      </w:r>
+      <w:r>
+        <w:rPr>
+          <w:rFonts w:hint="eastAsia"/>
+        </w:rPr>
+        <w:t>域加载</w:t>
       </w:r>
       <w:proofErr w:type="gramEnd"/>
       <w:r>
         <w:rPr>
           <w:rFonts w:hint="eastAsia"/>
         </w:rPr>
-        <w:t>完成内核</w:t>
-      </w:r>
-      <w:proofErr w:type="gramStart"/>
-      <w:r>
-        <w:rPr>
-          <w:rFonts w:hint="eastAsia"/>
-        </w:rPr>
-        <w:t>栈</w:t>
-      </w:r>
-      <w:proofErr w:type="gramEnd"/>
-      <w:r>
-        <w:rPr>
-          <w:rFonts w:hint="eastAsia"/>
-        </w:rPr>
-        <w:t>与寄存器镜像的切换，并把控制权交给用</w:t>
-      </w:r>
-      <w:r>
-        <w:rPr>
-          <w:rFonts w:hint="eastAsia"/>
-        </w:rPr>
-        <w:t>Rust</w:t>
-      </w:r>
-      <w:r>
-        <w:rPr>
-          <w:rFonts w:hint="eastAsia"/>
-        </w:rPr>
-        <w:t>实现的通用分发器。汇编层的职责是保证原子性和确定性：在</w:t>
-      </w:r>
-      <w:r>
-        <w:rPr>
-          <w:rFonts w:hint="eastAsia"/>
-        </w:rPr>
-        <w:t>x86_64</w:t>
-      </w:r>
-      <w:r>
-        <w:rPr>
-          <w:rFonts w:hint="eastAsia"/>
-        </w:rPr>
-        <w:t>上封装</w:t>
-      </w:r>
-      <w:proofErr w:type="spellStart"/>
-      <w:r>
-        <w:rPr>
-          <w:rFonts w:hint="eastAsia"/>
-        </w:rPr>
-        <w:t>swapgs</w:t>
-      </w:r>
-      <w:proofErr w:type="spellEnd"/>
-      <w:r>
-        <w:rPr>
-          <w:rFonts w:hint="eastAsia"/>
-        </w:rPr>
-        <w:t>、</w:t>
-      </w:r>
-      <w:r>
-        <w:rPr>
-          <w:rFonts w:hint="eastAsia"/>
-        </w:rPr>
-        <w:t>CR3/</w:t>
-      </w:r>
-      <w:r>
-        <w:rPr>
-          <w:rFonts w:hint="eastAsia"/>
-        </w:rPr>
-        <w:t>堆栈切换与必要的屏障，而在</w:t>
-      </w:r>
-      <w:proofErr w:type="spellStart"/>
-      <w:r>
-        <w:rPr>
-          <w:rFonts w:hint="eastAsia"/>
-        </w:rPr>
-        <w:t>riscv</w:t>
-      </w:r>
-      <w:proofErr w:type="spellEnd"/>
-      <w:r>
-        <w:rPr>
-          <w:rFonts w:hint="eastAsia"/>
-        </w:rPr>
-        <w:t>上封装</w:t>
-      </w:r>
-      <w:r>
-        <w:rPr>
-          <w:rFonts w:hint="eastAsia"/>
-        </w:rPr>
-        <w:t>CSR</w:t>
-      </w:r>
-      <w:r>
-        <w:rPr>
-          <w:rFonts w:hint="eastAsia"/>
-        </w:rPr>
-        <w:t>的读取与写入以及</w:t>
-      </w:r>
-      <w:proofErr w:type="spellStart"/>
-      <w:r>
-        <w:rPr>
-          <w:rFonts w:hint="eastAsia"/>
-        </w:rPr>
-        <w:t>satp</w:t>
-      </w:r>
-      <w:proofErr w:type="spellEnd"/>
-      <w:r>
-        <w:rPr>
-          <w:rFonts w:hint="eastAsia"/>
-        </w:rPr>
-        <w:t>切换；通用分发器负责解码异常原因、校验用户指针安全、调用相应的处理逻辑并构造用于恢复的</w:t>
-      </w:r>
-      <w:proofErr w:type="spellStart"/>
-      <w:r>
-        <w:rPr>
-          <w:rFonts w:hint="eastAsia"/>
-        </w:rPr>
-        <w:t>trapframe</w:t>
-      </w:r>
-      <w:proofErr w:type="spellEnd"/>
-      <w:r>
-        <w:rPr>
-          <w:rFonts w:hint="eastAsia"/>
-        </w:rPr>
-        <w:t>。系统调用</w:t>
-      </w:r>
-      <w:r>
-        <w:rPr>
-          <w:rFonts w:hint="eastAsia"/>
-        </w:rPr>
-        <w:t>ABI</w:t>
-      </w:r>
-      <w:r>
-        <w:rPr>
-          <w:rFonts w:hint="eastAsia"/>
-        </w:rPr>
-        <w:t>在内核内部被归一化：通过条件编译或适配器模块将不同架构的</w:t>
-      </w:r>
-      <w:r>
-        <w:rPr>
-          <w:rFonts w:hint="eastAsia"/>
-        </w:rPr>
-        <w:t xml:space="preserve">raw </w:t>
-      </w:r>
-      <w:proofErr w:type="spellStart"/>
-      <w:r>
-        <w:rPr>
-          <w:rFonts w:hint="eastAsia"/>
-        </w:rPr>
-        <w:t>syscall</w:t>
-      </w:r>
-      <w:proofErr w:type="spellEnd"/>
-      <w:r>
-        <w:rPr>
-          <w:rFonts w:hint="eastAsia"/>
-        </w:rPr>
-        <w:t>号与调用约定映射到统一的内部编号与参数布局，同时保证</w:t>
-      </w:r>
-      <w:proofErr w:type="spellStart"/>
-      <w:r>
-        <w:rPr>
-          <w:rFonts w:hint="eastAsia"/>
-        </w:rPr>
-        <w:t>trapframe</w:t>
-      </w:r>
-      <w:proofErr w:type="spellEnd"/>
-      <w:r>
-        <w:rPr>
-          <w:rFonts w:hint="eastAsia"/>
-        </w:rPr>
-        <w:t>包含恢复用户态所需的全部上下文字段。这样，上层调度器、</w:t>
-      </w:r>
-      <w:proofErr w:type="gramStart"/>
-      <w:r>
-        <w:rPr>
-          <w:rFonts w:hint="eastAsia"/>
-        </w:rPr>
-        <w:t>信号与域间</w:t>
-      </w:r>
-      <w:proofErr w:type="gramEnd"/>
-      <w:r>
-        <w:rPr>
-          <w:rFonts w:hint="eastAsia"/>
-        </w:rPr>
-        <w:t>通信逻辑可以在不考虑架构差异的情况下复用相同实现。</w:t>
-      </w:r>
-    </w:p>
-    <w:p>
-      <w:pPr>
-        <w:pStyle w:val="04-"/>
-        <w:spacing w:before="156"/>
-      </w:pPr>
-      <w:r>
-        <w:rPr>
-          <w:rFonts w:hint="eastAsia"/>
-        </w:rPr>
-        <w:t>3.1.4 设备探测</w:t>
-      </w:r>
-    </w:p>
-    <w:p>
-      <w:pPr>
-        <w:pStyle w:val="01-"/>
-        <w:ind w:firstLine="480"/>
-      </w:pPr>
-      <w:r>
-        <w:rPr>
-          <w:rFonts w:hint="eastAsia"/>
-        </w:rPr>
-        <w:t>设备探测职责在于把平台发现设备的细节收敛到平台实现与设备抽象层，使上层</w:t>
-      </w:r>
-      <w:proofErr w:type="gramStart"/>
-      <w:r>
-        <w:rPr>
-          <w:rFonts w:hint="eastAsia"/>
-        </w:rPr>
-        <w:t>驱动与域无需</w:t>
-      </w:r>
-      <w:proofErr w:type="gramEnd"/>
-      <w:r>
-        <w:rPr>
-          <w:rFonts w:hint="eastAsia"/>
-        </w:rPr>
-        <w:t>感知底层总线或固件格式。实现上，系统在引导阶段或平台探测完成后会生成一组最小可用的设备描述符（例如物理地址、中断号、总线类型与资源范围），由</w:t>
-      </w:r>
-      <w:r>
-        <w:rPr>
-          <w:rFonts w:hint="eastAsia"/>
-        </w:rPr>
-        <w:t>kernel/platform</w:t>
-      </w:r>
-      <w:r>
-        <w:rPr>
-          <w:rFonts w:hint="eastAsia"/>
-        </w:rPr>
-        <w:t>层向设备管理子系统登记；</w:t>
-      </w:r>
-      <w:proofErr w:type="spellStart"/>
-      <w:r>
-        <w:rPr>
-          <w:rFonts w:hint="eastAsia"/>
-        </w:rPr>
-        <w:t>riscv</w:t>
-      </w:r>
-      <w:proofErr w:type="spellEnd"/>
-      <w:r>
-        <w:rPr>
-          <w:rFonts w:hint="eastAsia"/>
-        </w:rPr>
-        <w:t>常见的</w:t>
-      </w:r>
-      <w:proofErr w:type="spellStart"/>
-      <w:r>
-        <w:rPr>
-          <w:rFonts w:hint="eastAsia"/>
-        </w:rPr>
-        <w:t>DeviceTree</w:t>
-      </w:r>
-      <w:proofErr w:type="spellEnd"/>
-      <w:r>
-        <w:rPr>
-          <w:rFonts w:hint="eastAsia"/>
-        </w:rPr>
-        <w:t>描述与</w:t>
-      </w:r>
-      <w:r>
-        <w:rPr>
-          <w:rFonts w:hint="eastAsia"/>
-        </w:rPr>
-        <w:t>x86_64</w:t>
-      </w:r>
-      <w:r>
-        <w:rPr>
-          <w:rFonts w:hint="eastAsia"/>
-        </w:rPr>
-        <w:t>上的</w:t>
-      </w:r>
-      <w:r>
-        <w:rPr>
-          <w:rFonts w:hint="eastAsia"/>
-        </w:rPr>
-        <w:t>ACPI/PCIe</w:t>
-      </w:r>
-      <w:r>
-        <w:rPr>
-          <w:rFonts w:hint="eastAsia"/>
-        </w:rPr>
-        <w:t>扫描分别由对应适配器转换为统一的设备描述接口，避免上层代码分散处理各种固件格式。驱动加载采用延迟</w:t>
-      </w:r>
-      <w:proofErr w:type="gramStart"/>
-      <w:r>
-        <w:rPr>
-          <w:rFonts w:hint="eastAsia"/>
-        </w:rPr>
-        <w:t>初始化与即插</w:t>
-      </w:r>
-      <w:proofErr w:type="gramEnd"/>
-      <w:r>
-        <w:rPr>
-          <w:rFonts w:hint="eastAsia"/>
-        </w:rPr>
-        <w:t>即用模式：先在设备表中登记基本资源，驱动模块在合适时机通过设备管理接口完成绑定与初始化，并支持在</w:t>
-      </w:r>
-      <w:r>
-        <w:rPr>
-          <w:rFonts w:hint="eastAsia"/>
-        </w:rPr>
-        <w:t>domain</w:t>
-      </w:r>
-      <w:r>
-        <w:rPr>
-          <w:rFonts w:hint="eastAsia"/>
-        </w:rPr>
-        <w:t>加载或热插拔时安全地补全设备资源与中断路由。设备探测输出同时应包含访问控制与共享语义（例如是否可被多个</w:t>
-      </w:r>
-      <w:r>
-        <w:rPr>
-          <w:rFonts w:hint="eastAsia"/>
-        </w:rPr>
-        <w:t>domain</w:t>
-      </w:r>
-      <w:r>
-        <w:rPr>
-          <w:rFonts w:hint="eastAsia"/>
-        </w:rPr>
-        <w:t>共享或是否需要中断重映射），以便在后续的域绑定与加载阶段由</w:t>
-      </w:r>
-      <w:r>
-        <w:rPr>
-          <w:rFonts w:hint="eastAsia"/>
-        </w:rPr>
-        <w:t>loader</w:t>
-      </w:r>
-      <w:proofErr w:type="gramStart"/>
-      <w:r>
-        <w:rPr>
-          <w:rFonts w:hint="eastAsia"/>
-        </w:rPr>
-        <w:t>或域管理器</w:t>
-      </w:r>
-      <w:proofErr w:type="gramEnd"/>
-      <w:r>
-        <w:rPr>
-          <w:rFonts w:hint="eastAsia"/>
-        </w:rPr>
-        <w:t>做安全性判断。</w:t>
-      </w:r>
-    </w:p>
-    <w:p>
-      <w:pPr>
-        <w:pStyle w:val="04-"/>
-        <w:spacing w:before="156"/>
-      </w:pPr>
-      <w:r>
-        <w:rPr>
-          <w:rFonts w:hint="eastAsia"/>
-        </w:rPr>
-        <w:t>3.1.5 域绑定与加载</w:t>
-      </w:r>
-    </w:p>
-    <w:p>
-      <w:pPr>
-        <w:pStyle w:val="01-"/>
-        <w:ind w:firstLine="480"/>
-      </w:pPr>
-      <w:r>
-        <w:rPr>
-          <w:rFonts w:hint="eastAsia"/>
-        </w:rPr>
-        <w:t>域绑定与加载是把上层可执行域映像安全且可复用地放入目标地址空间的过程，本阶段负责校验、重定位、资源绑定与运行时契约的建立。域镜像应采用位置无关或相对重定位格式以便在不同地址空间复用同一物理页；</w:t>
-      </w:r>
-      <w:r>
-        <w:rPr>
-          <w:rFonts w:hint="eastAsia"/>
-        </w:rPr>
-        <w:t>loader</w:t>
-      </w:r>
-      <w:r>
-        <w:rPr>
-          <w:rFonts w:hint="eastAsia"/>
-        </w:rPr>
-        <w:t>在创建地址空间时应用必要的重定位并通过</w:t>
-      </w:r>
-      <w:proofErr w:type="spellStart"/>
-      <w:r>
-        <w:rPr>
-          <w:rFonts w:hint="eastAsia"/>
-        </w:rPr>
-        <w:t>VSpace</w:t>
-      </w:r>
-      <w:proofErr w:type="spellEnd"/>
-      <w:r>
-        <w:rPr>
-          <w:rFonts w:hint="eastAsia"/>
-        </w:rPr>
-        <w:t>适配器完成映射。在加载时，</w:t>
-      </w:r>
-      <w:proofErr w:type="gramStart"/>
-      <w:r>
-        <w:rPr>
-          <w:rFonts w:hint="eastAsia"/>
-        </w:rPr>
-        <w:t>域对内核</w:t>
-      </w:r>
-      <w:proofErr w:type="gramEnd"/>
-      <w:r>
-        <w:rPr>
-          <w:rFonts w:hint="eastAsia"/>
-        </w:rPr>
-        <w:t>服务的依赖（例如</w:t>
-      </w:r>
-      <w:proofErr w:type="spellStart"/>
-      <w:r>
-        <w:rPr>
-          <w:rFonts w:hint="eastAsia"/>
-        </w:rPr>
-        <w:t>corelib</w:t>
-      </w:r>
-      <w:proofErr w:type="spellEnd"/>
-      <w:r>
-        <w:rPr>
-          <w:rFonts w:hint="eastAsia"/>
-        </w:rPr>
-        <w:t>接口、</w:t>
-      </w:r>
-      <w:proofErr w:type="spellStart"/>
-      <w:r>
-        <w:rPr>
-          <w:rFonts w:hint="eastAsia"/>
-        </w:rPr>
-        <w:t>vDSO</w:t>
-      </w:r>
-      <w:proofErr w:type="spellEnd"/>
-      <w:r>
-        <w:rPr>
-          <w:rFonts w:hint="eastAsia"/>
-        </w:rPr>
-        <w:t>、共享堆或设备访问）应被转换为显式的能力列表，</w:t>
-      </w:r>
-      <w:proofErr w:type="gramStart"/>
-      <w:r>
-        <w:rPr>
-          <w:rFonts w:hint="eastAsia"/>
-        </w:rPr>
-        <w:t>由域管理器</w:t>
-      </w:r>
-      <w:proofErr w:type="gramEnd"/>
-      <w:r>
-        <w:rPr>
-          <w:rFonts w:hint="eastAsia"/>
-        </w:rPr>
-        <w:lastRenderedPageBreak/>
-        <w:t>在绑定阶段校验这些能力是否被允许与已配置。基于设备探测的输出，加载阶段需把必要的设备资源、中断映射与</w:t>
-      </w:r>
-      <w:r>
-        <w:rPr>
-          <w:rFonts w:hint="eastAsia"/>
-        </w:rPr>
-        <w:t>IO</w:t>
-      </w:r>
-      <w:r>
-        <w:rPr>
-          <w:rFonts w:hint="eastAsia"/>
-        </w:rPr>
-        <w:t>权限按策略注入到域的能力集中；必要时采用</w:t>
-      </w:r>
-      <w:r>
-        <w:rPr>
-          <w:rFonts w:hint="eastAsia"/>
-        </w:rPr>
-        <w:t>IO</w:t>
-      </w:r>
-      <w:r>
-        <w:rPr>
-          <w:rFonts w:hint="eastAsia"/>
-        </w:rPr>
-        <w:t>隔离或代理（例如通过</w:t>
-      </w:r>
-      <w:r>
-        <w:rPr>
-          <w:rFonts w:hint="eastAsia"/>
-        </w:rPr>
-        <w:t>domain</w:t>
-      </w:r>
-      <w:r>
-        <w:rPr>
-          <w:rFonts w:hint="eastAsia"/>
-        </w:rPr>
-        <w:t>内核代理或用户态代理）以限制直接访问。</w:t>
-      </w:r>
-      <w:r>
-        <w:rPr>
-          <w:rFonts w:hint="eastAsia"/>
-        </w:rPr>
-        <w:t>loader</w:t>
-      </w:r>
-      <w:r>
-        <w:rPr>
-          <w:rFonts w:hint="eastAsia"/>
-        </w:rPr>
-        <w:t>在加载前应校验映像签名、版本与符号约束，校验失败时拒绝加载或回退至安全模式；在映射过程中必须确保</w:t>
-      </w:r>
-      <w:proofErr w:type="gramStart"/>
-      <w:r>
-        <w:rPr>
-          <w:rFonts w:hint="eastAsia"/>
-        </w:rPr>
-        <w:t>不可写可执行</w:t>
-      </w:r>
-      <w:proofErr w:type="gramEnd"/>
-      <w:r>
-        <w:rPr>
-          <w:rFonts w:hint="eastAsia"/>
-        </w:rPr>
-        <w:t>段的权限正确设置以防止注入攻击。加载完成后，通过约定的</w:t>
-      </w:r>
-      <w:proofErr w:type="spellStart"/>
-      <w:r>
-        <w:rPr>
-          <w:rFonts w:hint="eastAsia"/>
-        </w:rPr>
-        <w:t>auxv</w:t>
-      </w:r>
-      <w:proofErr w:type="spellEnd"/>
-      <w:r>
-        <w:rPr>
-          <w:rFonts w:hint="eastAsia"/>
-        </w:rPr>
-        <w:t>与初始</w:t>
-      </w:r>
-      <w:proofErr w:type="gramStart"/>
-      <w:r>
-        <w:rPr>
-          <w:rFonts w:hint="eastAsia"/>
-        </w:rPr>
-        <w:t>栈</w:t>
-      </w:r>
-      <w:proofErr w:type="gramEnd"/>
-      <w:r>
-        <w:rPr>
-          <w:rFonts w:hint="eastAsia"/>
-        </w:rPr>
-        <w:t>布局向</w:t>
-      </w:r>
-      <w:r>
-        <w:rPr>
-          <w:rFonts w:hint="eastAsia"/>
-        </w:rPr>
-        <w:t>domain</w:t>
-      </w:r>
-      <w:r>
-        <w:rPr>
-          <w:rFonts w:hint="eastAsia"/>
-        </w:rPr>
-        <w:t>传递运行时参数（例如</w:t>
-      </w:r>
-      <w:r>
-        <w:rPr>
-          <w:rFonts w:hint="eastAsia"/>
-        </w:rPr>
-        <w:t>AT_SYSINFO_EHDR</w:t>
-      </w:r>
-      <w:r>
-        <w:rPr>
-          <w:rFonts w:hint="eastAsia"/>
-        </w:rPr>
-        <w:t>、</w:t>
-      </w:r>
-      <w:proofErr w:type="spellStart"/>
-      <w:r>
-        <w:rPr>
-          <w:rFonts w:hint="eastAsia"/>
-        </w:rPr>
-        <w:t>vDSO</w:t>
-      </w:r>
-      <w:proofErr w:type="spellEnd"/>
-      <w:r>
-        <w:rPr>
-          <w:rFonts w:hint="eastAsia"/>
-        </w:rPr>
-        <w:t>基址等），并在</w:t>
-      </w:r>
-      <w:r>
-        <w:rPr>
-          <w:rFonts w:hint="eastAsia"/>
-        </w:rPr>
-        <w:t>domain</w:t>
-      </w:r>
-      <w:r>
-        <w:rPr>
-          <w:rFonts w:hint="eastAsia"/>
-        </w:rPr>
-        <w:t>入口处做必要的架构适配（例如设置寄存器、用户</w:t>
-      </w:r>
-      <w:proofErr w:type="gramStart"/>
-      <w:r>
-        <w:rPr>
-          <w:rFonts w:hint="eastAsia"/>
-        </w:rPr>
-        <w:t>栈</w:t>
-      </w:r>
-      <w:proofErr w:type="gramEnd"/>
-      <w:r>
-        <w:rPr>
-          <w:rFonts w:hint="eastAsia"/>
-        </w:rPr>
-        <w:t>与</w:t>
-      </w:r>
-      <w:r>
-        <w:rPr>
-          <w:rFonts w:hint="eastAsia"/>
-        </w:rPr>
-        <w:t>TLS</w:t>
-      </w:r>
-      <w:r>
-        <w:rPr>
-          <w:rFonts w:hint="eastAsia"/>
-        </w:rPr>
-        <w:t>），保证</w:t>
-      </w:r>
-      <w:r>
-        <w:rPr>
-          <w:rFonts w:hint="eastAsia"/>
-        </w:rPr>
-        <w:t>domain</w:t>
-      </w:r>
-      <w:r>
-        <w:rPr>
-          <w:rFonts w:hint="eastAsia"/>
-        </w:rPr>
-        <w:t>能在任</w:t>
-      </w:r>
-      <w:proofErr w:type="gramStart"/>
-      <w:r>
-        <w:rPr>
-          <w:rFonts w:hint="eastAsia"/>
-        </w:rPr>
-        <w:t>一</w:t>
-      </w:r>
-      <w:proofErr w:type="gramEnd"/>
-      <w:r>
-        <w:rPr>
-          <w:rFonts w:hint="eastAsia"/>
-        </w:rPr>
-        <w:t>架构上按统一契约启动。</w:t>
-      </w:r>
-    </w:p>
-    <w:p>
-      <w:pPr>
-        <w:pStyle w:val="01-"/>
-        <w:ind w:firstLine="480"/>
-      </w:pPr>
-      <w:r>
-        <w:rPr>
-          <w:rFonts w:hint="eastAsia"/>
-        </w:rPr>
-        <w:t>总体上，引入</w:t>
-      </w:r>
-      <w:r>
-        <w:rPr>
-          <w:rFonts w:hint="eastAsia"/>
-        </w:rPr>
-        <w:t>x86_64</w:t>
-      </w:r>
-      <w:r>
-        <w:rPr>
-          <w:rFonts w:hint="eastAsia"/>
-        </w:rPr>
-        <w:t>的关键在于把所有必须的架构专有步骤封装在少数几个边界：引导收敛点、</w:t>
-      </w:r>
-      <w:proofErr w:type="spellStart"/>
-      <w:r>
-        <w:rPr>
-          <w:rFonts w:hint="eastAsia"/>
-        </w:rPr>
-        <w:t>VSpace</w:t>
-      </w:r>
-      <w:proofErr w:type="spellEnd"/>
-      <w:r>
-        <w:rPr>
-          <w:rFonts w:hint="eastAsia"/>
-        </w:rPr>
-        <w:t>适配器、汇编级中断入口、设备抽象</w:t>
-      </w:r>
-      <w:proofErr w:type="gramStart"/>
-      <w:r>
-        <w:rPr>
-          <w:rFonts w:hint="eastAsia"/>
-        </w:rPr>
-        <w:t>层与域加载</w:t>
-      </w:r>
-      <w:proofErr w:type="gramEnd"/>
-      <w:r>
-        <w:rPr>
-          <w:rFonts w:hint="eastAsia"/>
-        </w:rPr>
-        <w:t>契约。只要这些边界的契约清晰且稳定，上层业务逻辑便无需感知底层的寄存器、页表或异常细节，从而实现跨架构的代码复用与可维护性。</w:t>
+        <w:t>架构专有路径</w:t>
+      </w:r>
+      <w:r>
+        <w:rPr>
+          <w:rFonts w:hint="eastAsia"/>
+        </w:rPr>
+        <w:t>。只要这些边界的</w:t>
+      </w:r>
+      <w:r>
+        <w:rPr>
+          <w:rFonts w:hint="eastAsia"/>
+        </w:rPr>
+        <w:t>约定</w:t>
+      </w:r>
+      <w:r>
+        <w:rPr>
+          <w:rFonts w:hint="eastAsia"/>
+        </w:rPr>
+        <w:t>清晰且稳定，上层业务逻辑便无需</w:t>
+      </w:r>
+      <w:r>
+        <w:rPr>
+          <w:rFonts w:hint="eastAsia"/>
+        </w:rPr>
+        <w:t>了解</w:t>
+      </w:r>
+      <w:r>
+        <w:rPr>
+          <w:rFonts w:hint="eastAsia"/>
+        </w:rPr>
+        <w:t>底层的寄存器、页表或异常细节，从而实现跨架构的代码复用与可维护性。</w:t>
       </w:r>
     </w:p>
     <w:p>
@@ -10919,7 +11881,19 @@
         <w:rPr>
           <w:rFonts w:hint="eastAsia"/>
         </w:rPr>
-        <w:t>的设计目标与生成器职责，其次论述</w:t>
+        <w:t>的设计目标与生成器职责，</w:t>
+      </w:r>
+      <w:r>
+        <w:rPr>
+          <w:rFonts w:hint="eastAsia"/>
+        </w:rPr>
+        <w:t>然后</w:t>
+      </w:r>
+      <w:r>
+        <w:rPr>
+          <w:rFonts w:hint="eastAsia"/>
+        </w:rPr>
+        <w:t>论述</w:t>
       </w:r>
       <w:proofErr w:type="spellStart"/>
       <w:r>
@@ -10947,7 +11921,7 @@
         <w:rPr>
           <w:rFonts w:hint="eastAsia"/>
         </w:rPr>
-        <w:t>交互的设计与回退语义。</w:t>
+        <w:t>的设计与回退语义。</w:t>
       </w:r>
     </w:p>
     <w:p>
@@ -10995,33 +11969,13 @@
         <w:rPr>
           <w:rFonts w:hint="eastAsia"/>
         </w:rPr>
-        <w:t>的核心职责是把声明性</w:t>
-      </w:r>
-      <w:r>
-        <w:rPr>
-          <w:rFonts w:hint="eastAsia"/>
-        </w:rPr>
-        <w:t>API</w:t>
-      </w:r>
-      <w:r>
-        <w:rPr>
-          <w:rFonts w:hint="eastAsia"/>
-        </w:rPr>
-        <w:t>描述与目标平台的重定位语义翻译为可被内核与用户空间共同理解的工件集合。它不直接承担具体的装页、</w:t>
-      </w:r>
-      <w:proofErr w:type="gramStart"/>
-      <w:r>
-        <w:rPr>
-          <w:rFonts w:hint="eastAsia"/>
-        </w:rPr>
-        <w:t>建图和</w:t>
-      </w:r>
-      <w:proofErr w:type="gramEnd"/>
-      <w:r>
-        <w:rPr>
-          <w:rFonts w:hint="eastAsia"/>
-        </w:rPr>
-        <w:t>权限切换，而是把这些职责抽象为稳定的接口约定，由内核或平台实现去完成。生成器在构建时输出三类主要结果：用于用户空间的</w:t>
+        <w:t>的核心职责是</w:t>
+      </w:r>
+      <w:r>
+        <w:rPr>
+          <w:rFonts w:hint="eastAsia"/>
+        </w:rPr>
+        <w:t>生成符合</w:t>
       </w:r>
       <w:proofErr w:type="spellStart"/>
       <w:r>
@@ -11035,73 +11989,255 @@
         <w:rPr>
           <w:rFonts w:hint="eastAsia"/>
         </w:rPr>
-        <w:t>共享对象、用于内核构建或映射时的静态</w:t>
-      </w:r>
-      <w:proofErr w:type="spellStart"/>
-      <w:r>
-        <w:rPr>
-          <w:rFonts w:hint="eastAsia"/>
-        </w:rPr>
-        <w:t>api</w:t>
-      </w:r>
-      <w:proofErr w:type="spellEnd"/>
-      <w:r>
-        <w:rPr>
-          <w:rFonts w:hint="eastAsia"/>
-        </w:rPr>
-        <w:t>描述或小型库，以及用于加载时的重定位信息与链接脚本。生成器的实现要点包括：在生成阶段固定</w:t>
-      </w:r>
-      <w:proofErr w:type="spellStart"/>
-      <w:r>
-        <w:rPr>
-          <w:rFonts w:hint="eastAsia"/>
-        </w:rPr>
-        <w:t>vtable</w:t>
-      </w:r>
-      <w:proofErr w:type="spellEnd"/>
-      <w:r>
-        <w:rPr>
-          <w:rFonts w:hint="eastAsia"/>
-        </w:rPr>
-        <w:t>与导出符号的</w:t>
-      </w:r>
-      <w:r>
-        <w:rPr>
-          <w:rFonts w:hint="eastAsia"/>
-        </w:rPr>
-        <w:t>ABI</w:t>
-      </w:r>
-      <w:r>
-        <w:rPr>
-          <w:rFonts w:hint="eastAsia"/>
-        </w:rPr>
-        <w:t>约定；为不同架构选择合适的重定位策略，优先采用位置无关或相对重定位；并产出可以被内核静态校验的元数据，例如符号表、版本号与校验和。</w:t>
+        <w:t>要求</w:t>
+      </w:r>
+      <w:r>
+        <w:rPr>
+          <w:rFonts w:hint="eastAsia"/>
+        </w:rPr>
+        <w:t>的动态链接库</w:t>
+      </w:r>
+      <w:r>
+        <w:rPr>
+          <w:rFonts w:hint="eastAsia"/>
+        </w:rPr>
+        <w:t>，并提供内核和用户库的加载和访问接口</w:t>
+      </w:r>
+      <w:r>
+        <w:rPr>
+          <w:rFonts w:hint="eastAsia"/>
+        </w:rPr>
+        <w:t>。它不直接承担具体的</w:t>
+      </w:r>
+      <w:r>
+        <w:rPr>
+          <w:rFonts w:hint="eastAsia"/>
+        </w:rPr>
+        <w:t>物理内存</w:t>
+      </w:r>
+      <w:r>
+        <w:rPr>
+          <w:rFonts w:hint="eastAsia"/>
+        </w:rPr>
+        <w:t>和用户页表管理</w:t>
+      </w:r>
+      <w:r>
+        <w:rPr>
+          <w:rFonts w:hint="eastAsia"/>
+        </w:rPr>
+        <w:t>，而是把这些职责抽象为接口，由内核去完成。</w:t>
       </w:r>
     </w:p>
     <w:p>
       <w:pPr>
         <w:pStyle w:val="01-"/>
         <w:ind w:firstLine="480"/>
+        <w:rPr>
+          <w:rFonts w:hint="eastAsia"/>
+        </w:rPr>
       </w:pPr>
       <w:r>
         <w:rPr>
           <w:rFonts w:hint="eastAsia"/>
         </w:rPr>
-        <w:t>在实际映射流程中，生成器并不直接做地址分配，而是通过一个抽象的内存接口由内核或平台</w:t>
+        <w:t>在</w:t>
+      </w:r>
+      <w:proofErr w:type="spellStart"/>
+      <w:r>
+        <w:rPr>
+          <w:rFonts w:hint="eastAsia"/>
+        </w:rPr>
+        <w:t>vdso_crate_template</w:t>
+      </w:r>
+      <w:proofErr w:type="spellEnd"/>
+      <w:r>
+        <w:rPr>
+          <w:rFonts w:hint="eastAsia"/>
+        </w:rPr>
+        <w:t>的设计中，数据分为共享数据和私有数据。</w:t>
+      </w:r>
+      <w:r>
+        <w:rPr>
+          <w:rFonts w:hint="eastAsia"/>
+        </w:rPr>
+        <w:t>从</w:t>
+      </w:r>
+      <w:r>
+        <w:rPr>
+          <w:rFonts w:hint="eastAsia"/>
+        </w:rPr>
+        <w:t>地址空间的角度看，共享数据可以被所有地址空间访问，而每个地址空间只能访问自己的私有数据。</w:t>
+      </w:r>
+    </w:p>
+    <w:p>
+      <w:pPr>
+        <w:pStyle w:val="01-"/>
+        <w:ind w:firstLine="480"/>
+        <w:rPr>
+          <w:rFonts w:hint="eastAsia"/>
+        </w:rPr>
+      </w:pPr>
+      <w:r>
+        <w:rPr>
+          <w:rFonts w:hint="eastAsia"/>
+        </w:rPr>
+        <w:t>生成器在构建时输出</w:t>
+      </w:r>
+      <w:r>
+        <w:rPr>
+          <w:rFonts w:hint="eastAsia"/>
+        </w:rPr>
+        <w:t>两</w:t>
+      </w:r>
+      <w:r>
+        <w:rPr>
+          <w:rFonts w:hint="eastAsia"/>
+        </w:rPr>
+        <w:t>类主要结果</w:t>
+      </w:r>
+      <w:r>
+        <w:rPr>
+          <w:rFonts w:hint="eastAsia"/>
+        </w:rPr>
+        <w:t>，即</w:t>
+      </w:r>
+      <w:proofErr w:type="spellStart"/>
+      <w:r>
+        <w:rPr>
+          <w:rFonts w:hint="eastAsia"/>
+        </w:rPr>
+        <w:t>vDSO</w:t>
+      </w:r>
+      <w:proofErr w:type="spellEnd"/>
+      <w:r>
+        <w:rPr>
+          <w:rFonts w:hint="eastAsia"/>
+        </w:rPr>
+        <w:t>共享对象</w:t>
+      </w:r>
+      <w:r>
+        <w:rPr>
+          <w:rFonts w:hint="eastAsia"/>
+        </w:rPr>
+        <w:t>和</w:t>
+      </w:r>
+      <w:r>
+        <w:rPr>
+          <w:rFonts w:hint="eastAsia"/>
+        </w:rPr>
+        <w:t>静态</w:t>
+      </w:r>
+      <w:r>
+        <w:rPr>
+          <w:rFonts w:hint="eastAsia"/>
+        </w:rPr>
+        <w:t>API</w:t>
+      </w:r>
+      <w:r>
+        <w:rPr>
+          <w:rFonts w:hint="eastAsia"/>
+        </w:rPr>
+        <w:t>库</w:t>
+      </w:r>
+      <w:r>
+        <w:rPr>
+          <w:rFonts w:hint="eastAsia"/>
+        </w:rPr>
+        <w:t>。</w:t>
+      </w:r>
+      <w:r>
+        <w:rPr>
+          <w:rFonts w:hint="eastAsia"/>
+        </w:rPr>
+        <w:t>内核可以通过</w:t>
+      </w:r>
+      <w:r>
+        <w:rPr>
+          <w:rFonts w:hint="eastAsia"/>
+        </w:rPr>
+        <w:t>API</w:t>
+      </w:r>
+      <w:r>
+        <w:rPr>
+          <w:rFonts w:hint="eastAsia"/>
+        </w:rPr>
+        <w:t>库自动处理</w:t>
+      </w:r>
+      <w:proofErr w:type="spellStart"/>
+      <w:r>
+        <w:rPr>
+          <w:rFonts w:hint="eastAsia"/>
+        </w:rPr>
+        <w:t>vDSO</w:t>
+      </w:r>
+      <w:proofErr w:type="spellEnd"/>
+      <w:r>
+        <w:rPr>
+          <w:rFonts w:hint="eastAsia"/>
+        </w:rPr>
+        <w:t>代码和数据的</w:t>
+      </w:r>
+      <w:r>
+        <w:rPr>
+          <w:rFonts w:hint="eastAsia"/>
+        </w:rPr>
+        <w:t>加载和</w:t>
+      </w:r>
+      <w:r>
+        <w:rPr>
+          <w:rFonts w:hint="eastAsia"/>
+        </w:rPr>
+        <w:t>重定位</w:t>
+      </w:r>
+      <w:r>
+        <w:rPr>
+          <w:rFonts w:hint="eastAsia"/>
+        </w:rPr>
+        <w:t>。</w:t>
+      </w:r>
+      <w:r>
+        <w:rPr>
+          <w:rFonts w:hint="eastAsia"/>
+        </w:rPr>
+        <w:t>用户库</w:t>
+      </w:r>
+      <w:r>
+        <w:rPr>
+          <w:rFonts w:hint="eastAsia"/>
+        </w:rPr>
+        <w:t>，</w:t>
+      </w:r>
+      <w:r>
+        <w:rPr>
+          <w:rFonts w:hint="eastAsia"/>
+        </w:rPr>
+        <w:t>可以通过</w:t>
+      </w:r>
+      <w:r>
+        <w:rPr>
+          <w:rFonts w:hint="eastAsia"/>
+        </w:rPr>
+        <w:t>API</w:t>
       </w:r>
       <w:proofErr w:type="gramStart"/>
       <w:r>
         <w:rPr>
           <w:rFonts w:hint="eastAsia"/>
         </w:rPr>
-        <w:t>层完成</w:t>
+        <w:t>库</w:t>
+      </w:r>
+      <w:r>
+        <w:rPr>
+          <w:rFonts w:hint="eastAsia"/>
+        </w:rPr>
+        <w:t>像普通</w:t>
       </w:r>
       <w:proofErr w:type="gramEnd"/>
       <w:r>
         <w:rPr>
           <w:rFonts w:hint="eastAsia"/>
         </w:rPr>
-        <w:t>地址与物理页的分配与映射。这个接口把</w:t>
+        <w:t>函数调用一样调用</w:t>
       </w:r>
       <w:proofErr w:type="spellStart"/>
       <w:r>
@@ -11115,38 +12251,39 @@
         <w:rPr>
           <w:rFonts w:hint="eastAsia"/>
         </w:rPr>
-        <w:t>加载过程拆分为虚拟地址预留、物理页分配、页映射、权限调整和内核侧可访问地址查询等几个阶段，使生成器逻辑能够同时适配内核态初始化与用户态后续复用两种场景。内核端在首次加载时完成完整的</w:t>
-      </w:r>
-      <w:r>
-        <w:rPr>
-          <w:rFonts w:hint="eastAsia"/>
-        </w:rPr>
-        <w:t>ELF</w:t>
-      </w:r>
-      <w:r>
-        <w:rPr>
-          <w:rFonts w:hint="eastAsia"/>
-        </w:rPr>
-        <w:t>解析、段拷贝和重定位，在后续为其他地址空间建立映射时</w:t>
-      </w:r>
-      <w:r>
-        <w:rPr>
-          <w:rFonts w:hint="eastAsia"/>
-        </w:rPr>
-        <w:lastRenderedPageBreak/>
-        <w:t>可以复用已加载的物理页，从而避免重复构建。为了便于实现与测试，生成器提供了调用约定与示例</w:t>
-      </w:r>
-      <w:r>
-        <w:rPr>
-          <w:rFonts w:hint="eastAsia"/>
-        </w:rPr>
-        <w:t>shim</w:t>
-      </w:r>
-      <w:r>
-        <w:rPr>
-          <w:rFonts w:hint="eastAsia"/>
-        </w:rPr>
-        <w:t>，使内核实现者只需实现少量内存与映射相关的接口即可完成</w:t>
+        <w:t>函数，因为</w:t>
+      </w:r>
+      <w:r>
+        <w:rPr>
+          <w:rFonts w:hint="eastAsia"/>
+        </w:rPr>
+        <w:t>API</w:t>
+      </w:r>
+      <w:proofErr w:type="gramStart"/>
+      <w:r>
+        <w:rPr>
+          <w:rFonts w:hint="eastAsia"/>
+        </w:rPr>
+        <w:t>库记录</w:t>
+      </w:r>
+      <w:proofErr w:type="gramEnd"/>
+      <w:r>
+        <w:rPr>
+          <w:rFonts w:hint="eastAsia"/>
+        </w:rPr>
+        <w:t>了函数</w:t>
+      </w:r>
+      <w:r>
+        <w:rPr>
+          <w:rFonts w:hint="eastAsia"/>
+        </w:rPr>
+        <w:t>API</w:t>
+      </w:r>
+      <w:r>
+        <w:rPr>
+          <w:rFonts w:hint="eastAsia"/>
+        </w:rPr>
+        <w:t>及其在</w:t>
       </w:r>
       <w:proofErr w:type="spellStart"/>
       <w:r>
@@ -11160,7 +12297,198 @@
         <w:rPr>
           <w:rFonts w:hint="eastAsia"/>
         </w:rPr>
-        <w:t>的加载与初始化工作。</w:t>
+        <w:t>的偏移</w:t>
+      </w:r>
+      <w:r>
+        <w:rPr>
+          <w:rFonts w:hint="eastAsia"/>
+        </w:rPr>
+        <w:t>，只要</w:t>
+      </w:r>
+      <w:r>
+        <w:rPr>
+          <w:rFonts w:hint="eastAsia"/>
+        </w:rPr>
+        <w:t>用户提供了</w:t>
+      </w:r>
+      <w:proofErr w:type="spellStart"/>
+      <w:r>
+        <w:rPr>
+          <w:rFonts w:hint="eastAsia"/>
+        </w:rPr>
+        <w:t>auxv</w:t>
+      </w:r>
+      <w:proofErr w:type="spellEnd"/>
+      <w:r>
+        <w:rPr>
+          <w:rFonts w:hint="eastAsia"/>
+        </w:rPr>
+        <w:t>提供的</w:t>
+      </w:r>
+      <w:proofErr w:type="spellStart"/>
+      <w:r>
+        <w:rPr>
+          <w:rFonts w:hint="eastAsia"/>
+        </w:rPr>
+        <w:t>vDSO</w:t>
+      </w:r>
+      <w:proofErr w:type="spellEnd"/>
+      <w:r>
+        <w:rPr>
+          <w:rFonts w:hint="eastAsia"/>
+        </w:rPr>
+        <w:t>起始地址</w:t>
+      </w:r>
+      <w:r>
+        <w:rPr>
+          <w:rFonts w:hint="eastAsia"/>
+        </w:rPr>
+        <w:t>，就可以计算出</w:t>
+      </w:r>
+      <w:proofErr w:type="spellStart"/>
+      <w:r>
+        <w:rPr>
+          <w:rFonts w:hint="eastAsia"/>
+        </w:rPr>
+        <w:t>vDSO</w:t>
+      </w:r>
+      <w:proofErr w:type="spellEnd"/>
+      <w:r>
+        <w:rPr>
+          <w:rFonts w:hint="eastAsia"/>
+        </w:rPr>
+        <w:t>函数地址</w:t>
+      </w:r>
+      <w:r>
+        <w:rPr>
+          <w:rFonts w:hint="eastAsia"/>
+        </w:rPr>
+        <w:t>。</w:t>
+      </w:r>
+    </w:p>
+    <w:p>
+      <w:pPr>
+        <w:pStyle w:val="01-"/>
+        <w:ind w:firstLine="480"/>
+        <w:rPr>
+          <w:rFonts w:hint="eastAsia"/>
+        </w:rPr>
+      </w:pPr>
+      <w:r>
+        <w:rPr>
+          <w:rFonts w:hint="eastAsia"/>
+        </w:rPr>
+        <w:t>在实际映射流程中，生成器通过一个内存接口由内核完成地址与物理页的分配与映射。这个接口把</w:t>
+      </w:r>
+      <w:proofErr w:type="spellStart"/>
+      <w:r>
+        <w:rPr>
+          <w:rFonts w:hint="eastAsia"/>
+        </w:rPr>
+        <w:t>vDSO</w:t>
+      </w:r>
+      <w:proofErr w:type="spellEnd"/>
+      <w:r>
+        <w:rPr>
+          <w:rFonts w:hint="eastAsia"/>
+        </w:rPr>
+        <w:t>加载过程</w:t>
+      </w:r>
+      <w:r>
+        <w:rPr>
+          <w:rFonts w:hint="eastAsia"/>
+        </w:rPr>
+        <w:t>抽象</w:t>
+      </w:r>
+      <w:r>
+        <w:rPr>
+          <w:rFonts w:hint="eastAsia"/>
+        </w:rPr>
+        <w:t>出</w:t>
+      </w:r>
+      <w:r>
+        <w:rPr>
+          <w:rFonts w:hint="eastAsia"/>
+        </w:rPr>
+        <w:t>分配</w:t>
+      </w:r>
+      <w:r>
+        <w:rPr>
+          <w:rFonts w:hint="eastAsia"/>
+        </w:rPr>
+        <w:t>虚拟地址、</w:t>
+      </w:r>
+      <w:r>
+        <w:rPr>
+          <w:rFonts w:hint="eastAsia"/>
+        </w:rPr>
+        <w:t>分配</w:t>
+      </w:r>
+      <w:r>
+        <w:rPr>
+          <w:rFonts w:hint="eastAsia"/>
+        </w:rPr>
+        <w:t>物理页、页映射、权限</w:t>
+      </w:r>
+      <w:r>
+        <w:rPr>
+          <w:rFonts w:hint="eastAsia"/>
+        </w:rPr>
+        <w:t>更改</w:t>
+      </w:r>
+      <w:r>
+        <w:rPr>
+          <w:rFonts w:hint="eastAsia"/>
+        </w:rPr>
+        <w:t>和</w:t>
+      </w:r>
+      <w:r>
+        <w:rPr>
+          <w:rFonts w:hint="eastAsia"/>
+        </w:rPr>
+        <w:t>虚拟</w:t>
+      </w:r>
+      <w:r>
+        <w:rPr>
+          <w:rFonts w:hint="eastAsia"/>
+        </w:rPr>
+        <w:t>地址翻译</w:t>
+      </w:r>
+      <w:r>
+        <w:rPr>
+          <w:rFonts w:hint="eastAsia"/>
+        </w:rPr>
+        <w:t>这</w:t>
+      </w:r>
+      <w:r>
+        <w:rPr>
+          <w:rFonts w:hint="eastAsia"/>
+        </w:rPr>
+        <w:t>几个</w:t>
+      </w:r>
+      <w:r>
+        <w:rPr>
+          <w:rFonts w:hint="eastAsia"/>
+        </w:rPr>
+        <w:t>内核实现</w:t>
+      </w:r>
+      <w:r>
+        <w:rPr>
+          <w:rFonts w:hint="eastAsia"/>
+        </w:rPr>
+        <w:t>，使生成器逻辑能够同时适配内核初始化与</w:t>
+      </w:r>
+      <w:r>
+        <w:rPr>
+          <w:rFonts w:hint="eastAsia"/>
+        </w:rPr>
+        <w:t>映射到用户地址空间</w:t>
+      </w:r>
+      <w:r>
+        <w:rPr>
+          <w:rFonts w:hint="eastAsia"/>
+        </w:rPr>
+        <w:t>两种场景。</w:t>
       </w:r>
     </w:p>
     <w:p>
@@ -11808,35 +13136,71 @@
         <w:rPr>
           <w:rFonts w:hint="eastAsia"/>
         </w:rPr>
-        <w:t>该对应关系说明，生成器负责定义</w:t>
+        <w:t>内核端在首次加载时完成完整的</w:t>
+      </w:r>
+      <w:r>
+        <w:rPr>
+          <w:rFonts w:hint="eastAsia"/>
+        </w:rPr>
+        <w:t>ELF</w:t>
+      </w:r>
+      <w:r>
+        <w:rPr>
+          <w:rFonts w:hint="eastAsia"/>
+        </w:rPr>
+        <w:t>解析、段拷贝和重定位，在后续为其他地址空间建立映射时可以复用已加载的物理页。为了兼容物理页句柄通过</w:t>
+      </w:r>
+      <w:r>
+        <w:rPr>
+          <w:rFonts w:hint="eastAsia"/>
+        </w:rPr>
+        <w:t>D</w:t>
+      </w:r>
+      <w:r>
+        <w:rPr>
+          <w:rFonts w:hint="eastAsia"/>
+        </w:rPr>
+        <w:t>rop trait</w:t>
+      </w:r>
+      <w:r>
+        <w:rPr>
+          <w:rFonts w:hint="eastAsia"/>
+        </w:rPr>
+        <w:t>自动释放的设计，</w:t>
       </w:r>
       <w:proofErr w:type="spellStart"/>
       <w:r>
         <w:rPr>
           <w:rFonts w:hint="eastAsia"/>
         </w:rPr>
-        <w:t>vDSO</w:t>
+        <w:t>MemIf</w:t>
       </w:r>
       <w:proofErr w:type="spellEnd"/>
       <w:r>
         <w:rPr>
           <w:rFonts w:hint="eastAsia"/>
         </w:rPr>
-        <w:t>构建的抽象步骤，而具体的物理页分配、共享语义和虚拟地址分配则委托给内核与平台层完成。这样可以把平台差异限制在接口实现内部，避免</w:t>
+        <w:t>还提供了</w:t>
       </w:r>
       <w:proofErr w:type="spellStart"/>
       <w:r>
         <w:rPr>
           <w:rFonts w:hint="eastAsia"/>
         </w:rPr>
-        <w:t>vDSO</w:t>
+        <w:t>ppage_clone</w:t>
       </w:r>
       <w:proofErr w:type="spellEnd"/>
       <w:r>
         <w:rPr>
           <w:rFonts w:hint="eastAsia"/>
         </w:rPr>
-        <w:t>构建逻辑直接依赖具体架构细节。</w:t>
+        <w:t>用于延续物理页生命周期</w:t>
+      </w:r>
+      <w:r>
+        <w:rPr>
+          <w:rFonts w:hint="eastAsia"/>
+        </w:rPr>
+        <w:t>。</w:t>
       </w:r>
     </w:p>
     <w:p>
@@ -11885,7 +13249,16 @@
       <w:pPr>
         <w:pStyle w:val="01-"/>
         <w:ind w:firstLine="480"/>
+        <w:rPr>
+          <w:rFonts w:hint="eastAsia"/>
+        </w:rPr>
       </w:pPr>
+      <w:r>
+        <w:rPr>
+          <w:rFonts w:hint="eastAsia"/>
+        </w:rPr>
+        <w:t>本文为测试</w:t>
+      </w:r>
       <w:proofErr w:type="spellStart"/>
       <w:r>
         <w:rPr>
@@ -11898,27 +13271,27 @@
         <w:rPr>
           <w:rFonts w:hint="eastAsia"/>
         </w:rPr>
-        <w:t>的运行时设计应同时满足三项约束：安全性、可回退性和性能。安全性要求共享区域只暴露用户态读取所需的最小时间信息，不引入内核私有状态；可回退性要求</w:t>
-      </w:r>
-      <w:proofErr w:type="gramStart"/>
-      <w:r>
-        <w:rPr>
-          <w:rFonts w:hint="eastAsia"/>
-        </w:rPr>
-        <w:t>任何快</w:t>
-      </w:r>
-      <w:proofErr w:type="gramEnd"/>
-      <w:r>
-        <w:rPr>
-          <w:rFonts w:hint="eastAsia"/>
-        </w:rPr>
-        <w:t>路径在条件不满足时都能退回传统系统调用；性能则要求像</w:t>
+        <w:t>功能，在</w:t>
       </w:r>
       <w:proofErr w:type="spellStart"/>
       <w:r>
         <w:rPr>
           <w:rFonts w:hint="eastAsia"/>
         </w:rPr>
+        <w:t>vDSO</w:t>
+      </w:r>
+      <w:proofErr w:type="spellEnd"/>
+      <w:r>
+        <w:rPr>
+          <w:rFonts w:hint="eastAsia"/>
+        </w:rPr>
+        <w:t>中设计了</w:t>
+      </w:r>
+      <w:proofErr w:type="spellStart"/>
+      <w:r>
+        <w:rPr>
+          <w:rFonts w:hint="eastAsia"/>
+        </w:rPr>
         <w:t>clock_gettime</w:t>
       </w:r>
       <w:proofErr w:type="spellEnd"/>
@@ -11940,7 +13313,83 @@
         <w:rPr>
           <w:rFonts w:hint="eastAsia"/>
         </w:rPr>
-        <w:t>这类高频接口尽量只读共享时间快照，不再进入内核。</w:t>
+        <w:t>的快速路径实现。</w:t>
+      </w:r>
+      <w:r>
+        <w:rPr>
+          <w:rFonts w:hint="eastAsia"/>
+        </w:rPr>
+        <w:t>这两个函数不存在私有状态，全部状态均存在于共享区。</w:t>
+      </w:r>
+    </w:p>
+    <w:p>
+      <w:pPr>
+        <w:pStyle w:val="01-"/>
+        <w:ind w:firstLine="480"/>
+      </w:pPr>
+      <w:r>
+        <w:rPr>
+          <w:rFonts w:hint="eastAsia"/>
+        </w:rPr>
+        <w:t>在</w:t>
+      </w:r>
+      <w:proofErr w:type="spellStart"/>
+      <w:r>
+        <w:rPr>
+          <w:rFonts w:hint="eastAsia"/>
+        </w:rPr>
+        <w:t>clock_gettime</w:t>
+      </w:r>
+      <w:proofErr w:type="spellEnd"/>
+      <w:r>
+        <w:rPr>
+          <w:rFonts w:hint="eastAsia"/>
+        </w:rPr>
+        <w:t>的总体设计</w:t>
+      </w:r>
+      <w:r>
+        <w:rPr>
+          <w:rFonts w:hint="eastAsia"/>
+        </w:rPr>
+        <w:t>中，</w:t>
+      </w:r>
+      <w:proofErr w:type="spellStart"/>
+      <w:r>
+        <w:rPr>
+          <w:rFonts w:hint="eastAsia"/>
+        </w:rPr>
+        <w:t>vDSO</w:t>
+      </w:r>
+      <w:proofErr w:type="spellEnd"/>
+      <w:r>
+        <w:rPr>
+          <w:rFonts w:hint="eastAsia"/>
+        </w:rPr>
+        <w:t>内部只负责从共享</w:t>
+      </w:r>
+      <w:r>
+        <w:rPr>
+          <w:rFonts w:hint="eastAsia"/>
+        </w:rPr>
+        <w:t>区</w:t>
+      </w:r>
+      <w:r>
+        <w:rPr>
+          <w:rFonts w:hint="eastAsia"/>
+        </w:rPr>
+        <w:t>中读取当前时间并把结果转换为用户态所需的格式</w:t>
+      </w:r>
+      <w:r>
+        <w:rPr>
+          <w:rFonts w:hint="eastAsia"/>
+        </w:rPr>
+        <w:t>，不参与时间维护</w:t>
+      </w:r>
+      <w:r>
+        <w:rPr>
+          <w:rFonts w:hint="eastAsia"/>
+        </w:rPr>
+        <w:t>。</w:t>
       </w:r>
     </w:p>
     <w:p>
@@ -11953,6 +13402,21 @@
         <w:rPr>
           <w:rFonts w:hint="eastAsia"/>
         </w:rPr>
+        <w:lastRenderedPageBreak/>
+        <w:t>gettimeofday</w:t>
+      </w:r>
+      <w:proofErr w:type="spellEnd"/>
+      <w:r>
+        <w:rPr>
+          <w:rFonts w:hint="eastAsia"/>
+        </w:rPr>
+        <w:t>与</w:t>
+      </w:r>
+      <w:proofErr w:type="spellStart"/>
+      <w:r>
+        <w:rPr>
+          <w:rFonts w:hint="eastAsia"/>
+        </w:rPr>
         <w:t>clock_gettime</w:t>
       </w:r>
       <w:proofErr w:type="spellEnd"/>
@@ -11960,49 +13424,25 @@
         <w:rPr>
           <w:rFonts w:hint="eastAsia"/>
         </w:rPr>
-        <w:t>的总体设计是按时钟类型选择不同的时间视图。</w:t>
-      </w:r>
-      <w:proofErr w:type="spellStart"/>
-      <w:r>
-        <w:rPr>
-          <w:rFonts w:hint="eastAsia"/>
-        </w:rPr>
-        <w:t>vDSO</w:t>
-      </w:r>
-      <w:proofErr w:type="spellEnd"/>
-      <w:r>
-        <w:rPr>
-          <w:rFonts w:hint="eastAsia"/>
-        </w:rPr>
-        <w:t>内部只负责从共享时间快照中读取当前时间并把结果转换为用户态所需的</w:t>
-      </w:r>
-      <w:proofErr w:type="spellStart"/>
-      <w:r>
-        <w:rPr>
-          <w:rFonts w:hint="eastAsia"/>
-        </w:rPr>
-        <w:t>timespec</w:t>
-      </w:r>
-      <w:proofErr w:type="spellEnd"/>
-      <w:r>
-        <w:rPr>
-          <w:rFonts w:hint="eastAsia"/>
-        </w:rPr>
-        <w:t>格式：当请求的是墙上时钟时返回实时视图，当请求的是单调时钟时返回单调视图，其他时钟类型则不走快路径。这样，</w:t>
-      </w:r>
-      <w:proofErr w:type="spellStart"/>
-      <w:r>
-        <w:rPr>
-          <w:rFonts w:hint="eastAsia"/>
-        </w:rPr>
-        <w:t>vDSO</w:t>
-      </w:r>
-      <w:proofErr w:type="spellEnd"/>
-      <w:r>
-        <w:rPr>
-          <w:rFonts w:hint="eastAsia"/>
-        </w:rPr>
-        <w:t>只承担“读共享快照、做格式转换、返回结果”的职责，不参与时间源维护。</w:t>
+        <w:t>共享同一套时间快照，</w:t>
+      </w:r>
+      <w:r>
+        <w:rPr>
+          <w:rFonts w:hint="eastAsia"/>
+        </w:rPr>
+        <w:t>实现逻辑类似，都是只从共享区内读取时间值，转换为对应的时间格式</w:t>
+      </w:r>
+      <w:r>
+        <w:rPr>
+          <w:rFonts w:hint="eastAsia"/>
+        </w:rPr>
+        <w:t>。</w:t>
+      </w:r>
+      <w:r>
+        <w:rPr>
+          <w:rFonts w:hint="eastAsia"/>
+        </w:rPr>
+        <w:t>这也是实现这两个系统调用的原因。</w:t>
       </w:r>
     </w:p>
     <w:p>
@@ -12010,12 +13450,93 @@
         <w:pStyle w:val="01-"/>
         <w:ind w:firstLine="480"/>
       </w:pPr>
+      <w:r>
+        <w:rPr>
+          <w:rFonts w:hint="eastAsia"/>
+        </w:rPr>
+        <w:t>内核侧的刷新逻辑负责维护这份共享时间快照。内核在时钟中断读取当前时间，再把</w:t>
+      </w:r>
+      <w:proofErr w:type="gramStart"/>
+      <w:r>
+        <w:rPr>
+          <w:rFonts w:hint="eastAsia"/>
+        </w:rPr>
+        <w:t>最新值</w:t>
+      </w:r>
+      <w:proofErr w:type="gramEnd"/>
+      <w:r>
+        <w:rPr>
+          <w:rFonts w:hint="eastAsia"/>
+        </w:rPr>
+        <w:t>写入共享区，并通</w:t>
+      </w:r>
+      <w:r>
+        <w:rPr>
+          <w:rFonts w:hint="eastAsia"/>
+        </w:rPr>
+        <w:t>过原子变量标记告知用户是否正在更新</w:t>
+      </w:r>
+      <w:r>
+        <w:rPr>
+          <w:rFonts w:hint="eastAsia"/>
+        </w:rPr>
+        <w:t>。用户态读取时先</w:t>
+      </w:r>
+      <w:r>
+        <w:rPr>
+          <w:rFonts w:hint="eastAsia"/>
+        </w:rPr>
+        <w:t>检查更新是否完成</w:t>
+      </w:r>
+      <w:r>
+        <w:rPr>
+          <w:rFonts w:hint="eastAsia"/>
+        </w:rPr>
+        <w:t>，再读取</w:t>
+      </w:r>
+      <w:r>
+        <w:rPr>
+          <w:rFonts w:hint="eastAsia"/>
+        </w:rPr>
+        <w:t>时间</w:t>
+      </w:r>
+      <w:r>
+        <w:rPr>
+          <w:rFonts w:hint="eastAsia"/>
+        </w:rPr>
+        <w:t>并在必要时重试，从而避免读到更新</w:t>
+      </w:r>
+      <w:r>
+        <w:rPr>
+          <w:rFonts w:hint="eastAsia"/>
+        </w:rPr>
+        <w:t>中的脏</w:t>
+      </w:r>
+      <w:r>
+        <w:rPr>
+          <w:rFonts w:hint="eastAsia"/>
+        </w:rPr>
+        <w:t>数据。由此，</w:t>
+      </w:r>
       <w:proofErr w:type="spellStart"/>
       <w:r>
         <w:rPr>
           <w:rFonts w:hint="eastAsia"/>
         </w:rPr>
-        <w:lastRenderedPageBreak/>
+        <w:t>clock_gettime</w:t>
+      </w:r>
+      <w:proofErr w:type="spellEnd"/>
+      <w:r>
+        <w:rPr>
+          <w:rFonts w:hint="eastAsia"/>
+        </w:rPr>
+        <w:t>和</w:t>
+      </w:r>
+      <w:proofErr w:type="spellStart"/>
+      <w:r>
+        <w:rPr>
+          <w:rFonts w:hint="eastAsia"/>
+        </w:rPr>
         <w:t>gettimeofday</w:t>
       </w:r>
       <w:proofErr w:type="spellEnd"/>
@@ -12023,35 +13544,77 @@
         <w:rPr>
           <w:rFonts w:hint="eastAsia"/>
         </w:rPr>
-        <w:t>与</w:t>
+        <w:t>在正常情况下都可以直接命中</w:t>
       </w:r>
       <w:proofErr w:type="spellStart"/>
       <w:r>
         <w:rPr>
           <w:rFonts w:hint="eastAsia"/>
         </w:rPr>
-        <w:t>clock_gettime</w:t>
+        <w:t>vDSO</w:t>
       </w:r>
       <w:proofErr w:type="spellEnd"/>
       <w:r>
         <w:rPr>
           <w:rFonts w:hint="eastAsia"/>
         </w:rPr>
-        <w:t>共享同一套时间快照，但它面向的是旧式</w:t>
+        <w:t>快路径，而当共享</w:t>
+      </w:r>
+      <w:r>
+        <w:rPr>
+          <w:rFonts w:hint="eastAsia"/>
+        </w:rPr>
+        <w:t>区暂不可用</w:t>
+      </w:r>
+      <w:r>
+        <w:rPr>
+          <w:rFonts w:hint="eastAsia"/>
+        </w:rPr>
+        <w:t>、</w:t>
+      </w:r>
+      <w:r>
+        <w:rPr>
+          <w:rFonts w:hint="eastAsia"/>
+        </w:rPr>
+        <w:t>内核正在更新中</w:t>
+      </w:r>
+      <w:r>
+        <w:rPr>
+          <w:rFonts w:hint="eastAsia"/>
+        </w:rPr>
+        <w:t>或</w:t>
+      </w:r>
+      <w:r>
+        <w:rPr>
+          <w:rFonts w:hint="eastAsia"/>
+        </w:rPr>
+        <w:t>其它异常</w:t>
+      </w:r>
+      <w:r>
+        <w:rPr>
+          <w:rFonts w:hint="eastAsia"/>
+        </w:rPr>
+        <w:t>情况</w:t>
+      </w:r>
+      <w:r>
+        <w:rPr>
+          <w:rFonts w:hint="eastAsia"/>
+        </w:rPr>
+        <w:t>时，统一回退到</w:t>
       </w:r>
       <w:proofErr w:type="spellStart"/>
       <w:r>
         <w:rPr>
           <w:rFonts w:hint="eastAsia"/>
         </w:rPr>
-        <w:t>timeval</w:t>
+        <w:t>syscall</w:t>
       </w:r>
       <w:proofErr w:type="spellEnd"/>
       <w:r>
         <w:rPr>
           <w:rFonts w:hint="eastAsia"/>
         </w:rPr>
-        <w:t>接口，因此只需要从实时视图中取值，再把纳秒结果换算为秒和微秒写回用户缓冲区即可。两者的差异主要体现在输出格式和支持范围上，而不是底层时间来源上；对用户态而言，它们都只是同一份共享时间数据的不同表达形式。</w:t>
+        <w:t>，保证语义完整和运行稳定。</w:t>
       </w:r>
     </w:p>
     <w:p>
@@ -12063,187 +13626,109 @@
         <w:rPr>
           <w:rFonts w:hint="eastAsia"/>
         </w:rPr>
-        <w:t>内核侧的刷新逻辑负责维护这份共享时间快照。内核在时钟中断、定时器回调或其他时间源更新点读取当前时间，再把</w:t>
+        <w:t>内核在进程初始化时先建立</w:t>
+      </w:r>
+      <w:proofErr w:type="spellStart"/>
+      <w:r>
+        <w:rPr>
+          <w:rFonts w:hint="eastAsia"/>
+        </w:rPr>
+        <w:t>vDSO</w:t>
+      </w:r>
+      <w:proofErr w:type="spellEnd"/>
+      <w:r>
+        <w:rPr>
+          <w:rFonts w:hint="eastAsia"/>
+        </w:rPr>
+        <w:t>和共享时间区域的映射，再通过</w:t>
+      </w:r>
+      <w:proofErr w:type="spellStart"/>
+      <w:r>
+        <w:rPr>
+          <w:rFonts w:hint="eastAsia"/>
+        </w:rPr>
+        <w:t>auxv</w:t>
+      </w:r>
+      <w:proofErr w:type="spellEnd"/>
+      <w:r>
+        <w:rPr>
+          <w:rFonts w:hint="eastAsia"/>
+        </w:rPr>
+        <w:t>把</w:t>
+      </w:r>
+      <w:proofErr w:type="spellStart"/>
+      <w:r>
+        <w:rPr>
+          <w:rFonts w:hint="eastAsia"/>
+        </w:rPr>
+        <w:t>vDSO</w:t>
+      </w:r>
+      <w:proofErr w:type="spellEnd"/>
+      <w:r>
+        <w:rPr>
+          <w:rFonts w:hint="eastAsia"/>
+        </w:rPr>
+        <w:t>入口暴露给用户态解析</w:t>
+      </w:r>
+      <w:r>
+        <w:rPr>
+          <w:rFonts w:hint="eastAsia"/>
+        </w:rPr>
+        <w:t>，用户</w:t>
       </w:r>
       <w:proofErr w:type="gramStart"/>
       <w:r>
         <w:rPr>
           <w:rFonts w:hint="eastAsia"/>
         </w:rPr>
-        <w:t>最新值</w:t>
+        <w:t>态进行</w:t>
       </w:r>
       <w:proofErr w:type="gramEnd"/>
       <w:r>
         <w:rPr>
           <w:rFonts w:hint="eastAsia"/>
         </w:rPr>
-        <w:t>写入共享区域，并通过版本更新或等价的同步机制标记这次刷新已经完成。用户态读取时先查看版本是否稳定，再读取快照并在必要时重试，从而避免读到半更新数据。由此，</w:t>
+        <w:t>缓存</w:t>
+      </w:r>
+      <w:r>
+        <w:rPr>
+          <w:rFonts w:hint="eastAsia"/>
+        </w:rPr>
+        <w:t>。随后内核持续刷新共享时间快照，使用户</w:t>
+      </w:r>
+      <w:proofErr w:type="gramStart"/>
+      <w:r>
+        <w:rPr>
+          <w:rFonts w:hint="eastAsia"/>
+        </w:rPr>
+        <w:t>态始终</w:t>
+      </w:r>
+      <w:proofErr w:type="gramEnd"/>
+      <w:r>
+        <w:rPr>
+          <w:rFonts w:hint="eastAsia"/>
+        </w:rPr>
+        <w:t>能够通过同一套</w:t>
       </w:r>
       <w:proofErr w:type="spellStart"/>
       <w:r>
         <w:rPr>
           <w:rFonts w:hint="eastAsia"/>
         </w:rPr>
-        <w:t>clock_gettime</w:t>
+        <w:t>vDSO</w:t>
       </w:r>
       <w:proofErr w:type="spellEnd"/>
       <w:r>
         <w:rPr>
           <w:rFonts w:hint="eastAsia"/>
         </w:rPr>
-        <w:t>和</w:t>
-      </w:r>
-      <w:proofErr w:type="spellStart"/>
-      <w:r>
-        <w:rPr>
-          <w:rFonts w:hint="eastAsia"/>
-        </w:rPr>
-        <w:t>gettimeofday</w:t>
-      </w:r>
-      <w:proofErr w:type="spellEnd"/>
-      <w:r>
-        <w:rPr>
-          <w:rFonts w:hint="eastAsia"/>
-        </w:rPr>
-        <w:t>在正常情况下都可以直接命中</w:t>
-      </w:r>
-      <w:proofErr w:type="spellStart"/>
-      <w:r>
-        <w:rPr>
-          <w:rFonts w:hint="eastAsia"/>
-        </w:rPr>
-        <w:t>vDSO</w:t>
-      </w:r>
-      <w:proofErr w:type="spellEnd"/>
-      <w:r>
-        <w:rPr>
-          <w:rFonts w:hint="eastAsia"/>
-        </w:rPr>
-        <w:t>快路径，而当共享快照暂不可用、版本不稳定或请求超出支持范围时，则统一回退到内核</w:t>
-      </w:r>
-      <w:proofErr w:type="spellStart"/>
-      <w:r>
-        <w:rPr>
-          <w:rFonts w:hint="eastAsia"/>
-        </w:rPr>
-        <w:t>syscall</w:t>
-      </w:r>
-      <w:proofErr w:type="spellEnd"/>
-      <w:r>
-        <w:rPr>
-          <w:rFonts w:hint="eastAsia"/>
-        </w:rPr>
-        <w:t>，以保证语义完整和运行稳定。</w:t>
-      </w:r>
-    </w:p>
-    <w:p>
-      <w:pPr>
-        <w:pStyle w:val="01-"/>
-        <w:ind w:firstLine="480"/>
-      </w:pPr>
-      <w:r>
-        <w:rPr>
-          <w:rFonts w:hint="eastAsia"/>
-        </w:rPr>
-        <w:t>在部署层面，内核在进程初始化时先建立</w:t>
-      </w:r>
-      <w:proofErr w:type="spellStart"/>
-      <w:r>
-        <w:rPr>
-          <w:rFonts w:hint="eastAsia"/>
-        </w:rPr>
-        <w:t>vDSO</w:t>
-      </w:r>
-      <w:proofErr w:type="spellEnd"/>
-      <w:r>
-        <w:rPr>
-          <w:rFonts w:hint="eastAsia"/>
-        </w:rPr>
-        <w:t>和共享时间区域的映射，再通过</w:t>
-      </w:r>
-      <w:proofErr w:type="spellStart"/>
-      <w:r>
-        <w:rPr>
-          <w:rFonts w:hint="eastAsia"/>
-        </w:rPr>
-        <w:t>auxv</w:t>
-      </w:r>
-      <w:proofErr w:type="spellEnd"/>
-      <w:r>
-        <w:rPr>
-          <w:rFonts w:hint="eastAsia"/>
-        </w:rPr>
-        <w:t>把</w:t>
-      </w:r>
-      <w:proofErr w:type="spellStart"/>
-      <w:r>
-        <w:rPr>
-          <w:rFonts w:hint="eastAsia"/>
-        </w:rPr>
-        <w:t>vDSO</w:t>
-      </w:r>
-      <w:proofErr w:type="spellEnd"/>
-      <w:r>
-        <w:rPr>
-          <w:rFonts w:hint="eastAsia"/>
-        </w:rPr>
-        <w:t>入口暴露给用户态解析。随后内核持续刷新共享时间快照，使用户</w:t>
-      </w:r>
-      <w:proofErr w:type="gramStart"/>
-      <w:r>
-        <w:rPr>
-          <w:rFonts w:hint="eastAsia"/>
-        </w:rPr>
-        <w:t>态始终</w:t>
-      </w:r>
-      <w:proofErr w:type="gramEnd"/>
-      <w:r>
-        <w:rPr>
-          <w:rFonts w:hint="eastAsia"/>
-        </w:rPr>
-        <w:t>能够通过同一套</w:t>
-      </w:r>
-      <w:proofErr w:type="spellStart"/>
-      <w:r>
-        <w:rPr>
-          <w:rFonts w:hint="eastAsia"/>
-        </w:rPr>
-        <w:t>vDSO</w:t>
-      </w:r>
-      <w:proofErr w:type="spellEnd"/>
-      <w:r>
-        <w:rPr>
-          <w:rFonts w:hint="eastAsia"/>
-        </w:rPr>
-        <w:t>接口获得较低开销的时间查询结果，而不需要分别为</w:t>
-      </w:r>
-      <w:proofErr w:type="spellStart"/>
-      <w:r>
-        <w:rPr>
-          <w:rFonts w:hint="eastAsia"/>
-        </w:rPr>
-        <w:t>clock_gettime</w:t>
-      </w:r>
-      <w:proofErr w:type="spellEnd"/>
-      <w:r>
-        <w:rPr>
-          <w:rFonts w:hint="eastAsia"/>
-        </w:rPr>
-        <w:t>和</w:t>
-      </w:r>
-      <w:proofErr w:type="spellStart"/>
-      <w:r>
-        <w:rPr>
-          <w:rFonts w:hint="eastAsia"/>
-        </w:rPr>
-        <w:t>gettimeofday</w:t>
-      </w:r>
-      <w:proofErr w:type="spellEnd"/>
-      <w:r>
-        <w:rPr>
-          <w:rFonts w:hint="eastAsia"/>
-        </w:rPr>
-        <w:t>维护独立的数据通路。</w:t>
+        <w:t>接口获得较低开销的时间查询结果</w:t>
+      </w:r>
+      <w:r>
+        <w:rPr>
+          <w:rFonts w:hint="eastAsia"/>
+        </w:rPr>
+        <w:t>。</w:t>
       </w:r>
     </w:p>
     <w:p>
@@ -36296,7 +37781,6 @@
   <w:style w:type="character" w:default="1" w:styleId="a0">
     <w:name w:val="Default Paragraph Font"/>
     <w:uiPriority w:val="1"/>
-    <w:semiHidden/>
     <w:unhideWhenUsed/>
   </w:style>
   <w:style w:type="table" w:default="1" w:styleId="a1">

--- a/docs/graduation/论文/胡嘉晨-毕业设计.docx
+++ b/docs/graduation/论文/胡嘉晨-毕业设计.docx
@@ -6930,19 +6930,19 @@
         <w:pStyle w:val="03-"/>
         <w:spacing w:before="156"/>
       </w:pPr>
-      <w:bookmarkStart w:id="13" w:name="_Toc128898878"/>
-      <w:bookmarkStart w:id="14" w:name="_Toc229134745"/>
-      <w:bookmarkStart w:id="15" w:name="_Toc229135399"/>
-      <w:bookmarkStart w:id="16" w:name="_Toc229135544"/>
-      <w:bookmarkStart w:id="17" w:name="_Toc229136213"/>
-      <w:bookmarkStart w:id="18" w:name="_Toc230296817"/>
+      <w:bookmarkStart w:id="13" w:name="_Toc230296817"/>
+      <w:bookmarkStart w:id="14" w:name="_Toc128898878"/>
+      <w:bookmarkStart w:id="15" w:name="_Toc229134745"/>
+      <w:bookmarkStart w:id="16" w:name="_Toc229135399"/>
+      <w:bookmarkStart w:id="17" w:name="_Toc229135544"/>
+      <w:bookmarkStart w:id="18" w:name="_Toc229136213"/>
       <w:r>
         <w:rPr>
           <w:rFonts w:hint="eastAsia"/>
         </w:rPr>
         <w:t>1.2 研究目标与问题陈述</w:t>
       </w:r>
-      <w:bookmarkEnd w:id="18"/>
+      <w:bookmarkEnd w:id="13"/>
     </w:p>
     <w:p>
       <w:pPr>
@@ -8456,9 +8456,6 @@
       <w:pPr>
         <w:pStyle w:val="01-"/>
         <w:ind w:firstLine="480"/>
-        <w:rPr>
-          <w:rFonts w:hint="eastAsia"/>
-        </w:rPr>
       </w:pPr>
       <w:proofErr w:type="spellStart"/>
       <w:r>
@@ -8547,9 +8544,6 @@
       <w:pPr>
         <w:pStyle w:val="01-"/>
         <w:ind w:firstLine="480"/>
-        <w:rPr>
-          <w:rFonts w:hint="eastAsia"/>
-        </w:rPr>
       </w:pPr>
       <w:proofErr w:type="spellStart"/>
       <w:r>
@@ -8856,9 +8850,6 @@
       <w:pPr>
         <w:pStyle w:val="01-"/>
         <w:ind w:firstLine="480"/>
-        <w:rPr>
-          <w:rFonts w:hint="eastAsia"/>
-        </w:rPr>
       </w:pPr>
       <w:proofErr w:type="spellStart"/>
       <w:r>
@@ -9201,9 +9192,6 @@
       <w:pPr>
         <w:pStyle w:val="01-"/>
         <w:ind w:firstLine="480"/>
-        <w:rPr>
-          <w:rFonts w:hint="eastAsia"/>
-        </w:rPr>
       </w:pPr>
       <w:r>
         <w:rPr>
@@ -9421,9 +9409,6 @@
       <w:pPr>
         <w:pStyle w:val="01-"/>
         <w:ind w:firstLine="480"/>
-        <w:rPr>
-          <w:rFonts w:hint="eastAsia"/>
-        </w:rPr>
       </w:pPr>
       <w:r>
         <w:rPr>
@@ -10236,12 +10221,63 @@
         <w:pStyle w:val="03-"/>
         <w:spacing w:before="156"/>
       </w:pPr>
+      <w:r>
+        <w:rPr>
+          <w:rFonts w:hint="eastAsia"/>
+        </w:rPr>
+        <w:t>3.</w:t>
+      </w:r>
+      <w:r>
+        <w:rPr>
+          <w:rFonts w:hint="eastAsia"/>
+        </w:rPr>
+        <w:t>1</w:t>
+      </w:r>
+      <w:r>
+        <w:rPr>
+          <w:rFonts w:hint="eastAsia"/>
+        </w:rPr>
+        <w:t xml:space="preserve"> </w:t>
+      </w:r>
+      <w:r>
+        <w:rPr>
+          <w:rFonts w:hint="eastAsia"/>
+        </w:rPr>
+        <w:t>引入x86_64并屏蔽多架构差异</w:t>
+      </w:r>
+    </w:p>
+    <w:p>
+      <w:pPr>
+        <w:pStyle w:val="01-"/>
+        <w:ind w:firstLine="480"/>
+        <w:rPr>
+          <w:rFonts w:hint="eastAsia"/>
+        </w:rPr>
+      </w:pPr>
+    </w:p>
+    <w:p>
+      <w:pPr>
+        <w:pStyle w:val="03-"/>
+        <w:spacing w:before="156"/>
+      </w:pPr>
       <w:bookmarkStart w:id="26" w:name="_Toc230296825"/>
       <w:r>
         <w:rPr>
           <w:rFonts w:hint="eastAsia"/>
         </w:rPr>
-        <w:t xml:space="preserve">3.1 </w:t>
+        <w:t>3.</w:t>
+      </w:r>
+      <w:r>
+        <w:rPr>
+          <w:rFonts w:hint="eastAsia"/>
+        </w:rPr>
+        <w:t>2</w:t>
+      </w:r>
+      <w:r>
+        <w:rPr>
+          <w:rFonts w:hint="eastAsia"/>
+        </w:rPr>
+        <w:t xml:space="preserve"> </w:t>
       </w:r>
       <w:r>
         <w:rPr>
@@ -10329,7 +10365,19 @@
         <w:rPr>
           <w:rFonts w:hint="eastAsia"/>
         </w:rPr>
-        <w:t xml:space="preserve">3.1.1 </w:t>
+        <w:t>3.</w:t>
+      </w:r>
+      <w:r>
+        <w:rPr>
+          <w:rFonts w:hint="eastAsia"/>
+        </w:rPr>
+        <w:t>2</w:t>
+      </w:r>
+      <w:r>
+        <w:rPr>
+          <w:rFonts w:hint="eastAsia"/>
+        </w:rPr>
+        <w:t xml:space="preserve">.1 </w:t>
       </w:r>
       <w:r>
         <w:rPr>
@@ -10869,7 +10917,19 @@
         <w:rPr>
           <w:rFonts w:hint="eastAsia"/>
         </w:rPr>
-        <w:t xml:space="preserve">3.1.2 </w:t>
+        <w:t>3.</w:t>
+      </w:r>
+      <w:r>
+        <w:rPr>
+          <w:rFonts w:hint="eastAsia"/>
+        </w:rPr>
+        <w:t>2</w:t>
+      </w:r>
+      <w:r>
+        <w:rPr>
+          <w:rFonts w:hint="eastAsia"/>
+        </w:rPr>
+        <w:t xml:space="preserve">.2 </w:t>
       </w:r>
       <w:r>
         <w:rPr>
@@ -11052,7 +11112,14 @@
         <w:rPr>
           <w:rFonts w:hint="eastAsia"/>
         </w:rPr>
-        <w:t>，构建空闲页帧池，并提供统一的分配与回收接口</w:t>
+        <w:t>，构建空闲页帧池，并提</w:t>
+      </w:r>
+      <w:r>
+        <w:rPr>
+          <w:rFonts w:hint="eastAsia"/>
+        </w:rPr>
+        <w:lastRenderedPageBreak/>
+        <w:t>供统一的分配与回收接口</w:t>
       </w:r>
       <w:r>
         <w:rPr>
@@ -11174,7 +11241,6 @@
         <w:rPr>
           <w:rFonts w:hint="eastAsia"/>
         </w:rPr>
-        <w:lastRenderedPageBreak/>
         <w:t>在虚拟内存管理上，核心是定义一个跨架构的</w:t>
       </w:r>
       <w:proofErr w:type="spellStart"/>
@@ -11408,7 +11474,19 @@
         <w:rPr>
           <w:rFonts w:hint="eastAsia"/>
         </w:rPr>
-        <w:t xml:space="preserve">3.1.3 </w:t>
+        <w:t>3.</w:t>
+      </w:r>
+      <w:r>
+        <w:rPr>
+          <w:rFonts w:hint="eastAsia"/>
+        </w:rPr>
+        <w:t>2</w:t>
+      </w:r>
+      <w:r>
+        <w:rPr>
+          <w:rFonts w:hint="eastAsia"/>
+        </w:rPr>
+        <w:t xml:space="preserve">.3 </w:t>
       </w:r>
       <w:r>
         <w:rPr>
@@ -11788,7 +11866,19 @@
         <w:rPr>
           <w:rFonts w:hint="eastAsia"/>
         </w:rPr>
-        <w:t>3.1.4 设备</w:t>
+        <w:t>3.</w:t>
+      </w:r>
+      <w:r>
+        <w:rPr>
+          <w:rFonts w:hint="eastAsia"/>
+        </w:rPr>
+        <w:t>2</w:t>
+      </w:r>
+      <w:r>
+        <w:rPr>
+          <w:rFonts w:hint="eastAsia"/>
+        </w:rPr>
+        <w:t>.4 设备</w:t>
       </w:r>
       <w:proofErr w:type="gramStart"/>
       <w:r>
@@ -12178,7 +12268,14 @@
         <w:rPr>
           <w:rFonts w:hint="eastAsia"/>
         </w:rPr>
-        <w:t>除此之外，还存在大量架构无关的内核组件域</w:t>
+        <w:t>除此之外，</w:t>
+      </w:r>
+      <w:r>
+        <w:rPr>
+          <w:rFonts w:hint="eastAsia"/>
+        </w:rPr>
+        <w:lastRenderedPageBreak/>
+        <w:t>还存在大量架构无关的内核组件域</w:t>
       </w:r>
       <w:r>
         <w:rPr>
@@ -12254,7 +12351,6 @@
         <w:rPr>
           <w:rFonts w:hint="eastAsia"/>
         </w:rPr>
-        <w:lastRenderedPageBreak/>
         <w:t>总体上，引入</w:t>
       </w:r>
       <w:r>
@@ -12392,7 +12488,19 @@
         <w:rPr>
           <w:rFonts w:hint="eastAsia"/>
         </w:rPr>
-        <w:t xml:space="preserve">3.2 </w:t>
+        <w:t>3.</w:t>
+      </w:r>
+      <w:r>
+        <w:rPr>
+          <w:rFonts w:hint="eastAsia"/>
+        </w:rPr>
+        <w:t>3</w:t>
+      </w:r>
+      <w:r>
+        <w:rPr>
+          <w:rFonts w:hint="eastAsia"/>
+        </w:rPr>
+        <w:t xml:space="preserve"> </w:t>
       </w:r>
       <w:proofErr w:type="spellStart"/>
       <w:r>
@@ -12486,7 +12594,19 @@
         <w:rPr>
           <w:rFonts w:hint="eastAsia"/>
         </w:rPr>
-        <w:t xml:space="preserve">3.2.1 </w:t>
+        <w:t>3.</w:t>
+      </w:r>
+      <w:r>
+        <w:rPr>
+          <w:rFonts w:hint="eastAsia"/>
+        </w:rPr>
+        <w:t>3</w:t>
+      </w:r>
+      <w:r>
+        <w:rPr>
+          <w:rFonts w:hint="eastAsia"/>
+        </w:rPr>
+        <w:t xml:space="preserve">.1 </w:t>
       </w:r>
       <w:proofErr w:type="spellStart"/>
       <w:r>
@@ -12536,10 +12656,7 @@
         <w:fldChar w:fldCharType="separate"/>
       </w:r>
       <w:r>
-        <w:t>[6</w:t>
-      </w:r>
-      <w:r>
-        <w:t>]</w:t>
+        <w:t>[6]</w:t>
       </w:r>
       <w:r>
         <w:fldChar w:fldCharType="end"/>
@@ -13423,7 +13540,14 @@
               <w:rPr>
                 <w:rFonts w:hint="eastAsia"/>
               </w:rPr>
-              <w:t>数据，返回物理页句柄。</w:t>
+              <w:t>数</w:t>
+            </w:r>
+            <w:r>
+              <w:rPr>
+                <w:rFonts w:hint="eastAsia"/>
+              </w:rPr>
+              <w:lastRenderedPageBreak/>
+              <w:t>据，返回物理页句柄。</w:t>
             </w:r>
           </w:p>
         </w:tc>
@@ -13451,6 +13575,7 @@
               <w:rPr>
                 <w:rFonts w:hint="eastAsia"/>
               </w:rPr>
+              <w:lastRenderedPageBreak/>
               <w:t>MemIf</w:t>
             </w:r>
             <w:proofErr w:type="spellEnd"/>
@@ -13514,7 +13639,6 @@
               <w:rPr>
                 <w:rFonts w:hint="eastAsia"/>
               </w:rPr>
-              <w:lastRenderedPageBreak/>
               <w:t>MemIf</w:t>
             </w:r>
             <w:proofErr w:type="spellEnd"/>
@@ -13808,7 +13932,19 @@
         <w:rPr>
           <w:rFonts w:hint="eastAsia"/>
         </w:rPr>
-        <w:t xml:space="preserve">3.2.2 </w:t>
+        <w:t>3.</w:t>
+      </w:r>
+      <w:r>
+        <w:rPr>
+          <w:rFonts w:hint="eastAsia"/>
+        </w:rPr>
+        <w:t>3</w:t>
+      </w:r>
+      <w:r>
+        <w:rPr>
+          <w:rFonts w:hint="eastAsia"/>
+        </w:rPr>
+        <w:t xml:space="preserve">.2 </w:t>
       </w:r>
       <w:proofErr w:type="spellStart"/>
       <w:r>
@@ -33777,9 +33913,6 @@
       <w:pPr>
         <w:pStyle w:val="01-"/>
         <w:ind w:firstLine="480"/>
-        <w:rPr>
-          <w:rFonts w:hint="eastAsia"/>
-        </w:rPr>
       </w:pPr>
       <w:r>
         <w:rPr>
@@ -35091,9 +35224,6 @@
       <w:pPr>
         <w:pStyle w:val="01-"/>
         <w:ind w:firstLine="480"/>
-        <w:rPr>
-          <w:rFonts w:hint="eastAsia"/>
-        </w:rPr>
       </w:pPr>
       <w:r>
         <w:rPr>
@@ -35191,9 +35321,6 @@
       <w:pPr>
         <w:pStyle w:val="01-"/>
         <w:ind w:firstLine="480"/>
-        <w:rPr>
-          <w:rFonts w:hint="eastAsia"/>
-        </w:rPr>
       </w:pPr>
       <w:r>
         <w:rPr>
@@ -35238,9 +35365,6 @@
       <w:pPr>
         <w:pStyle w:val="01-"/>
         <w:ind w:firstLine="480"/>
-        <w:rPr>
-          <w:rFonts w:hint="eastAsia"/>
-        </w:rPr>
       </w:pPr>
       <w:r>
         <w:rPr>
@@ -37791,9 +37915,6 @@
       <w:pPr>
         <w:pStyle w:val="01-"/>
         <w:ind w:firstLine="480"/>
-        <w:rPr>
-          <w:rFonts w:hint="eastAsia"/>
-        </w:rPr>
       </w:pPr>
       <w:r>
         <w:rPr>
@@ -38169,9 +38290,6 @@
       <w:pPr>
         <w:pStyle w:val="01-"/>
         <w:ind w:firstLine="480"/>
-        <w:rPr>
-          <w:rFonts w:hint="eastAsia"/>
-        </w:rPr>
       </w:pPr>
       <w:r>
         <w:rPr>
@@ -38502,6 +38620,9 @@
             <w:pPr>
               <w:pStyle w:val="07-1"/>
               <w:jc w:val="left"/>
+              <w:rPr>
+                <w:rFonts w:hint="eastAsia"/>
+              </w:rPr>
             </w:pPr>
             <w:r>
               <w:rPr>
@@ -38514,6 +38635,9 @@
             <w:pPr>
               <w:pStyle w:val="07-1"/>
               <w:jc w:val="left"/>
+              <w:rPr>
+                <w:rFonts w:hint="eastAsia"/>
+              </w:rPr>
             </w:pPr>
             <w:r>
               <w:rPr>
@@ -39087,9 +39211,6 @@
       <w:pPr>
         <w:pStyle w:val="01-"/>
         <w:ind w:firstLine="480"/>
-        <w:rPr>
-          <w:rFonts w:hint="eastAsia"/>
-        </w:rPr>
       </w:pPr>
       <w:r>
         <w:t>本文认为，这些日志片段给出了整条链路的证据</w:t>
@@ -40360,11 +40481,11 @@
         </w:rPr>
         <w:t>论</w:t>
       </w:r>
-      <w:bookmarkEnd w:id="13"/>
       <w:bookmarkEnd w:id="14"/>
       <w:bookmarkEnd w:id="15"/>
       <w:bookmarkEnd w:id="16"/>
       <w:bookmarkEnd w:id="17"/>
+      <w:bookmarkEnd w:id="18"/>
       <w:bookmarkEnd w:id="48"/>
     </w:p>
     <w:p>
@@ -40839,8 +40960,8 @@
           <w:numId w:val="2"/>
         </w:numPr>
       </w:pPr>
-      <w:bookmarkStart w:id="50" w:name="_Ref230042110"/>
-      <w:bookmarkStart w:id="51" w:name="_Ref230276055"/>
+      <w:bookmarkStart w:id="50" w:name="_Ref230276055"/>
+      <w:bookmarkStart w:id="51" w:name="_Ref230042110"/>
       <w:proofErr w:type="spellStart"/>
       <w:r>
         <w:rPr>
@@ -40869,7 +40990,7 @@
         </w:rPr>
         <w:t>CP/OL]. [2026-05-19]. https://github.com/Godones/Alien.</w:t>
       </w:r>
-      <w:bookmarkEnd w:id="51"/>
+      <w:bookmarkEnd w:id="50"/>
     </w:p>
     <w:p>
       <w:pPr>
@@ -40925,7 +41046,7 @@
         </w:rPr>
         <w:t>]. https://github.com/rust-osdev/acpi.</w:t>
       </w:r>
-      <w:bookmarkEnd w:id="50"/>
+      <w:bookmarkEnd w:id="51"/>
     </w:p>
     <w:p>
       <w:pPr>
@@ -43131,6 +43252,7 @@
   <w:style w:type="character" w:default="1" w:styleId="a0">
     <w:name w:val="Default Paragraph Font"/>
     <w:uiPriority w:val="1"/>
+    <w:semiHidden/>
     <w:unhideWhenUsed/>
   </w:style>
   <w:style w:type="table" w:default="1" w:styleId="a1">

--- a/docs/graduation/论文/胡嘉晨-毕业设计.docx
+++ b/docs/graduation/论文/胡嘉晨-毕业设计.docx
@@ -10239,11 +10239,19 @@
         </w:rPr>
         <w:t xml:space="preserve"> </w:t>
       </w:r>
-      <w:r>
-        <w:rPr>
-          <w:rFonts w:hint="eastAsia"/>
-        </w:rPr>
-        <w:t>引入x86_64并屏蔽多架构差异</w:t>
+      <w:proofErr w:type="spellStart"/>
+      <w:r>
+        <w:rPr>
+          <w:rFonts w:hint="eastAsia"/>
+        </w:rPr>
+        <w:t>AlienOS</w:t>
+      </w:r>
+      <w:proofErr w:type="spellEnd"/>
+      <w:r>
+        <w:rPr>
+          <w:rFonts w:hint="eastAsia"/>
+        </w:rPr>
+        <w:t>总体架构与移植范围概述</w:t>
       </w:r>
     </w:p>
     <w:p>
@@ -10254,6 +10262,1061 @@
           <w:rFonts w:hint="eastAsia"/>
         </w:rPr>
       </w:pPr>
+      <w:proofErr w:type="spellStart"/>
+      <w:r>
+        <w:rPr>
+          <w:rFonts w:hint="eastAsia"/>
+        </w:rPr>
+        <w:t>AlienOS</w:t>
+      </w:r>
+      <w:proofErr w:type="spellEnd"/>
+      <w:r>
+        <w:rPr>
+          <w:rFonts w:hint="eastAsia"/>
+        </w:rPr>
+        <w:t>的总体架构遵循微内核风格的分层设计：底层平台与引导代码负责早期初始化与硬件抽象，中间层提供跨架构的虚拟地址空间</w:t>
+      </w:r>
+      <w:r>
+        <w:rPr>
+          <w:rFonts w:hint="eastAsia"/>
+        </w:rPr>
+        <w:t>(</w:t>
+      </w:r>
+      <w:proofErr w:type="spellStart"/>
+      <w:r>
+        <w:rPr>
+          <w:rFonts w:hint="eastAsia"/>
+        </w:rPr>
+        <w:t>VSpace</w:t>
+      </w:r>
+      <w:proofErr w:type="spellEnd"/>
+      <w:r>
+        <w:rPr>
+          <w:rFonts w:hint="eastAsia"/>
+        </w:rPr>
+        <w:t>)</w:t>
+      </w:r>
+      <w:r>
+        <w:rPr>
+          <w:rFonts w:hint="eastAsia"/>
+        </w:rPr>
+        <w:t>、中断</w:t>
+      </w:r>
+      <w:r>
+        <w:rPr>
+          <w:rFonts w:hint="eastAsia"/>
+        </w:rPr>
+        <w:t>/</w:t>
+      </w:r>
+      <w:r>
+        <w:rPr>
+          <w:rFonts w:hint="eastAsia"/>
+        </w:rPr>
+        <w:t>陷阱分发与设备抽象，域</w:t>
+      </w:r>
+      <w:r>
+        <w:rPr>
+          <w:rFonts w:hint="eastAsia"/>
+        </w:rPr>
+        <w:t>(domain)</w:t>
+      </w:r>
+      <w:r>
+        <w:rPr>
+          <w:rFonts w:hint="eastAsia"/>
+        </w:rPr>
+        <w:t>运行时与</w:t>
+      </w:r>
+      <w:proofErr w:type="spellStart"/>
+      <w:r>
+        <w:rPr>
+          <w:rFonts w:hint="eastAsia"/>
+        </w:rPr>
+        <w:t>corelib</w:t>
+      </w:r>
+      <w:proofErr w:type="spellEnd"/>
+      <w:r>
+        <w:rPr>
+          <w:rFonts w:hint="eastAsia"/>
+        </w:rPr>
+        <w:t>收敛了进程</w:t>
+      </w:r>
+      <w:r>
+        <w:rPr>
+          <w:rFonts w:hint="eastAsia"/>
+        </w:rPr>
+        <w:t>/</w:t>
+      </w:r>
+      <w:r>
+        <w:rPr>
+          <w:rFonts w:hint="eastAsia"/>
+        </w:rPr>
+        <w:t>域的用户态接口，上层</w:t>
+      </w:r>
+      <w:proofErr w:type="gramStart"/>
+      <w:r>
+        <w:rPr>
+          <w:rFonts w:hint="eastAsia"/>
+        </w:rPr>
+        <w:t>则以域为</w:t>
+      </w:r>
+      <w:proofErr w:type="gramEnd"/>
+      <w:r>
+        <w:rPr>
+          <w:rFonts w:hint="eastAsia"/>
+        </w:rPr>
+        <w:t>单位运行隔离的应用与服务。为了实现跨架构复用，系统在若干清晰契约处收敛平台差异：</w:t>
+      </w:r>
+      <w:proofErr w:type="spellStart"/>
+      <w:r>
+        <w:rPr>
+          <w:rFonts w:hint="eastAsia"/>
+        </w:rPr>
+        <w:t>boot_info</w:t>
+      </w:r>
+      <w:proofErr w:type="spellEnd"/>
+      <w:r>
+        <w:rPr>
+          <w:rFonts w:hint="eastAsia"/>
+        </w:rPr>
+        <w:t>与</w:t>
+      </w:r>
+      <w:r>
+        <w:rPr>
+          <w:rFonts w:hint="eastAsia"/>
+        </w:rPr>
+        <w:t>early platform</w:t>
+      </w:r>
+      <w:r>
+        <w:rPr>
+          <w:rFonts w:hint="eastAsia"/>
+        </w:rPr>
+        <w:t>接口、</w:t>
+      </w:r>
+      <w:proofErr w:type="spellStart"/>
+      <w:r>
+        <w:rPr>
+          <w:rFonts w:hint="eastAsia"/>
+        </w:rPr>
+        <w:t>VSpace</w:t>
+      </w:r>
+      <w:proofErr w:type="spellEnd"/>
+      <w:r>
+        <w:rPr>
+          <w:rFonts w:hint="eastAsia"/>
+        </w:rPr>
+        <w:t>适配器、汇编级</w:t>
+      </w:r>
+      <w:r>
+        <w:rPr>
+          <w:rFonts w:hint="eastAsia"/>
+        </w:rPr>
+        <w:t>trap</w:t>
+      </w:r>
+      <w:r>
+        <w:rPr>
+          <w:rFonts w:hint="eastAsia"/>
+        </w:rPr>
+        <w:t>入口与通用</w:t>
+      </w:r>
+      <w:proofErr w:type="spellStart"/>
+      <w:r>
+        <w:rPr>
+          <w:rFonts w:hint="eastAsia"/>
+        </w:rPr>
+        <w:t>trapframe</w:t>
+      </w:r>
+      <w:proofErr w:type="spellEnd"/>
+      <w:r>
+        <w:rPr>
+          <w:rFonts w:hint="eastAsia"/>
+        </w:rPr>
+        <w:t>、设备描述</w:t>
+      </w:r>
+      <w:proofErr w:type="gramStart"/>
+      <w:r>
+        <w:rPr>
+          <w:rFonts w:hint="eastAsia"/>
+        </w:rPr>
+        <w:t>抽象与域加载</w:t>
+      </w:r>
+      <w:proofErr w:type="gramEnd"/>
+      <w:r>
+        <w:rPr>
+          <w:rFonts w:hint="eastAsia"/>
+        </w:rPr>
+        <w:t>契约。</w:t>
+      </w:r>
+      <w:proofErr w:type="spellStart"/>
+      <w:r>
+        <w:rPr>
+          <w:rFonts w:hint="eastAsia"/>
+        </w:rPr>
+        <w:t>AsyncAlien</w:t>
+      </w:r>
+      <w:proofErr w:type="spellEnd"/>
+      <w:r>
+        <w:rPr>
+          <w:rFonts w:hint="eastAsia"/>
+        </w:rPr>
+        <w:t>在此基础上把</w:t>
+      </w:r>
+      <w:r>
+        <w:rPr>
+          <w:rFonts w:hint="eastAsia"/>
+        </w:rPr>
+        <w:t>x86_64</w:t>
+      </w:r>
+      <w:r>
+        <w:rPr>
+          <w:rFonts w:hint="eastAsia"/>
+        </w:rPr>
+        <w:t>支持作为一条并行实现链路引入，尽量将平台专有逻辑限制在上述边界内，从而保持上层业务逻辑的可重用性与可维护性。</w:t>
+      </w:r>
+    </w:p>
+    <w:p>
+      <w:pPr>
+        <w:pStyle w:val="01-"/>
+        <w:ind w:firstLine="480"/>
+        <w:rPr>
+          <w:rFonts w:hint="eastAsia"/>
+        </w:rPr>
+      </w:pPr>
+    </w:p>
+    <w:p>
+      <w:pPr>
+        <w:pStyle w:val="01-"/>
+        <w:ind w:firstLine="480"/>
+        <w:rPr>
+          <w:rFonts w:hint="eastAsia"/>
+        </w:rPr>
+      </w:pPr>
+      <w:r>
+        <w:rPr>
+          <w:rFonts w:hint="eastAsia"/>
+        </w:rPr>
+        <w:t>在把</w:t>
+      </w:r>
+      <w:r>
+        <w:rPr>
+          <w:rFonts w:hint="eastAsia"/>
+        </w:rPr>
+        <w:t>reference</w:t>
+      </w:r>
+      <w:r>
+        <w:rPr>
+          <w:rFonts w:hint="eastAsia"/>
+        </w:rPr>
+        <w:t>的</w:t>
+      </w:r>
+      <w:r>
+        <w:rPr>
+          <w:rFonts w:hint="eastAsia"/>
+        </w:rPr>
+        <w:t>Alien</w:t>
+      </w:r>
+      <w:r>
+        <w:rPr>
+          <w:rFonts w:hint="eastAsia"/>
+        </w:rPr>
+        <w:t>移植为</w:t>
+      </w:r>
+      <w:proofErr w:type="spellStart"/>
+      <w:r>
+        <w:rPr>
+          <w:rFonts w:hint="eastAsia"/>
+        </w:rPr>
+        <w:t>AsyncAlien</w:t>
+      </w:r>
+      <w:proofErr w:type="spellEnd"/>
+      <w:r>
+        <w:rPr>
+          <w:rFonts w:hint="eastAsia"/>
+        </w:rPr>
+        <w:t>的过程中，主要修改或新增的模块包括：内核核心代码</w:t>
+      </w:r>
+      <w:r>
+        <w:rPr>
+          <w:rFonts w:hint="eastAsia"/>
+        </w:rPr>
+        <w:t>(kernel)</w:t>
+      </w:r>
+      <w:r>
+        <w:rPr>
+          <w:rFonts w:hint="eastAsia"/>
+        </w:rPr>
+        <w:t>——加入</w:t>
+      </w:r>
+      <w:r>
+        <w:rPr>
+          <w:rFonts w:hint="eastAsia"/>
+        </w:rPr>
+        <w:t>x86_64</w:t>
+      </w:r>
+      <w:r>
+        <w:rPr>
+          <w:rFonts w:hint="eastAsia"/>
+        </w:rPr>
+        <w:t>的引导、</w:t>
+      </w:r>
+      <w:r>
+        <w:rPr>
+          <w:rFonts w:hint="eastAsia"/>
+        </w:rPr>
+        <w:t>GDT/IDT</w:t>
+      </w:r>
+      <w:r>
+        <w:rPr>
+          <w:rFonts w:hint="eastAsia"/>
+        </w:rPr>
+        <w:t>与</w:t>
+      </w:r>
+      <w:r>
+        <w:rPr>
+          <w:rFonts w:hint="eastAsia"/>
+        </w:rPr>
+        <w:t>APIC</w:t>
+      </w:r>
+      <w:r>
+        <w:rPr>
+          <w:rFonts w:hint="eastAsia"/>
+        </w:rPr>
+        <w:t>初始化、</w:t>
+      </w:r>
+      <w:r>
+        <w:rPr>
+          <w:rFonts w:hint="eastAsia"/>
+        </w:rPr>
+        <w:t>x86_64</w:t>
+      </w:r>
+      <w:r>
+        <w:rPr>
+          <w:rFonts w:hint="eastAsia"/>
+        </w:rPr>
+        <w:t>专用的页表适配器与</w:t>
+      </w:r>
+      <w:r>
+        <w:rPr>
+          <w:rFonts w:hint="eastAsia"/>
+        </w:rPr>
+        <w:t>trap</w:t>
+      </w:r>
+      <w:r>
+        <w:rPr>
+          <w:rFonts w:hint="eastAsia"/>
+        </w:rPr>
+        <w:t>入口；</w:t>
+      </w:r>
+      <w:proofErr w:type="gramStart"/>
+      <w:r>
+        <w:rPr>
+          <w:rFonts w:hint="eastAsia"/>
+        </w:rPr>
+        <w:t>域运行</w:t>
+      </w:r>
+      <w:proofErr w:type="gramEnd"/>
+      <w:r>
+        <w:rPr>
+          <w:rFonts w:hint="eastAsia"/>
+        </w:rPr>
+        <w:t>时与库</w:t>
+      </w:r>
+      <w:r>
+        <w:rPr>
+          <w:rFonts w:hint="eastAsia"/>
+        </w:rPr>
+        <w:t>(domain-lib</w:t>
+      </w:r>
+      <w:r>
+        <w:rPr>
+          <w:rFonts w:hint="eastAsia"/>
+        </w:rPr>
+        <w:t>及</w:t>
+      </w:r>
+      <w:proofErr w:type="spellStart"/>
+      <w:r>
+        <w:rPr>
+          <w:rFonts w:hint="eastAsia"/>
+        </w:rPr>
+        <w:t>corelib</w:t>
+      </w:r>
+      <w:proofErr w:type="spellEnd"/>
+      <w:r>
+        <w:rPr>
+          <w:rFonts w:hint="eastAsia"/>
+        </w:rPr>
+        <w:t>)</w:t>
+      </w:r>
+      <w:r>
+        <w:rPr>
+          <w:rFonts w:hint="eastAsia"/>
+        </w:rPr>
+        <w:t>——扩充与归一化</w:t>
+      </w:r>
+      <w:proofErr w:type="spellStart"/>
+      <w:r>
+        <w:rPr>
+          <w:rFonts w:hint="eastAsia"/>
+        </w:rPr>
+        <w:t>syscall</w:t>
+      </w:r>
+      <w:proofErr w:type="spellEnd"/>
+      <w:r>
+        <w:rPr>
+          <w:rFonts w:hint="eastAsia"/>
+        </w:rPr>
+        <w:t xml:space="preserve"> ABI</w:t>
+      </w:r>
+      <w:r>
+        <w:rPr>
+          <w:rFonts w:hint="eastAsia"/>
+        </w:rPr>
+        <w:t>与</w:t>
+      </w:r>
+      <w:proofErr w:type="spellStart"/>
+      <w:r>
+        <w:rPr>
+          <w:rFonts w:hint="eastAsia"/>
+        </w:rPr>
+        <w:t>trapframe</w:t>
+      </w:r>
+      <w:proofErr w:type="spellEnd"/>
+      <w:r>
+        <w:rPr>
+          <w:rFonts w:hint="eastAsia"/>
+        </w:rPr>
+        <w:t>布局以支持多架构；域加载与镜像处理</w:t>
+      </w:r>
+      <w:r>
+        <w:rPr>
+          <w:rFonts w:hint="eastAsia"/>
+        </w:rPr>
+        <w:t>(domains/loader)</w:t>
+      </w:r>
+      <w:r>
+        <w:rPr>
+          <w:rFonts w:hint="eastAsia"/>
+        </w:rPr>
+        <w:t>——支持相对重定位与</w:t>
+      </w:r>
+      <w:proofErr w:type="spellStart"/>
+      <w:r>
+        <w:rPr>
+          <w:rFonts w:hint="eastAsia"/>
+        </w:rPr>
+        <w:t>vDSO</w:t>
+      </w:r>
+      <w:proofErr w:type="spellEnd"/>
+      <w:r>
+        <w:rPr>
+          <w:rFonts w:hint="eastAsia"/>
+        </w:rPr>
+        <w:t>注入的能力校验；</w:t>
+      </w:r>
+      <w:proofErr w:type="spellStart"/>
+      <w:r>
+        <w:rPr>
+          <w:rFonts w:hint="eastAsia"/>
+        </w:rPr>
+        <w:t>vDSO</w:t>
+      </w:r>
+      <w:proofErr w:type="spellEnd"/>
+      <w:r>
+        <w:rPr>
+          <w:rFonts w:hint="eastAsia"/>
+        </w:rPr>
+        <w:t>构建与映射工具</w:t>
+      </w:r>
+      <w:r>
+        <w:rPr>
+          <w:rFonts w:hint="eastAsia"/>
+        </w:rPr>
+        <w:t>(</w:t>
+      </w:r>
+      <w:proofErr w:type="spellStart"/>
+      <w:r>
+        <w:rPr>
+          <w:rFonts w:hint="eastAsia"/>
+        </w:rPr>
+        <w:t>vdso</w:t>
+      </w:r>
+      <w:proofErr w:type="spellEnd"/>
+      <w:r>
+        <w:rPr>
+          <w:rFonts w:hint="eastAsia"/>
+        </w:rPr>
+        <w:t>目录及生成器</w:t>
+      </w:r>
+      <w:r>
+        <w:rPr>
+          <w:rFonts w:hint="eastAsia"/>
+        </w:rPr>
+        <w:t>)</w:t>
+      </w:r>
+      <w:r>
+        <w:rPr>
+          <w:rFonts w:hint="eastAsia"/>
+        </w:rPr>
+        <w:t>；设备探测与平台适配</w:t>
+      </w:r>
+      <w:r>
+        <w:rPr>
+          <w:rFonts w:hint="eastAsia"/>
+        </w:rPr>
+        <w:t>(platform</w:t>
+      </w:r>
+      <w:r>
+        <w:rPr>
+          <w:rFonts w:hint="eastAsia"/>
+        </w:rPr>
+        <w:t>相关模块</w:t>
+      </w:r>
+      <w:r>
+        <w:rPr>
+          <w:rFonts w:hint="eastAsia"/>
+        </w:rPr>
+        <w:t>)</w:t>
+      </w:r>
+      <w:r>
+        <w:rPr>
+          <w:rFonts w:hint="eastAsia"/>
+        </w:rPr>
+        <w:t>——把</w:t>
+      </w:r>
+      <w:r>
+        <w:rPr>
+          <w:rFonts w:hint="eastAsia"/>
+        </w:rPr>
+        <w:t>ACPI/PCIe</w:t>
+      </w:r>
+      <w:r>
+        <w:rPr>
+          <w:rFonts w:hint="eastAsia"/>
+        </w:rPr>
+        <w:t>扫描与</w:t>
+      </w:r>
+      <w:proofErr w:type="spellStart"/>
+      <w:r>
+        <w:rPr>
+          <w:rFonts w:hint="eastAsia"/>
+        </w:rPr>
+        <w:t>DeviceTree</w:t>
+      </w:r>
+      <w:proofErr w:type="spellEnd"/>
+      <w:r>
+        <w:rPr>
+          <w:rFonts w:hint="eastAsia"/>
+        </w:rPr>
+        <w:t>互相适配为统一设备描述；用户</w:t>
+      </w:r>
+      <w:proofErr w:type="gramStart"/>
+      <w:r>
+        <w:rPr>
+          <w:rFonts w:hint="eastAsia"/>
+        </w:rPr>
+        <w:t>态工具</w:t>
+      </w:r>
+      <w:proofErr w:type="gramEnd"/>
+      <w:r>
+        <w:rPr>
+          <w:rFonts w:hint="eastAsia"/>
+        </w:rPr>
+        <w:t>与运行时</w:t>
+      </w:r>
+      <w:r>
+        <w:rPr>
+          <w:rFonts w:hint="eastAsia"/>
+        </w:rPr>
+        <w:t>(user</w:t>
+      </w:r>
+      <w:r>
+        <w:rPr>
+          <w:rFonts w:hint="eastAsia"/>
+        </w:rPr>
+        <w:t>目录及</w:t>
+      </w:r>
+      <w:r>
+        <w:rPr>
+          <w:rFonts w:hint="eastAsia"/>
+        </w:rPr>
+        <w:t>utils/tools)</w:t>
+      </w:r>
+      <w:r>
+        <w:rPr>
+          <w:rFonts w:hint="eastAsia"/>
+        </w:rPr>
+        <w:t>——增加用于测试、镜像生成与文件系统的辅助工具；构建与发行制品相关脚本</w:t>
+      </w:r>
+      <w:r>
+        <w:rPr>
+          <w:rFonts w:hint="eastAsia"/>
+        </w:rPr>
+        <w:t>(build</w:t>
+      </w:r>
+      <w:r>
+        <w:rPr>
+          <w:rFonts w:hint="eastAsia"/>
+        </w:rPr>
+        <w:t>、</w:t>
+      </w:r>
+      <w:r>
+        <w:rPr>
+          <w:rFonts w:hint="eastAsia"/>
+        </w:rPr>
+        <w:t>target</w:t>
+      </w:r>
+      <w:r>
+        <w:rPr>
+          <w:rFonts w:hint="eastAsia"/>
+        </w:rPr>
+        <w:t>、</w:t>
+      </w:r>
+      <w:r>
+        <w:rPr>
+          <w:rFonts w:hint="eastAsia"/>
+        </w:rPr>
+        <w:t>run</w:t>
+      </w:r>
+      <w:r>
+        <w:rPr>
+          <w:rFonts w:hint="eastAsia"/>
+        </w:rPr>
+        <w:t>等</w:t>
+      </w:r>
+      <w:r>
+        <w:rPr>
+          <w:rFonts w:hint="eastAsia"/>
+        </w:rPr>
+        <w:t>)</w:t>
+      </w:r>
+      <w:r>
+        <w:rPr>
+          <w:rFonts w:hint="eastAsia"/>
+        </w:rPr>
+        <w:t>以及大量文档与测试用例</w:t>
+      </w:r>
+      <w:r>
+        <w:rPr>
+          <w:rFonts w:hint="eastAsia"/>
+        </w:rPr>
+        <w:t>(docs)</w:t>
+      </w:r>
+      <w:r>
+        <w:rPr>
+          <w:rFonts w:hint="eastAsia"/>
+        </w:rPr>
+        <w:t>。总体上移植工作既包含架构适配（页面表、</w:t>
+      </w:r>
+      <w:r>
+        <w:rPr>
+          <w:rFonts w:hint="eastAsia"/>
+        </w:rPr>
+        <w:t>trap</w:t>
+      </w:r>
+      <w:r>
+        <w:rPr>
+          <w:rFonts w:hint="eastAsia"/>
+        </w:rPr>
+        <w:t>、</w:t>
+      </w:r>
+      <w:proofErr w:type="spellStart"/>
+      <w:r>
+        <w:rPr>
+          <w:rFonts w:hint="eastAsia"/>
+        </w:rPr>
+        <w:t>syscall</w:t>
+      </w:r>
+      <w:proofErr w:type="spellEnd"/>
+      <w:r>
+        <w:rPr>
+          <w:rFonts w:hint="eastAsia"/>
+        </w:rPr>
+        <w:t xml:space="preserve"> ABI</w:t>
+      </w:r>
+      <w:r>
+        <w:rPr>
+          <w:rFonts w:hint="eastAsia"/>
+        </w:rPr>
+        <w:t>、</w:t>
+      </w:r>
+      <w:r>
+        <w:rPr>
+          <w:rFonts w:hint="eastAsia"/>
+        </w:rPr>
+        <w:t>early boot</w:t>
+      </w:r>
+      <w:r>
+        <w:rPr>
+          <w:rFonts w:hint="eastAsia"/>
+        </w:rPr>
+        <w:t>），也包含运行时與工具链的補充（</w:t>
+      </w:r>
+      <w:proofErr w:type="spellStart"/>
+      <w:r>
+        <w:rPr>
+          <w:rFonts w:hint="eastAsia"/>
+        </w:rPr>
+        <w:t>vDSO</w:t>
+      </w:r>
+      <w:proofErr w:type="spellEnd"/>
+      <w:r>
+        <w:rPr>
+          <w:rFonts w:hint="eastAsia"/>
+        </w:rPr>
+        <w:t>生成、</w:t>
+      </w:r>
+      <w:r>
+        <w:rPr>
+          <w:rFonts w:hint="eastAsia"/>
+        </w:rPr>
+        <w:t>loader</w:t>
+      </w:r>
+      <w:r>
+        <w:rPr>
+          <w:rFonts w:hint="eastAsia"/>
+        </w:rPr>
+        <w:t>能力绑定、用户</w:t>
+      </w:r>
+      <w:proofErr w:type="gramStart"/>
+      <w:r>
+        <w:rPr>
+          <w:rFonts w:hint="eastAsia"/>
+        </w:rPr>
+        <w:t>态支持</w:t>
+      </w:r>
+      <w:proofErr w:type="gramEnd"/>
+      <w:r>
+        <w:rPr>
+          <w:rFonts w:hint="eastAsia"/>
+        </w:rPr>
+        <w:t>与鏡像构建）。</w:t>
+      </w:r>
+    </w:p>
+    <w:p>
+      <w:pPr>
+        <w:pStyle w:val="01-"/>
+        <w:ind w:firstLine="480"/>
+        <w:rPr>
+          <w:rFonts w:hint="eastAsia"/>
+        </w:rPr>
+      </w:pPr>
+    </w:p>
+    <w:p>
+      <w:pPr>
+        <w:pStyle w:val="01-"/>
+        <w:ind w:firstLine="480"/>
+        <w:rPr>
+          <w:rFonts w:hint="eastAsia"/>
+        </w:rPr>
+      </w:pPr>
+      <w:r>
+        <w:rPr>
+          <w:rFonts w:hint="eastAsia"/>
+        </w:rPr>
+        <w:t>关于工作量的粗略估算：把</w:t>
+      </w:r>
+      <w:r>
+        <w:rPr>
+          <w:rFonts w:hint="eastAsia"/>
+        </w:rPr>
+        <w:t>reference/Alien</w:t>
+      </w:r>
+      <w:r>
+        <w:rPr>
+          <w:rFonts w:hint="eastAsia"/>
+        </w:rPr>
+        <w:t>与当前</w:t>
+      </w:r>
+      <w:proofErr w:type="spellStart"/>
+      <w:r>
+        <w:rPr>
+          <w:rFonts w:hint="eastAsia"/>
+        </w:rPr>
+        <w:t>AsyncAlien</w:t>
+      </w:r>
+      <w:proofErr w:type="spellEnd"/>
+      <w:r>
+        <w:rPr>
+          <w:rFonts w:hint="eastAsia"/>
+        </w:rPr>
+        <w:t>的源码与文档进行比较后，常见源码与文档文件（</w:t>
+      </w:r>
+      <w:r>
+        <w:rPr>
+          <w:rFonts w:hint="eastAsia"/>
+        </w:rPr>
+        <w:t>.</w:t>
+      </w:r>
+      <w:proofErr w:type="spellStart"/>
+      <w:r>
+        <w:rPr>
+          <w:rFonts w:hint="eastAsia"/>
+        </w:rPr>
+        <w:t>rs</w:t>
+      </w:r>
+      <w:proofErr w:type="spellEnd"/>
+      <w:r>
+        <w:rPr>
+          <w:rFonts w:hint="eastAsia"/>
+        </w:rPr>
+        <w:t>,.c,.h,.S,.md,.txt,.</w:t>
+      </w:r>
+      <w:proofErr w:type="spellStart"/>
+      <w:r>
+        <w:rPr>
+          <w:rFonts w:hint="eastAsia"/>
+        </w:rPr>
+        <w:t>toml</w:t>
+      </w:r>
+      <w:proofErr w:type="spellEnd"/>
+      <w:r>
+        <w:rPr>
+          <w:rFonts w:hint="eastAsia"/>
+        </w:rPr>
+        <w:t>等）的总行数由参考树约</w:t>
+      </w:r>
+      <w:r>
+        <w:rPr>
+          <w:rFonts w:hint="eastAsia"/>
+        </w:rPr>
+        <w:t>45</w:t>
+      </w:r>
+      <w:r>
+        <w:rPr>
+          <w:rFonts w:hint="eastAsia"/>
+        </w:rPr>
+        <w:t>万</w:t>
+      </w:r>
+      <w:r>
+        <w:rPr>
+          <w:rFonts w:hint="eastAsia"/>
+        </w:rPr>
+        <w:lastRenderedPageBreak/>
+        <w:t>行增长到当前约</w:t>
+      </w:r>
+      <w:r>
+        <w:rPr>
+          <w:rFonts w:hint="eastAsia"/>
+        </w:rPr>
+        <w:t>113</w:t>
+      </w:r>
+      <w:r>
+        <w:rPr>
+          <w:rFonts w:hint="eastAsia"/>
+        </w:rPr>
+        <w:t>万行，净增加约</w:t>
+      </w:r>
+      <w:r>
+        <w:rPr>
+          <w:rFonts w:hint="eastAsia"/>
+        </w:rPr>
+        <w:t>68</w:t>
+      </w:r>
+      <w:r>
+        <w:rPr>
+          <w:rFonts w:hint="eastAsia"/>
+        </w:rPr>
+        <w:t>万行。这里的增量包含大量用户态工具、测试、镜像与第三方</w:t>
+      </w:r>
+      <w:r>
+        <w:rPr>
+          <w:rFonts w:hint="eastAsia"/>
+        </w:rPr>
+        <w:t>/</w:t>
+      </w:r>
+      <w:r>
+        <w:rPr>
+          <w:rFonts w:hint="eastAsia"/>
+        </w:rPr>
+        <w:t>生成文件，其中内核与核心库的手工修改规模要小得多：当前仓库中</w:t>
+      </w:r>
+      <w:r>
+        <w:rPr>
+          <w:rFonts w:hint="eastAsia"/>
+        </w:rPr>
+        <w:t>kernel</w:t>
+      </w:r>
+      <w:r>
+        <w:rPr>
+          <w:rFonts w:hint="eastAsia"/>
+        </w:rPr>
+        <w:t>约</w:t>
+      </w:r>
+      <w:r>
+        <w:rPr>
+          <w:rFonts w:hint="eastAsia"/>
+        </w:rPr>
+        <w:t>9300</w:t>
+      </w:r>
+      <w:r>
+        <w:rPr>
+          <w:rFonts w:hint="eastAsia"/>
+        </w:rPr>
+        <w:t>行、</w:t>
+      </w:r>
+      <w:r>
+        <w:rPr>
+          <w:rFonts w:hint="eastAsia"/>
+        </w:rPr>
+        <w:t>domain-lib</w:t>
+      </w:r>
+      <w:r>
+        <w:rPr>
+          <w:rFonts w:hint="eastAsia"/>
+        </w:rPr>
+        <w:t>约</w:t>
+      </w:r>
+      <w:r>
+        <w:rPr>
+          <w:rFonts w:hint="eastAsia"/>
+        </w:rPr>
+        <w:t>8400</w:t>
+      </w:r>
+      <w:r>
+        <w:rPr>
+          <w:rFonts w:hint="eastAsia"/>
+        </w:rPr>
+        <w:t>行、</w:t>
+      </w:r>
+      <w:r>
+        <w:rPr>
+          <w:rFonts w:hint="eastAsia"/>
+        </w:rPr>
+        <w:t>domains</w:t>
+      </w:r>
+      <w:r>
+        <w:rPr>
+          <w:rFonts w:hint="eastAsia"/>
+        </w:rPr>
+        <w:t>相关代码约</w:t>
+      </w:r>
+      <w:r>
+        <w:rPr>
+          <w:rFonts w:hint="eastAsia"/>
+        </w:rPr>
+        <w:t>2.5</w:t>
+      </w:r>
+      <w:r>
+        <w:rPr>
+          <w:rFonts w:hint="eastAsia"/>
+        </w:rPr>
+        <w:t>万行、</w:t>
+      </w:r>
+      <w:proofErr w:type="spellStart"/>
+      <w:r>
+        <w:rPr>
+          <w:rFonts w:hint="eastAsia"/>
+        </w:rPr>
+        <w:t>vdso</w:t>
+      </w:r>
+      <w:proofErr w:type="spellEnd"/>
+      <w:r>
+        <w:rPr>
+          <w:rFonts w:hint="eastAsia"/>
+        </w:rPr>
+        <w:t>相关数百行、</w:t>
+      </w:r>
+      <w:r>
+        <w:rPr>
+          <w:rFonts w:hint="eastAsia"/>
+        </w:rPr>
+        <w:t>docs</w:t>
+      </w:r>
+      <w:r>
+        <w:rPr>
+          <w:rFonts w:hint="eastAsia"/>
+        </w:rPr>
+        <w:t>及工具类合计约</w:t>
+      </w:r>
+      <w:r>
+        <w:rPr>
+          <w:rFonts w:hint="eastAsia"/>
+        </w:rPr>
+        <w:t>4</w:t>
+      </w:r>
+      <w:r>
+        <w:rPr>
+          <w:rFonts w:hint="eastAsia"/>
+        </w:rPr>
+        <w:t>万行左右。以此为参考，保守估计手工改动（即为适配</w:t>
+      </w:r>
+      <w:r>
+        <w:rPr>
+          <w:rFonts w:hint="eastAsia"/>
+        </w:rPr>
+        <w:t>x86_64</w:t>
+      </w:r>
+      <w:r>
+        <w:rPr>
+          <w:rFonts w:hint="eastAsia"/>
+        </w:rPr>
+        <w:t>和实现</w:t>
+      </w:r>
+      <w:proofErr w:type="spellStart"/>
+      <w:r>
+        <w:rPr>
+          <w:rFonts w:hint="eastAsia"/>
+        </w:rPr>
+        <w:t>vDSO</w:t>
+      </w:r>
+      <w:proofErr w:type="spellEnd"/>
+      <w:r>
+        <w:rPr>
+          <w:rFonts w:hint="eastAsia"/>
+        </w:rPr>
+        <w:t>与相关契约而直接修改或新增的核心内核</w:t>
+      </w:r>
+      <w:proofErr w:type="gramStart"/>
+      <w:r>
+        <w:rPr>
+          <w:rFonts w:hint="eastAsia"/>
+        </w:rPr>
+        <w:t>与域库</w:t>
+      </w:r>
+      <w:proofErr w:type="gramEnd"/>
+      <w:r>
+        <w:rPr>
+          <w:rFonts w:hint="eastAsia"/>
+        </w:rPr>
+        <w:t>代码）大致在</w:t>
+      </w:r>
+      <w:r>
+        <w:rPr>
+          <w:rFonts w:hint="eastAsia"/>
+        </w:rPr>
+        <w:t>10</w:t>
+      </w:r>
+      <w:r>
+        <w:rPr>
+          <w:rFonts w:hint="eastAsia"/>
+        </w:rPr>
+        <w:t>万到</w:t>
+      </w:r>
+      <w:r>
+        <w:rPr>
+          <w:rFonts w:hint="eastAsia"/>
+        </w:rPr>
+        <w:t>20</w:t>
+      </w:r>
+      <w:r>
+        <w:rPr>
+          <w:rFonts w:hint="eastAsia"/>
+        </w:rPr>
+        <w:t>万行量级，剩余增量主要是用户态工具、样例、测试與构建產物。此处给出的是基于当前工作区的一次行数统计与模块划分的近似估算，用以在论文中说明移植范围与工作量，而非</w:t>
+      </w:r>
+      <w:proofErr w:type="gramStart"/>
+      <w:r>
+        <w:rPr>
+          <w:rFonts w:hint="eastAsia"/>
+        </w:rPr>
+        <w:t>逐文件</w:t>
+      </w:r>
+      <w:proofErr w:type="gramEnd"/>
+      <w:r>
+        <w:rPr>
+          <w:rFonts w:hint="eastAsia"/>
+        </w:rPr>
+        <w:t>的精确差分统计。</w:t>
+      </w:r>
     </w:p>
     <w:p>
       <w:pPr>

--- a/docs/graduation/论文/胡嘉晨-毕业设计.docx
+++ b/docs/graduation/论文/胡嘉晨-毕业设计.docx
@@ -10221,6 +10221,7 @@
         <w:pStyle w:val="03-"/>
         <w:spacing w:before="156"/>
       </w:pPr>
+      <w:bookmarkStart w:id="26" w:name="_Toc230296825"/>
       <w:r>
         <w:rPr>
           <w:rFonts w:hint="eastAsia"/>
@@ -10232,1109 +10233,6 @@
           <w:rFonts w:hint="eastAsia"/>
         </w:rPr>
         <w:t>1</w:t>
-      </w:r>
-      <w:r>
-        <w:rPr>
-          <w:rFonts w:hint="eastAsia"/>
-        </w:rPr>
-        <w:t xml:space="preserve"> </w:t>
-      </w:r>
-      <w:proofErr w:type="spellStart"/>
-      <w:r>
-        <w:rPr>
-          <w:rFonts w:hint="eastAsia"/>
-        </w:rPr>
-        <w:t>AlienOS</w:t>
-      </w:r>
-      <w:proofErr w:type="spellEnd"/>
-      <w:r>
-        <w:rPr>
-          <w:rFonts w:hint="eastAsia"/>
-        </w:rPr>
-        <w:t>总体架构与移植范围概述</w:t>
-      </w:r>
-    </w:p>
-    <w:p>
-      <w:pPr>
-        <w:pStyle w:val="01-"/>
-        <w:ind w:firstLine="480"/>
-        <w:rPr>
-          <w:rFonts w:hint="eastAsia"/>
-        </w:rPr>
-      </w:pPr>
-      <w:proofErr w:type="spellStart"/>
-      <w:r>
-        <w:rPr>
-          <w:rFonts w:hint="eastAsia"/>
-        </w:rPr>
-        <w:t>AlienOS</w:t>
-      </w:r>
-      <w:proofErr w:type="spellEnd"/>
-      <w:r>
-        <w:rPr>
-          <w:rFonts w:hint="eastAsia"/>
-        </w:rPr>
-        <w:t>的总体架构遵循微内核风格的分层设计：底层平台与引导代码负责早期初始化与硬件抽象，中间层提供跨架构的虚拟地址空间</w:t>
-      </w:r>
-      <w:r>
-        <w:rPr>
-          <w:rFonts w:hint="eastAsia"/>
-        </w:rPr>
-        <w:t>(</w:t>
-      </w:r>
-      <w:proofErr w:type="spellStart"/>
-      <w:r>
-        <w:rPr>
-          <w:rFonts w:hint="eastAsia"/>
-        </w:rPr>
-        <w:t>VSpace</w:t>
-      </w:r>
-      <w:proofErr w:type="spellEnd"/>
-      <w:r>
-        <w:rPr>
-          <w:rFonts w:hint="eastAsia"/>
-        </w:rPr>
-        <w:t>)</w:t>
-      </w:r>
-      <w:r>
-        <w:rPr>
-          <w:rFonts w:hint="eastAsia"/>
-        </w:rPr>
-        <w:t>、中断</w:t>
-      </w:r>
-      <w:r>
-        <w:rPr>
-          <w:rFonts w:hint="eastAsia"/>
-        </w:rPr>
-        <w:t>/</w:t>
-      </w:r>
-      <w:r>
-        <w:rPr>
-          <w:rFonts w:hint="eastAsia"/>
-        </w:rPr>
-        <w:t>陷阱分发与设备抽象，域</w:t>
-      </w:r>
-      <w:r>
-        <w:rPr>
-          <w:rFonts w:hint="eastAsia"/>
-        </w:rPr>
-        <w:t>(domain)</w:t>
-      </w:r>
-      <w:r>
-        <w:rPr>
-          <w:rFonts w:hint="eastAsia"/>
-        </w:rPr>
-        <w:t>运行时与</w:t>
-      </w:r>
-      <w:proofErr w:type="spellStart"/>
-      <w:r>
-        <w:rPr>
-          <w:rFonts w:hint="eastAsia"/>
-        </w:rPr>
-        <w:t>corelib</w:t>
-      </w:r>
-      <w:proofErr w:type="spellEnd"/>
-      <w:r>
-        <w:rPr>
-          <w:rFonts w:hint="eastAsia"/>
-        </w:rPr>
-        <w:t>收敛了进程</w:t>
-      </w:r>
-      <w:r>
-        <w:rPr>
-          <w:rFonts w:hint="eastAsia"/>
-        </w:rPr>
-        <w:t>/</w:t>
-      </w:r>
-      <w:r>
-        <w:rPr>
-          <w:rFonts w:hint="eastAsia"/>
-        </w:rPr>
-        <w:t>域的用户态接口，上层</w:t>
-      </w:r>
-      <w:proofErr w:type="gramStart"/>
-      <w:r>
-        <w:rPr>
-          <w:rFonts w:hint="eastAsia"/>
-        </w:rPr>
-        <w:t>则以域为</w:t>
-      </w:r>
-      <w:proofErr w:type="gramEnd"/>
-      <w:r>
-        <w:rPr>
-          <w:rFonts w:hint="eastAsia"/>
-        </w:rPr>
-        <w:t>单位运行隔离的应用与服务。为了实现跨架构复用，系统在若干清晰契约处收敛平台差异：</w:t>
-      </w:r>
-      <w:proofErr w:type="spellStart"/>
-      <w:r>
-        <w:rPr>
-          <w:rFonts w:hint="eastAsia"/>
-        </w:rPr>
-        <w:t>boot_info</w:t>
-      </w:r>
-      <w:proofErr w:type="spellEnd"/>
-      <w:r>
-        <w:rPr>
-          <w:rFonts w:hint="eastAsia"/>
-        </w:rPr>
-        <w:t>与</w:t>
-      </w:r>
-      <w:r>
-        <w:rPr>
-          <w:rFonts w:hint="eastAsia"/>
-        </w:rPr>
-        <w:t>early platform</w:t>
-      </w:r>
-      <w:r>
-        <w:rPr>
-          <w:rFonts w:hint="eastAsia"/>
-        </w:rPr>
-        <w:t>接口、</w:t>
-      </w:r>
-      <w:proofErr w:type="spellStart"/>
-      <w:r>
-        <w:rPr>
-          <w:rFonts w:hint="eastAsia"/>
-        </w:rPr>
-        <w:t>VSpace</w:t>
-      </w:r>
-      <w:proofErr w:type="spellEnd"/>
-      <w:r>
-        <w:rPr>
-          <w:rFonts w:hint="eastAsia"/>
-        </w:rPr>
-        <w:t>适配器、汇编级</w:t>
-      </w:r>
-      <w:r>
-        <w:rPr>
-          <w:rFonts w:hint="eastAsia"/>
-        </w:rPr>
-        <w:t>trap</w:t>
-      </w:r>
-      <w:r>
-        <w:rPr>
-          <w:rFonts w:hint="eastAsia"/>
-        </w:rPr>
-        <w:t>入口与通用</w:t>
-      </w:r>
-      <w:proofErr w:type="spellStart"/>
-      <w:r>
-        <w:rPr>
-          <w:rFonts w:hint="eastAsia"/>
-        </w:rPr>
-        <w:t>trapframe</w:t>
-      </w:r>
-      <w:proofErr w:type="spellEnd"/>
-      <w:r>
-        <w:rPr>
-          <w:rFonts w:hint="eastAsia"/>
-        </w:rPr>
-        <w:t>、设备描述</w:t>
-      </w:r>
-      <w:proofErr w:type="gramStart"/>
-      <w:r>
-        <w:rPr>
-          <w:rFonts w:hint="eastAsia"/>
-        </w:rPr>
-        <w:t>抽象与域加载</w:t>
-      </w:r>
-      <w:proofErr w:type="gramEnd"/>
-      <w:r>
-        <w:rPr>
-          <w:rFonts w:hint="eastAsia"/>
-        </w:rPr>
-        <w:t>契约。</w:t>
-      </w:r>
-      <w:proofErr w:type="spellStart"/>
-      <w:r>
-        <w:rPr>
-          <w:rFonts w:hint="eastAsia"/>
-        </w:rPr>
-        <w:t>AsyncAlien</w:t>
-      </w:r>
-      <w:proofErr w:type="spellEnd"/>
-      <w:r>
-        <w:rPr>
-          <w:rFonts w:hint="eastAsia"/>
-        </w:rPr>
-        <w:t>在此基础上把</w:t>
-      </w:r>
-      <w:r>
-        <w:rPr>
-          <w:rFonts w:hint="eastAsia"/>
-        </w:rPr>
-        <w:t>x86_64</w:t>
-      </w:r>
-      <w:r>
-        <w:rPr>
-          <w:rFonts w:hint="eastAsia"/>
-        </w:rPr>
-        <w:t>支持作为一条并行实现链路引入，尽量将平台专有逻辑限制在上述边界内，从而保持上层业务逻辑的可重用性与可维护性。</w:t>
-      </w:r>
-    </w:p>
-    <w:p>
-      <w:pPr>
-        <w:pStyle w:val="01-"/>
-        <w:ind w:firstLine="480"/>
-        <w:rPr>
-          <w:rFonts w:hint="eastAsia"/>
-        </w:rPr>
-      </w:pPr>
-    </w:p>
-    <w:p>
-      <w:pPr>
-        <w:pStyle w:val="01-"/>
-        <w:ind w:firstLine="480"/>
-        <w:rPr>
-          <w:rFonts w:hint="eastAsia"/>
-        </w:rPr>
-      </w:pPr>
-      <w:r>
-        <w:rPr>
-          <w:rFonts w:hint="eastAsia"/>
-        </w:rPr>
-        <w:t>在把</w:t>
-      </w:r>
-      <w:r>
-        <w:rPr>
-          <w:rFonts w:hint="eastAsia"/>
-        </w:rPr>
-        <w:t>reference</w:t>
-      </w:r>
-      <w:r>
-        <w:rPr>
-          <w:rFonts w:hint="eastAsia"/>
-        </w:rPr>
-        <w:t>的</w:t>
-      </w:r>
-      <w:r>
-        <w:rPr>
-          <w:rFonts w:hint="eastAsia"/>
-        </w:rPr>
-        <w:t>Alien</w:t>
-      </w:r>
-      <w:r>
-        <w:rPr>
-          <w:rFonts w:hint="eastAsia"/>
-        </w:rPr>
-        <w:t>移植为</w:t>
-      </w:r>
-      <w:proofErr w:type="spellStart"/>
-      <w:r>
-        <w:rPr>
-          <w:rFonts w:hint="eastAsia"/>
-        </w:rPr>
-        <w:t>AsyncAlien</w:t>
-      </w:r>
-      <w:proofErr w:type="spellEnd"/>
-      <w:r>
-        <w:rPr>
-          <w:rFonts w:hint="eastAsia"/>
-        </w:rPr>
-        <w:t>的过程中，主要修改或新增的模块包括：内核核心代码</w:t>
-      </w:r>
-      <w:r>
-        <w:rPr>
-          <w:rFonts w:hint="eastAsia"/>
-        </w:rPr>
-        <w:t>(kernel)</w:t>
-      </w:r>
-      <w:r>
-        <w:rPr>
-          <w:rFonts w:hint="eastAsia"/>
-        </w:rPr>
-        <w:t>——加入</w:t>
-      </w:r>
-      <w:r>
-        <w:rPr>
-          <w:rFonts w:hint="eastAsia"/>
-        </w:rPr>
-        <w:t>x86_64</w:t>
-      </w:r>
-      <w:r>
-        <w:rPr>
-          <w:rFonts w:hint="eastAsia"/>
-        </w:rPr>
-        <w:t>的引导、</w:t>
-      </w:r>
-      <w:r>
-        <w:rPr>
-          <w:rFonts w:hint="eastAsia"/>
-        </w:rPr>
-        <w:t>GDT/IDT</w:t>
-      </w:r>
-      <w:r>
-        <w:rPr>
-          <w:rFonts w:hint="eastAsia"/>
-        </w:rPr>
-        <w:t>与</w:t>
-      </w:r>
-      <w:r>
-        <w:rPr>
-          <w:rFonts w:hint="eastAsia"/>
-        </w:rPr>
-        <w:t>APIC</w:t>
-      </w:r>
-      <w:r>
-        <w:rPr>
-          <w:rFonts w:hint="eastAsia"/>
-        </w:rPr>
-        <w:t>初始化、</w:t>
-      </w:r>
-      <w:r>
-        <w:rPr>
-          <w:rFonts w:hint="eastAsia"/>
-        </w:rPr>
-        <w:t>x86_64</w:t>
-      </w:r>
-      <w:r>
-        <w:rPr>
-          <w:rFonts w:hint="eastAsia"/>
-        </w:rPr>
-        <w:t>专用的页表适配器与</w:t>
-      </w:r>
-      <w:r>
-        <w:rPr>
-          <w:rFonts w:hint="eastAsia"/>
-        </w:rPr>
-        <w:t>trap</w:t>
-      </w:r>
-      <w:r>
-        <w:rPr>
-          <w:rFonts w:hint="eastAsia"/>
-        </w:rPr>
-        <w:t>入口；</w:t>
-      </w:r>
-      <w:proofErr w:type="gramStart"/>
-      <w:r>
-        <w:rPr>
-          <w:rFonts w:hint="eastAsia"/>
-        </w:rPr>
-        <w:t>域运行</w:t>
-      </w:r>
-      <w:proofErr w:type="gramEnd"/>
-      <w:r>
-        <w:rPr>
-          <w:rFonts w:hint="eastAsia"/>
-        </w:rPr>
-        <w:t>时与库</w:t>
-      </w:r>
-      <w:r>
-        <w:rPr>
-          <w:rFonts w:hint="eastAsia"/>
-        </w:rPr>
-        <w:t>(domain-lib</w:t>
-      </w:r>
-      <w:r>
-        <w:rPr>
-          <w:rFonts w:hint="eastAsia"/>
-        </w:rPr>
-        <w:t>及</w:t>
-      </w:r>
-      <w:proofErr w:type="spellStart"/>
-      <w:r>
-        <w:rPr>
-          <w:rFonts w:hint="eastAsia"/>
-        </w:rPr>
-        <w:t>corelib</w:t>
-      </w:r>
-      <w:proofErr w:type="spellEnd"/>
-      <w:r>
-        <w:rPr>
-          <w:rFonts w:hint="eastAsia"/>
-        </w:rPr>
-        <w:t>)</w:t>
-      </w:r>
-      <w:r>
-        <w:rPr>
-          <w:rFonts w:hint="eastAsia"/>
-        </w:rPr>
-        <w:t>——扩充与归一化</w:t>
-      </w:r>
-      <w:proofErr w:type="spellStart"/>
-      <w:r>
-        <w:rPr>
-          <w:rFonts w:hint="eastAsia"/>
-        </w:rPr>
-        <w:t>syscall</w:t>
-      </w:r>
-      <w:proofErr w:type="spellEnd"/>
-      <w:r>
-        <w:rPr>
-          <w:rFonts w:hint="eastAsia"/>
-        </w:rPr>
-        <w:t xml:space="preserve"> ABI</w:t>
-      </w:r>
-      <w:r>
-        <w:rPr>
-          <w:rFonts w:hint="eastAsia"/>
-        </w:rPr>
-        <w:t>与</w:t>
-      </w:r>
-      <w:proofErr w:type="spellStart"/>
-      <w:r>
-        <w:rPr>
-          <w:rFonts w:hint="eastAsia"/>
-        </w:rPr>
-        <w:t>trapframe</w:t>
-      </w:r>
-      <w:proofErr w:type="spellEnd"/>
-      <w:r>
-        <w:rPr>
-          <w:rFonts w:hint="eastAsia"/>
-        </w:rPr>
-        <w:t>布局以支持多架构；域加载与镜像处理</w:t>
-      </w:r>
-      <w:r>
-        <w:rPr>
-          <w:rFonts w:hint="eastAsia"/>
-        </w:rPr>
-        <w:t>(domains/loader)</w:t>
-      </w:r>
-      <w:r>
-        <w:rPr>
-          <w:rFonts w:hint="eastAsia"/>
-        </w:rPr>
-        <w:t>——支持相对重定位与</w:t>
-      </w:r>
-      <w:proofErr w:type="spellStart"/>
-      <w:r>
-        <w:rPr>
-          <w:rFonts w:hint="eastAsia"/>
-        </w:rPr>
-        <w:t>vDSO</w:t>
-      </w:r>
-      <w:proofErr w:type="spellEnd"/>
-      <w:r>
-        <w:rPr>
-          <w:rFonts w:hint="eastAsia"/>
-        </w:rPr>
-        <w:t>注入的能力校验；</w:t>
-      </w:r>
-      <w:proofErr w:type="spellStart"/>
-      <w:r>
-        <w:rPr>
-          <w:rFonts w:hint="eastAsia"/>
-        </w:rPr>
-        <w:t>vDSO</w:t>
-      </w:r>
-      <w:proofErr w:type="spellEnd"/>
-      <w:r>
-        <w:rPr>
-          <w:rFonts w:hint="eastAsia"/>
-        </w:rPr>
-        <w:t>构建与映射工具</w:t>
-      </w:r>
-      <w:r>
-        <w:rPr>
-          <w:rFonts w:hint="eastAsia"/>
-        </w:rPr>
-        <w:t>(</w:t>
-      </w:r>
-      <w:proofErr w:type="spellStart"/>
-      <w:r>
-        <w:rPr>
-          <w:rFonts w:hint="eastAsia"/>
-        </w:rPr>
-        <w:t>vdso</w:t>
-      </w:r>
-      <w:proofErr w:type="spellEnd"/>
-      <w:r>
-        <w:rPr>
-          <w:rFonts w:hint="eastAsia"/>
-        </w:rPr>
-        <w:t>目录及生成器</w:t>
-      </w:r>
-      <w:r>
-        <w:rPr>
-          <w:rFonts w:hint="eastAsia"/>
-        </w:rPr>
-        <w:t>)</w:t>
-      </w:r>
-      <w:r>
-        <w:rPr>
-          <w:rFonts w:hint="eastAsia"/>
-        </w:rPr>
-        <w:t>；设备探测与平台适配</w:t>
-      </w:r>
-      <w:r>
-        <w:rPr>
-          <w:rFonts w:hint="eastAsia"/>
-        </w:rPr>
-        <w:t>(platform</w:t>
-      </w:r>
-      <w:r>
-        <w:rPr>
-          <w:rFonts w:hint="eastAsia"/>
-        </w:rPr>
-        <w:t>相关模块</w:t>
-      </w:r>
-      <w:r>
-        <w:rPr>
-          <w:rFonts w:hint="eastAsia"/>
-        </w:rPr>
-        <w:t>)</w:t>
-      </w:r>
-      <w:r>
-        <w:rPr>
-          <w:rFonts w:hint="eastAsia"/>
-        </w:rPr>
-        <w:t>——把</w:t>
-      </w:r>
-      <w:r>
-        <w:rPr>
-          <w:rFonts w:hint="eastAsia"/>
-        </w:rPr>
-        <w:t>ACPI/PCIe</w:t>
-      </w:r>
-      <w:r>
-        <w:rPr>
-          <w:rFonts w:hint="eastAsia"/>
-        </w:rPr>
-        <w:t>扫描与</w:t>
-      </w:r>
-      <w:proofErr w:type="spellStart"/>
-      <w:r>
-        <w:rPr>
-          <w:rFonts w:hint="eastAsia"/>
-        </w:rPr>
-        <w:t>DeviceTree</w:t>
-      </w:r>
-      <w:proofErr w:type="spellEnd"/>
-      <w:r>
-        <w:rPr>
-          <w:rFonts w:hint="eastAsia"/>
-        </w:rPr>
-        <w:t>互相适配为统一设备描述；用户</w:t>
-      </w:r>
-      <w:proofErr w:type="gramStart"/>
-      <w:r>
-        <w:rPr>
-          <w:rFonts w:hint="eastAsia"/>
-        </w:rPr>
-        <w:t>态工具</w:t>
-      </w:r>
-      <w:proofErr w:type="gramEnd"/>
-      <w:r>
-        <w:rPr>
-          <w:rFonts w:hint="eastAsia"/>
-        </w:rPr>
-        <w:t>与运行时</w:t>
-      </w:r>
-      <w:r>
-        <w:rPr>
-          <w:rFonts w:hint="eastAsia"/>
-        </w:rPr>
-        <w:t>(user</w:t>
-      </w:r>
-      <w:r>
-        <w:rPr>
-          <w:rFonts w:hint="eastAsia"/>
-        </w:rPr>
-        <w:t>目录及</w:t>
-      </w:r>
-      <w:r>
-        <w:rPr>
-          <w:rFonts w:hint="eastAsia"/>
-        </w:rPr>
-        <w:t>utils/tools)</w:t>
-      </w:r>
-      <w:r>
-        <w:rPr>
-          <w:rFonts w:hint="eastAsia"/>
-        </w:rPr>
-        <w:t>——增加用于测试、镜像生成与文件系统的辅助工具；构建与发行制品相关脚本</w:t>
-      </w:r>
-      <w:r>
-        <w:rPr>
-          <w:rFonts w:hint="eastAsia"/>
-        </w:rPr>
-        <w:t>(build</w:t>
-      </w:r>
-      <w:r>
-        <w:rPr>
-          <w:rFonts w:hint="eastAsia"/>
-        </w:rPr>
-        <w:t>、</w:t>
-      </w:r>
-      <w:r>
-        <w:rPr>
-          <w:rFonts w:hint="eastAsia"/>
-        </w:rPr>
-        <w:t>target</w:t>
-      </w:r>
-      <w:r>
-        <w:rPr>
-          <w:rFonts w:hint="eastAsia"/>
-        </w:rPr>
-        <w:t>、</w:t>
-      </w:r>
-      <w:r>
-        <w:rPr>
-          <w:rFonts w:hint="eastAsia"/>
-        </w:rPr>
-        <w:t>run</w:t>
-      </w:r>
-      <w:r>
-        <w:rPr>
-          <w:rFonts w:hint="eastAsia"/>
-        </w:rPr>
-        <w:t>等</w:t>
-      </w:r>
-      <w:r>
-        <w:rPr>
-          <w:rFonts w:hint="eastAsia"/>
-        </w:rPr>
-        <w:t>)</w:t>
-      </w:r>
-      <w:r>
-        <w:rPr>
-          <w:rFonts w:hint="eastAsia"/>
-        </w:rPr>
-        <w:t>以及大量文档与测试用例</w:t>
-      </w:r>
-      <w:r>
-        <w:rPr>
-          <w:rFonts w:hint="eastAsia"/>
-        </w:rPr>
-        <w:t>(docs)</w:t>
-      </w:r>
-      <w:r>
-        <w:rPr>
-          <w:rFonts w:hint="eastAsia"/>
-        </w:rPr>
-        <w:t>。总体上移植工作既包含架构适配（页面表、</w:t>
-      </w:r>
-      <w:r>
-        <w:rPr>
-          <w:rFonts w:hint="eastAsia"/>
-        </w:rPr>
-        <w:t>trap</w:t>
-      </w:r>
-      <w:r>
-        <w:rPr>
-          <w:rFonts w:hint="eastAsia"/>
-        </w:rPr>
-        <w:t>、</w:t>
-      </w:r>
-      <w:proofErr w:type="spellStart"/>
-      <w:r>
-        <w:rPr>
-          <w:rFonts w:hint="eastAsia"/>
-        </w:rPr>
-        <w:t>syscall</w:t>
-      </w:r>
-      <w:proofErr w:type="spellEnd"/>
-      <w:r>
-        <w:rPr>
-          <w:rFonts w:hint="eastAsia"/>
-        </w:rPr>
-        <w:t xml:space="preserve"> ABI</w:t>
-      </w:r>
-      <w:r>
-        <w:rPr>
-          <w:rFonts w:hint="eastAsia"/>
-        </w:rPr>
-        <w:t>、</w:t>
-      </w:r>
-      <w:r>
-        <w:rPr>
-          <w:rFonts w:hint="eastAsia"/>
-        </w:rPr>
-        <w:t>early boot</w:t>
-      </w:r>
-      <w:r>
-        <w:rPr>
-          <w:rFonts w:hint="eastAsia"/>
-        </w:rPr>
-        <w:t>），也包含运行时與工具链的補充（</w:t>
-      </w:r>
-      <w:proofErr w:type="spellStart"/>
-      <w:r>
-        <w:rPr>
-          <w:rFonts w:hint="eastAsia"/>
-        </w:rPr>
-        <w:t>vDSO</w:t>
-      </w:r>
-      <w:proofErr w:type="spellEnd"/>
-      <w:r>
-        <w:rPr>
-          <w:rFonts w:hint="eastAsia"/>
-        </w:rPr>
-        <w:t>生成、</w:t>
-      </w:r>
-      <w:r>
-        <w:rPr>
-          <w:rFonts w:hint="eastAsia"/>
-        </w:rPr>
-        <w:t>loader</w:t>
-      </w:r>
-      <w:r>
-        <w:rPr>
-          <w:rFonts w:hint="eastAsia"/>
-        </w:rPr>
-        <w:t>能力绑定、用户</w:t>
-      </w:r>
-      <w:proofErr w:type="gramStart"/>
-      <w:r>
-        <w:rPr>
-          <w:rFonts w:hint="eastAsia"/>
-        </w:rPr>
-        <w:t>态支持</w:t>
-      </w:r>
-      <w:proofErr w:type="gramEnd"/>
-      <w:r>
-        <w:rPr>
-          <w:rFonts w:hint="eastAsia"/>
-        </w:rPr>
-        <w:t>与鏡像构建）。</w:t>
-      </w:r>
-    </w:p>
-    <w:p>
-      <w:pPr>
-        <w:pStyle w:val="01-"/>
-        <w:ind w:firstLine="480"/>
-        <w:rPr>
-          <w:rFonts w:hint="eastAsia"/>
-        </w:rPr>
-      </w:pPr>
-    </w:p>
-    <w:p>
-      <w:pPr>
-        <w:pStyle w:val="01-"/>
-        <w:ind w:firstLine="480"/>
-        <w:rPr>
-          <w:rFonts w:hint="eastAsia"/>
-        </w:rPr>
-      </w:pPr>
-      <w:r>
-        <w:rPr>
-          <w:rFonts w:hint="eastAsia"/>
-        </w:rPr>
-        <w:t>关于工作量的粗略估算：把</w:t>
-      </w:r>
-      <w:r>
-        <w:rPr>
-          <w:rFonts w:hint="eastAsia"/>
-        </w:rPr>
-        <w:t>reference/Alien</w:t>
-      </w:r>
-      <w:r>
-        <w:rPr>
-          <w:rFonts w:hint="eastAsia"/>
-        </w:rPr>
-        <w:t>与当前</w:t>
-      </w:r>
-      <w:proofErr w:type="spellStart"/>
-      <w:r>
-        <w:rPr>
-          <w:rFonts w:hint="eastAsia"/>
-        </w:rPr>
-        <w:t>AsyncAlien</w:t>
-      </w:r>
-      <w:proofErr w:type="spellEnd"/>
-      <w:r>
-        <w:rPr>
-          <w:rFonts w:hint="eastAsia"/>
-        </w:rPr>
-        <w:t>的源码与文档进行比较后，常见源码与文档文件（</w:t>
-      </w:r>
-      <w:r>
-        <w:rPr>
-          <w:rFonts w:hint="eastAsia"/>
-        </w:rPr>
-        <w:t>.</w:t>
-      </w:r>
-      <w:proofErr w:type="spellStart"/>
-      <w:r>
-        <w:rPr>
-          <w:rFonts w:hint="eastAsia"/>
-        </w:rPr>
-        <w:t>rs</w:t>
-      </w:r>
-      <w:proofErr w:type="spellEnd"/>
-      <w:r>
-        <w:rPr>
-          <w:rFonts w:hint="eastAsia"/>
-        </w:rPr>
-        <w:t>,.c,.h,.S,.md,.txt,.</w:t>
-      </w:r>
-      <w:proofErr w:type="spellStart"/>
-      <w:r>
-        <w:rPr>
-          <w:rFonts w:hint="eastAsia"/>
-        </w:rPr>
-        <w:t>toml</w:t>
-      </w:r>
-      <w:proofErr w:type="spellEnd"/>
-      <w:r>
-        <w:rPr>
-          <w:rFonts w:hint="eastAsia"/>
-        </w:rPr>
-        <w:t>等）的总行数由参考树约</w:t>
-      </w:r>
-      <w:r>
-        <w:rPr>
-          <w:rFonts w:hint="eastAsia"/>
-        </w:rPr>
-        <w:t>45</w:t>
-      </w:r>
-      <w:r>
-        <w:rPr>
-          <w:rFonts w:hint="eastAsia"/>
-        </w:rPr>
-        <w:t>万</w:t>
-      </w:r>
-      <w:r>
-        <w:rPr>
-          <w:rFonts w:hint="eastAsia"/>
-        </w:rPr>
-        <w:lastRenderedPageBreak/>
-        <w:t>行增长到当前约</w:t>
-      </w:r>
-      <w:r>
-        <w:rPr>
-          <w:rFonts w:hint="eastAsia"/>
-        </w:rPr>
-        <w:t>113</w:t>
-      </w:r>
-      <w:r>
-        <w:rPr>
-          <w:rFonts w:hint="eastAsia"/>
-        </w:rPr>
-        <w:t>万行，净增加约</w:t>
-      </w:r>
-      <w:r>
-        <w:rPr>
-          <w:rFonts w:hint="eastAsia"/>
-        </w:rPr>
-        <w:t>68</w:t>
-      </w:r>
-      <w:r>
-        <w:rPr>
-          <w:rFonts w:hint="eastAsia"/>
-        </w:rPr>
-        <w:t>万行。这里的增量包含大量用户态工具、测试、镜像与第三方</w:t>
-      </w:r>
-      <w:r>
-        <w:rPr>
-          <w:rFonts w:hint="eastAsia"/>
-        </w:rPr>
-        <w:t>/</w:t>
-      </w:r>
-      <w:r>
-        <w:rPr>
-          <w:rFonts w:hint="eastAsia"/>
-        </w:rPr>
-        <w:t>生成文件，其中内核与核心库的手工修改规模要小得多：当前仓库中</w:t>
-      </w:r>
-      <w:r>
-        <w:rPr>
-          <w:rFonts w:hint="eastAsia"/>
-        </w:rPr>
-        <w:t>kernel</w:t>
-      </w:r>
-      <w:r>
-        <w:rPr>
-          <w:rFonts w:hint="eastAsia"/>
-        </w:rPr>
-        <w:t>约</w:t>
-      </w:r>
-      <w:r>
-        <w:rPr>
-          <w:rFonts w:hint="eastAsia"/>
-        </w:rPr>
-        <w:t>9300</w:t>
-      </w:r>
-      <w:r>
-        <w:rPr>
-          <w:rFonts w:hint="eastAsia"/>
-        </w:rPr>
-        <w:t>行、</w:t>
-      </w:r>
-      <w:r>
-        <w:rPr>
-          <w:rFonts w:hint="eastAsia"/>
-        </w:rPr>
-        <w:t>domain-lib</w:t>
-      </w:r>
-      <w:r>
-        <w:rPr>
-          <w:rFonts w:hint="eastAsia"/>
-        </w:rPr>
-        <w:t>约</w:t>
-      </w:r>
-      <w:r>
-        <w:rPr>
-          <w:rFonts w:hint="eastAsia"/>
-        </w:rPr>
-        <w:t>8400</w:t>
-      </w:r>
-      <w:r>
-        <w:rPr>
-          <w:rFonts w:hint="eastAsia"/>
-        </w:rPr>
-        <w:t>行、</w:t>
-      </w:r>
-      <w:r>
-        <w:rPr>
-          <w:rFonts w:hint="eastAsia"/>
-        </w:rPr>
-        <w:t>domains</w:t>
-      </w:r>
-      <w:r>
-        <w:rPr>
-          <w:rFonts w:hint="eastAsia"/>
-        </w:rPr>
-        <w:t>相关代码约</w:t>
-      </w:r>
-      <w:r>
-        <w:rPr>
-          <w:rFonts w:hint="eastAsia"/>
-        </w:rPr>
-        <w:t>2.5</w:t>
-      </w:r>
-      <w:r>
-        <w:rPr>
-          <w:rFonts w:hint="eastAsia"/>
-        </w:rPr>
-        <w:t>万行、</w:t>
-      </w:r>
-      <w:proofErr w:type="spellStart"/>
-      <w:r>
-        <w:rPr>
-          <w:rFonts w:hint="eastAsia"/>
-        </w:rPr>
-        <w:t>vdso</w:t>
-      </w:r>
-      <w:proofErr w:type="spellEnd"/>
-      <w:r>
-        <w:rPr>
-          <w:rFonts w:hint="eastAsia"/>
-        </w:rPr>
-        <w:t>相关数百行、</w:t>
-      </w:r>
-      <w:r>
-        <w:rPr>
-          <w:rFonts w:hint="eastAsia"/>
-        </w:rPr>
-        <w:t>docs</w:t>
-      </w:r>
-      <w:r>
-        <w:rPr>
-          <w:rFonts w:hint="eastAsia"/>
-        </w:rPr>
-        <w:t>及工具类合计约</w:t>
-      </w:r>
-      <w:r>
-        <w:rPr>
-          <w:rFonts w:hint="eastAsia"/>
-        </w:rPr>
-        <w:t>4</w:t>
-      </w:r>
-      <w:r>
-        <w:rPr>
-          <w:rFonts w:hint="eastAsia"/>
-        </w:rPr>
-        <w:t>万行左右。以此为参考，保守估计手工改动（即为适配</w:t>
-      </w:r>
-      <w:r>
-        <w:rPr>
-          <w:rFonts w:hint="eastAsia"/>
-        </w:rPr>
-        <w:t>x86_64</w:t>
-      </w:r>
-      <w:r>
-        <w:rPr>
-          <w:rFonts w:hint="eastAsia"/>
-        </w:rPr>
-        <w:t>和实现</w:t>
-      </w:r>
-      <w:proofErr w:type="spellStart"/>
-      <w:r>
-        <w:rPr>
-          <w:rFonts w:hint="eastAsia"/>
-        </w:rPr>
-        <w:t>vDSO</w:t>
-      </w:r>
-      <w:proofErr w:type="spellEnd"/>
-      <w:r>
-        <w:rPr>
-          <w:rFonts w:hint="eastAsia"/>
-        </w:rPr>
-        <w:t>与相关契约而直接修改或新增的核心内核</w:t>
-      </w:r>
-      <w:proofErr w:type="gramStart"/>
-      <w:r>
-        <w:rPr>
-          <w:rFonts w:hint="eastAsia"/>
-        </w:rPr>
-        <w:t>与域库</w:t>
-      </w:r>
-      <w:proofErr w:type="gramEnd"/>
-      <w:r>
-        <w:rPr>
-          <w:rFonts w:hint="eastAsia"/>
-        </w:rPr>
-        <w:t>代码）大致在</w:t>
-      </w:r>
-      <w:r>
-        <w:rPr>
-          <w:rFonts w:hint="eastAsia"/>
-        </w:rPr>
-        <w:t>10</w:t>
-      </w:r>
-      <w:r>
-        <w:rPr>
-          <w:rFonts w:hint="eastAsia"/>
-        </w:rPr>
-        <w:t>万到</w:t>
-      </w:r>
-      <w:r>
-        <w:rPr>
-          <w:rFonts w:hint="eastAsia"/>
-        </w:rPr>
-        <w:t>20</w:t>
-      </w:r>
-      <w:r>
-        <w:rPr>
-          <w:rFonts w:hint="eastAsia"/>
-        </w:rPr>
-        <w:t>万行量级，剩余增量主要是用户态工具、样例、测试與构建產物。此处给出的是基于当前工作区的一次行数统计与模块划分的近似估算，用以在论文中说明移植范围与工作量，而非</w:t>
-      </w:r>
-      <w:proofErr w:type="gramStart"/>
-      <w:r>
-        <w:rPr>
-          <w:rFonts w:hint="eastAsia"/>
-        </w:rPr>
-        <w:t>逐文件</w:t>
-      </w:r>
-      <w:proofErr w:type="gramEnd"/>
-      <w:r>
-        <w:rPr>
-          <w:rFonts w:hint="eastAsia"/>
-        </w:rPr>
-        <w:t>的精确差分统计。</w:t>
-      </w:r>
-    </w:p>
-    <w:p>
-      <w:pPr>
-        <w:pStyle w:val="03-"/>
-        <w:spacing w:before="156"/>
-      </w:pPr>
-      <w:bookmarkStart w:id="26" w:name="_Toc230296825"/>
-      <w:r>
-        <w:rPr>
-          <w:rFonts w:hint="eastAsia"/>
-        </w:rPr>
-        <w:t>3.</w:t>
-      </w:r>
-      <w:r>
-        <w:rPr>
-          <w:rFonts w:hint="eastAsia"/>
-        </w:rPr>
-        <w:t>2</w:t>
       </w:r>
       <w:r>
         <w:rPr>
@@ -11434,7 +10332,7 @@
         <w:rPr>
           <w:rFonts w:hint="eastAsia"/>
         </w:rPr>
-        <w:t>2</w:t>
+        <w:t>1</w:t>
       </w:r>
       <w:r>
         <w:rPr>
@@ -11986,7 +10884,7 @@
         <w:rPr>
           <w:rFonts w:hint="eastAsia"/>
         </w:rPr>
-        <w:t>2</w:t>
+        <w:t>1</w:t>
       </w:r>
       <w:r>
         <w:rPr>
@@ -12175,14 +11073,7 @@
         <w:rPr>
           <w:rFonts w:hint="eastAsia"/>
         </w:rPr>
-        <w:t>，构建空闲页帧池，并提</w:t>
-      </w:r>
-      <w:r>
-        <w:rPr>
-          <w:rFonts w:hint="eastAsia"/>
-        </w:rPr>
-        <w:lastRenderedPageBreak/>
-        <w:t>供统一的分配与回收接口</w:t>
+        <w:t>，构建空闲页帧池，并提供统一的分配与回收接口</w:t>
       </w:r>
       <w:r>
         <w:rPr>
@@ -12304,6 +11195,7 @@
         <w:rPr>
           <w:rFonts w:hint="eastAsia"/>
         </w:rPr>
+        <w:lastRenderedPageBreak/>
         <w:t>在虚拟内存管理上，核心是定义一个跨架构的</w:t>
       </w:r>
       <w:proofErr w:type="spellStart"/>
@@ -12543,7 +11435,7 @@
         <w:rPr>
           <w:rFonts w:hint="eastAsia"/>
         </w:rPr>
-        <w:t>2</w:t>
+        <w:t>1</w:t>
       </w:r>
       <w:r>
         <w:rPr>
@@ -12935,7 +11827,7 @@
         <w:rPr>
           <w:rFonts w:hint="eastAsia"/>
         </w:rPr>
-        <w:t>2</w:t>
+        <w:t>1</w:t>
       </w:r>
       <w:r>
         <w:rPr>
@@ -13331,14 +12223,7 @@
         <w:rPr>
           <w:rFonts w:hint="eastAsia"/>
         </w:rPr>
-        <w:t>除此之外，</w:t>
-      </w:r>
-      <w:r>
-        <w:rPr>
-          <w:rFonts w:hint="eastAsia"/>
-        </w:rPr>
-        <w:lastRenderedPageBreak/>
-        <w:t>还存在大量架构无关的内核组件域</w:t>
+        <w:t>除此之外，还存在大量架构无关的内核组件域</w:t>
       </w:r>
       <w:r>
         <w:rPr>
@@ -13414,6 +12299,7 @@
         <w:rPr>
           <w:rFonts w:hint="eastAsia"/>
         </w:rPr>
+        <w:lastRenderedPageBreak/>
         <w:t>总体上，引入</w:t>
       </w:r>
       <w:r>
@@ -13557,7 +12443,7 @@
         <w:rPr>
           <w:rFonts w:hint="eastAsia"/>
         </w:rPr>
-        <w:t>3</w:t>
+        <w:t>2</w:t>
       </w:r>
       <w:r>
         <w:rPr>
@@ -13663,7 +12549,7 @@
         <w:rPr>
           <w:rFonts w:hint="eastAsia"/>
         </w:rPr>
-        <w:t>3</w:t>
+        <w:t>2</w:t>
       </w:r>
       <w:r>
         <w:rPr>
@@ -14603,14 +13489,7 @@
               <w:rPr>
                 <w:rFonts w:hint="eastAsia"/>
               </w:rPr>
-              <w:t>数</w:t>
-            </w:r>
-            <w:r>
-              <w:rPr>
-                <w:rFonts w:hint="eastAsia"/>
-              </w:rPr>
-              <w:lastRenderedPageBreak/>
-              <w:t>据，返回物理页句柄。</w:t>
+              <w:t>数据，返回物理页句柄。</w:t>
             </w:r>
           </w:p>
         </w:tc>
@@ -14638,7 +13517,6 @@
               <w:rPr>
                 <w:rFonts w:hint="eastAsia"/>
               </w:rPr>
-              <w:lastRenderedPageBreak/>
               <w:t>MemIf</w:t>
             </w:r>
             <w:proofErr w:type="spellEnd"/>
@@ -14702,6 +13580,7 @@
               <w:rPr>
                 <w:rFonts w:hint="eastAsia"/>
               </w:rPr>
+              <w:lastRenderedPageBreak/>
               <w:t>MemIf</w:t>
             </w:r>
             <w:proofErr w:type="spellEnd"/>
@@ -15001,7 +13880,7 @@
         <w:rPr>
           <w:rFonts w:hint="eastAsia"/>
         </w:rPr>
-        <w:t>3</w:t>
+        <w:t>2</w:t>
       </w:r>
       <w:r>
         <w:rPr>
@@ -43122,218 +42001,8 @@
       <w:r>
         <w:rPr>
           <w:rFonts w:hint="eastAsia"/>
-          <w:noProof/>
-          <w:sz w:val="48"/>
-          <w:szCs w:val="36"/>
         </w:rPr>
         <w:lastRenderedPageBreak/>
-        <mc:AlternateContent>
-          <mc:Choice Requires="wps">
-            <w:drawing>
-              <wp:anchor distT="0" distB="0" distL="114300" distR="114300" simplePos="0" relativeHeight="251694080" behindDoc="0" locked="0" layoutInCell="1" allowOverlap="1" wp14:anchorId="17148B73" wp14:editId="59231F72">
-                <wp:simplePos x="0" y="0"/>
-                <wp:positionH relativeFrom="column">
-                  <wp:posOffset>3748088</wp:posOffset>
-                </wp:positionH>
-                <wp:positionV relativeFrom="paragraph">
-                  <wp:posOffset>165735</wp:posOffset>
-                </wp:positionV>
-                <wp:extent cx="1440180" cy="556260"/>
-                <wp:effectExtent l="666750" t="38100" r="26670" b="15240"/>
-                <wp:wrapNone/>
-                <wp:docPr id="18" name="圆角矩形标注 21"/>
-                <wp:cNvGraphicFramePr>
-                  <a:graphicFrameLocks xmlns:a="http://schemas.openxmlformats.org/drawingml/2006/main"/>
-                </wp:cNvGraphicFramePr>
-                <a:graphic xmlns:a="http://schemas.openxmlformats.org/drawingml/2006/main">
-                  <a:graphicData uri="http://schemas.microsoft.com/office/word/2010/wordprocessingShape">
-                    <wps:wsp>
-                      <wps:cNvSpPr>
-                        <a:spLocks noChangeArrowheads="1"/>
-                      </wps:cNvSpPr>
-                      <wps:spPr bwMode="auto">
-                        <a:xfrm>
-                          <a:off x="0" y="0"/>
-                          <a:ext cx="1440180" cy="556260"/>
-                        </a:xfrm>
-                        <a:prstGeom prst="wedgeRoundRectCallout">
-                          <a:avLst>
-                            <a:gd name="adj1" fmla="val -92657"/>
-                            <a:gd name="adj2" fmla="val -51462"/>
-                            <a:gd name="adj3" fmla="val 16667"/>
-                          </a:avLst>
-                        </a:prstGeom>
-                        <a:solidFill>
-                          <a:srgbClr val="FFFFFF"/>
-                        </a:solidFill>
-                        <a:ln w="9525" cmpd="sng">
-                          <a:solidFill>
-                            <a:srgbClr val="0000FF"/>
-                          </a:solidFill>
-                          <a:miter lim="800000"/>
-                          <a:headEnd/>
-                          <a:tailEnd/>
-                        </a:ln>
-                      </wps:spPr>
-                      <wps:txbx>
-                        <w:txbxContent>
-                          <w:p>
-                            <w:pPr>
-                              <w:tabs>
-                                <w:tab w:val="left" w:pos="377"/>
-                              </w:tabs>
-                              <w:rPr>
-                                <w:rFonts w:hint="eastAsia"/>
-                                <w:color w:val="000080"/>
-                              </w:rPr>
-                            </w:pPr>
-                            <w:r>
-                              <w:rPr>
-                                <w:rFonts w:hint="eastAsia"/>
-                                <w:color w:val="000080"/>
-                              </w:rPr>
-                              <w:t>注：此处无需更改。</w:t>
-                            </w:r>
-                            <w:r>
-                              <w:rPr>
-                                <w:rFonts w:hint="eastAsia"/>
-                                <w:color w:val="000080"/>
-                                <w:u w:val="double"/>
-                              </w:rPr>
-                              <w:t>阅后删除此文本框。</w:t>
-                            </w:r>
-                          </w:p>
-                          <w:p>
-                            <w:pPr>
-                              <w:tabs>
-                                <w:tab w:val="left" w:pos="377"/>
-                              </w:tabs>
-                              <w:ind w:firstLine="420"/>
-                              <w:rPr>
-                                <w:rFonts w:hint="eastAsia"/>
-                                <w:color w:val="000080"/>
-                              </w:rPr>
-                            </w:pPr>
-                          </w:p>
-                          <w:p>
-                            <w:pPr>
-                              <w:tabs>
-                                <w:tab w:val="left" w:pos="377"/>
-                              </w:tabs>
-                              <w:ind w:firstLine="420"/>
-                              <w:rPr>
-                                <w:rFonts w:hint="eastAsia"/>
-                                <w:color w:val="000080"/>
-                              </w:rPr>
-                            </w:pPr>
-                          </w:p>
-                          <w:p>
-                            <w:pPr>
-                              <w:tabs>
-                                <w:tab w:val="left" w:pos="377"/>
-                              </w:tabs>
-                              <w:ind w:firstLine="420"/>
-                              <w:rPr>
-                                <w:rFonts w:hint="eastAsia"/>
-                                <w:color w:val="000080"/>
-                              </w:rPr>
-                            </w:pPr>
-                          </w:p>
-                        </w:txbxContent>
-                      </wps:txbx>
-                      <wps:bodyPr rot="0" vert="horz" wrap="square" lIns="91440" tIns="45720" rIns="91440" bIns="45720" anchor="t" anchorCtr="0" upright="1">
-                        <a:noAutofit/>
-                      </wps:bodyPr>
-                    </wps:wsp>
-                  </a:graphicData>
-                </a:graphic>
-                <wp14:sizeRelH relativeFrom="page">
-                  <wp14:pctWidth>0</wp14:pctWidth>
-                </wp14:sizeRelH>
-                <wp14:sizeRelV relativeFrom="page">
-                  <wp14:pctHeight>0</wp14:pctHeight>
-                </wp14:sizeRelV>
-              </wp:anchor>
-            </w:drawing>
-          </mc:Choice>
-          <mc:Fallback>
-            <w:pict>
-              <v:shape w14:anchorId="17148B73" id="圆角矩形标注 21" o:spid="_x0000_s1027" type="#_x0000_t62" style="position:absolute;left:0;text-align:left;margin-left:295.15pt;margin-top:13.05pt;width:113.4pt;height:43.8pt;z-index:251694080;visibility:visible;mso-wrap-style:square;mso-width-percent:0;mso-height-percent:0;mso-wrap-distance-left:9pt;mso-wrap-distance-top:0;mso-wrap-distance-right:9pt;mso-wrap-distance-bottom:0;mso-position-horizontal:absolute;mso-position-horizontal-relative:text;mso-position-vertical:absolute;mso-position-vertical-relative:text;mso-width-percent:0;mso-height-percent:0;mso-width-relative:page;mso-height-relative:page;v-text-anchor:top" o:gfxdata="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" adj="-9214,-316" strokecolor="blue">
-                <v:textbox>
-                  <w:txbxContent>
-                    <w:p>
-                      <w:pPr>
-                        <w:tabs>
-                          <w:tab w:val="left" w:pos="377"/>
-                        </w:tabs>
-                        <w:rPr>
-                          <w:rFonts w:hint="eastAsia"/>
-                          <w:color w:val="000080"/>
-                        </w:rPr>
-                      </w:pPr>
-                      <w:r>
-                        <w:rPr>
-                          <w:rFonts w:hint="eastAsia"/>
-                          <w:color w:val="000080"/>
-                        </w:rPr>
-                        <w:t>注：此处无需更改。</w:t>
-                      </w:r>
-                      <w:r>
-                        <w:rPr>
-                          <w:rFonts w:hint="eastAsia"/>
-                          <w:color w:val="000080"/>
-                          <w:u w:val="double"/>
-                        </w:rPr>
-                        <w:t>阅后删除此文本框。</w:t>
-                      </w:r>
-                    </w:p>
-                    <w:p>
-                      <w:pPr>
-                        <w:tabs>
-                          <w:tab w:val="left" w:pos="377"/>
-                        </w:tabs>
-                        <w:ind w:firstLine="420"/>
-                        <w:rPr>
-                          <w:rFonts w:hint="eastAsia"/>
-                          <w:color w:val="000080"/>
-                        </w:rPr>
-                      </w:pPr>
-                    </w:p>
-                    <w:p>
-                      <w:pPr>
-                        <w:tabs>
-                          <w:tab w:val="left" w:pos="377"/>
-                        </w:tabs>
-                        <w:ind w:firstLine="420"/>
-                        <w:rPr>
-                          <w:rFonts w:hint="eastAsia"/>
-                          <w:color w:val="000080"/>
-                        </w:rPr>
-                      </w:pPr>
-                    </w:p>
-                    <w:p>
-                      <w:pPr>
-                        <w:tabs>
-                          <w:tab w:val="left" w:pos="377"/>
-                        </w:tabs>
-                        <w:ind w:firstLine="420"/>
-                        <w:rPr>
-                          <w:rFonts w:hint="eastAsia"/>
-                          <w:color w:val="000080"/>
-                        </w:rPr>
-                      </w:pPr>
-                    </w:p>
-                  </w:txbxContent>
-                </v:textbox>
-              </v:shape>
-            </w:pict>
-          </mc:Fallback>
-        </mc:AlternateContent>
-      </w:r>
-      <w:r>
-        <w:rPr>
-          <w:rFonts w:hint="eastAsia"/>
-        </w:rPr>
         <w:t>致　谢</w:t>
       </w:r>
       <w:bookmarkEnd w:id="67"/>
@@ -43342,12 +42011,51 @@
       <w:pPr>
         <w:pStyle w:val="01-"/>
         <w:ind w:firstLine="480"/>
+        <w:rPr>
+          <w:rFonts w:hint="eastAsia"/>
+        </w:rPr>
       </w:pPr>
       <w:r>
         <w:rPr>
           <w:rFonts w:hint="eastAsia"/>
         </w:rPr>
-        <w:t>值此论文完成之际，首先向我的导师……</w:t>
+        <w:t>毕业设计进入尾声，回望整个过程，离不开</w:t>
+      </w:r>
+      <w:r>
+        <w:rPr>
+          <w:rFonts w:hint="eastAsia"/>
+        </w:rPr>
+        <w:t>老师</w:t>
+      </w:r>
+      <w:r>
+        <w:rPr>
+          <w:rFonts w:hint="eastAsia"/>
+        </w:rPr>
+        <w:t>的</w:t>
+      </w:r>
+      <w:r>
+        <w:rPr>
+          <w:rFonts w:hint="eastAsia"/>
+        </w:rPr>
+        <w:t>指导</w:t>
+      </w:r>
+      <w:r>
+        <w:rPr>
+          <w:rFonts w:hint="eastAsia"/>
+        </w:rPr>
+        <w:t>和学长的帮助，在此致以由衷的</w:t>
+      </w:r>
+      <w:r>
+        <w:rPr>
+          <w:rFonts w:hint="eastAsia"/>
+        </w:rPr>
+        <w:t>感谢</w:t>
+      </w:r>
+      <w:r>
+        <w:rPr>
+          <w:rFonts w:hint="eastAsia"/>
+        </w:rPr>
+        <w:t>。</w:t>
       </w:r>
     </w:p>
     <w:p>
@@ -43355,46 +42063,197 @@
         <w:pStyle w:val="01-"/>
         <w:ind w:firstLine="480"/>
         <w:rPr>
-          <w:rFonts w:ascii="宋体" w:hAnsi="宋体" w:hint="eastAsia"/>
-          <w:color w:val="000080"/>
-          <w:u w:val="double"/>
+          <w:rFonts w:hint="eastAsia"/>
         </w:rPr>
       </w:pPr>
       <w:r>
         <w:rPr>
           <w:rFonts w:hint="eastAsia"/>
         </w:rPr>
-        <w:t>致谢正文样式与文章正文相同：宋体、小四；行距：</w:t>
-      </w:r>
-      <w:r>
-        <w:rPr>
-          <w:rFonts w:hint="eastAsia"/>
-        </w:rPr>
-        <w:t>22</w:t>
-      </w:r>
-      <w:r>
-        <w:rPr>
-          <w:rFonts w:hint="eastAsia"/>
-        </w:rPr>
-        <w:t>磅；间距段前段后均为</w:t>
-      </w:r>
-      <w:r>
-        <w:rPr>
-          <w:rFonts w:hint="eastAsia"/>
-        </w:rPr>
-        <w:t>0</w:t>
-      </w:r>
-      <w:r>
-        <w:rPr>
-          <w:rFonts w:hint="eastAsia"/>
-        </w:rPr>
-        <w:t>行。</w:t>
-      </w:r>
-      <w:r>
-        <w:rPr>
-          <w:rFonts w:hint="eastAsia"/>
-        </w:rPr>
-        <w:t>【阅后删除此段】</w:t>
+        <w:t>感谢我的指导教师</w:t>
+      </w:r>
+      <w:r>
+        <w:rPr>
+          <w:rFonts w:hint="eastAsia"/>
+        </w:rPr>
+        <w:t>陆慧梅</w:t>
+      </w:r>
+      <w:r>
+        <w:rPr>
+          <w:rFonts w:hint="eastAsia"/>
+        </w:rPr>
+        <w:t>老师。从</w:t>
+      </w:r>
+      <w:r>
+        <w:rPr>
+          <w:rFonts w:hint="eastAsia"/>
+        </w:rPr>
+        <w:t>题目</w:t>
+      </w:r>
+      <w:r>
+        <w:rPr>
+          <w:rFonts w:hint="eastAsia"/>
+        </w:rPr>
+        <w:t>确定，</w:t>
+      </w:r>
+      <w:r>
+        <w:rPr>
+          <w:rFonts w:hint="eastAsia"/>
+        </w:rPr>
+        <w:t>展开工作</w:t>
+      </w:r>
+      <w:r>
+        <w:rPr>
+          <w:rFonts w:hint="eastAsia"/>
+        </w:rPr>
+        <w:t>再到论文撰写，</w:t>
+      </w:r>
+      <w:r>
+        <w:rPr>
+          <w:rFonts w:hint="eastAsia"/>
+        </w:rPr>
+        <w:t>陆</w:t>
+      </w:r>
+      <w:r>
+        <w:rPr>
+          <w:rFonts w:hint="eastAsia"/>
+        </w:rPr>
+        <w:t>老师在关键节点上给予了</w:t>
+      </w:r>
+      <w:r>
+        <w:rPr>
+          <w:rFonts w:hint="eastAsia"/>
+        </w:rPr>
+        <w:t>明确</w:t>
+      </w:r>
+      <w:r>
+        <w:rPr>
+          <w:rFonts w:hint="eastAsia"/>
+        </w:rPr>
+        <w:t>而中肯的建议。正是这些及时的纠正，让我在遇到瓶颈时仍能持续推进</w:t>
+      </w:r>
+      <w:r>
+        <w:rPr>
+          <w:rFonts w:hint="eastAsia"/>
+        </w:rPr>
+        <w:t>工作</w:t>
+      </w:r>
+      <w:r>
+        <w:rPr>
+          <w:rFonts w:hint="eastAsia"/>
+        </w:rPr>
+        <w:t>。</w:t>
+      </w:r>
+    </w:p>
+    <w:p>
+      <w:pPr>
+        <w:pStyle w:val="01-"/>
+        <w:ind w:firstLine="480"/>
+        <w:rPr>
+          <w:rFonts w:hint="eastAsia"/>
+        </w:rPr>
+      </w:pPr>
+      <w:r>
+        <w:rPr>
+          <w:rFonts w:hint="eastAsia"/>
+        </w:rPr>
+        <w:t>感谢实验室的</w:t>
+      </w:r>
+      <w:r>
+        <w:rPr>
+          <w:rFonts w:hint="eastAsia"/>
+        </w:rPr>
+        <w:t>陈林峰</w:t>
+      </w:r>
+      <w:r>
+        <w:rPr>
+          <w:rFonts w:hint="eastAsia"/>
+        </w:rPr>
+        <w:t>学长和</w:t>
+      </w:r>
+      <w:r>
+        <w:rPr>
+          <w:rFonts w:hint="eastAsia"/>
+        </w:rPr>
+        <w:t>罗熙</w:t>
+      </w:r>
+      <w:r>
+        <w:rPr>
+          <w:rFonts w:hint="eastAsia"/>
+        </w:rPr>
+        <w:t>学长。在</w:t>
+      </w:r>
+      <w:r>
+        <w:rPr>
+          <w:rFonts w:hint="eastAsia"/>
+        </w:rPr>
+        <w:t>工作复现</w:t>
+      </w:r>
+      <w:r>
+        <w:rPr>
+          <w:rFonts w:hint="eastAsia"/>
+        </w:rPr>
+        <w:t>、</w:t>
+      </w:r>
+      <w:r>
+        <w:rPr>
+          <w:rFonts w:hint="eastAsia"/>
+        </w:rPr>
+        <w:t>系统实现和反复调试的日子里，</w:t>
+      </w:r>
+      <w:r>
+        <w:rPr>
+          <w:rFonts w:hint="eastAsia"/>
+        </w:rPr>
+        <w:t>学长</w:t>
+      </w:r>
+      <w:r>
+        <w:rPr>
+          <w:rFonts w:hint="eastAsia"/>
+        </w:rPr>
+        <w:t>耐心解答我的困惑，分享自己的</w:t>
+      </w:r>
+      <w:r>
+        <w:rPr>
+          <w:rFonts w:hint="eastAsia"/>
+        </w:rPr>
+        <w:t>开发</w:t>
+      </w:r>
+      <w:r>
+        <w:rPr>
+          <w:rFonts w:hint="eastAsia"/>
+        </w:rPr>
+        <w:t>经验。与</w:t>
+      </w:r>
+      <w:r>
+        <w:rPr>
+          <w:rFonts w:hint="eastAsia"/>
+        </w:rPr>
+        <w:t>学长</w:t>
+      </w:r>
+      <w:r>
+        <w:rPr>
+          <w:rFonts w:hint="eastAsia"/>
+        </w:rPr>
+        <w:t>的讨论和协作不仅帮我扫清了许多技术障碍，也让我对</w:t>
+      </w:r>
+      <w:r>
+        <w:rPr>
+          <w:rFonts w:hint="eastAsia"/>
+        </w:rPr>
+        <w:t>操作系统</w:t>
+      </w:r>
+      <w:r>
+        <w:rPr>
+          <w:rFonts w:hint="eastAsia"/>
+        </w:rPr>
+        <w:t>领域有了更切实的体会</w:t>
+      </w:r>
+      <w:r>
+        <w:rPr>
+          <w:rFonts w:hint="eastAsia"/>
+        </w:rPr>
+        <w:t>。</w:t>
       </w:r>
     </w:p>
     <w:p>
@@ -43402,18 +42261,24 @@
         <w:pStyle w:val="01-"/>
         <w:ind w:firstLine="480"/>
       </w:pPr>
-    </w:p>
-    <w:p>
-      <w:pPr>
-        <w:pStyle w:val="01-"/>
-        <w:ind w:firstLine="480"/>
-      </w:pPr>
-    </w:p>
-    <w:p>
-      <w:pPr>
-        <w:pStyle w:val="01-"/>
-        <w:ind w:firstLine="480"/>
-      </w:pPr>
+      <w:r>
+        <w:rPr>
+          <w:rFonts w:hint="eastAsia"/>
+        </w:rPr>
+        <w:t>最后，感谢</w:t>
+      </w:r>
+      <w:r>
+        <w:rPr>
+          <w:rFonts w:hint="eastAsia"/>
+        </w:rPr>
+        <w:t>北京理工大学</w:t>
+      </w:r>
+      <w:r>
+        <w:rPr>
+          <w:rFonts w:hint="eastAsia"/>
+        </w:rPr>
+        <w:t>所提供的学习条件和资源，为本次毕业设计的完成提供了切实的保障。</w:t>
+      </w:r>
     </w:p>
     <w:p>
       <w:pPr>
